--- a/Supplementary/文档/AI触发入门教程.docx
+++ b/Supplementary/文档/AI触发入门教程.docx
@@ -77,16 +77,8 @@
         <w:rPr>
           <w:rFonts w:ascii="Times New Roman" w:eastAsia="宋体" w:hAnsi="Times New Roman" w:cs="Times New Roman" w:hint="eastAsia"/>
         </w:rPr>
-        <w:t xml:space="preserve"> by </w:t>
-      </w:r>
-      <w:proofErr w:type="spellStart"/>
-      <w:r>
-        <w:rPr>
-          <w:rFonts w:ascii="Times New Roman" w:eastAsia="宋体" w:hAnsi="Times New Roman" w:cs="Times New Roman" w:hint="eastAsia"/>
-        </w:rPr>
-        <w:t>shuffy</w:t>
-      </w:r>
-      <w:proofErr w:type="spellEnd"/>
+        <w:t xml:space="preserve"> by shuffy</w:t>
+      </w:r>
     </w:p>
     <w:p>
       <w:pPr>
@@ -334,52 +326,579 @@
           <w:sz w:val="24"/>
           <w:szCs w:val="28"/>
         </w:rPr>
-        <w:t>测试平台：</w:t>
-      </w:r>
-    </w:p>
-    <w:p>
-      <w:pPr>
-        <w:ind w:firstLineChars="200" w:firstLine="420"/>
-        <w:jc w:val="left"/>
-        <w:rPr>
-          <w:rFonts w:ascii="Times New Roman" w:eastAsia="宋体" w:hAnsi="Times New Roman" w:cs="Times New Roman"/>
-        </w:rPr>
-      </w:pPr>
-      <w:r>
-        <w:rPr>
-          <w:rFonts w:ascii="Times New Roman" w:eastAsia="宋体" w:hAnsi="Times New Roman" w:cs="Times New Roman" w:hint="eastAsia"/>
-        </w:rPr>
-        <w:t>YR1.001</w:t>
-      </w:r>
-      <w:r>
-        <w:rPr>
-          <w:rFonts w:ascii="Times New Roman" w:eastAsia="宋体" w:hAnsi="Times New Roman" w:cs="Times New Roman" w:hint="eastAsia"/>
-        </w:rPr>
-        <w:t>原版</w:t>
-      </w:r>
-    </w:p>
-    <w:p>
-      <w:pPr>
-        <w:spacing w:beforeLines="50" w:before="156" w:afterLines="50" w:after="156"/>
-        <w:ind w:firstLineChars="200" w:firstLine="482"/>
-        <w:rPr>
-          <w:rFonts w:ascii="Times New Roman" w:eastAsia="宋体" w:hAnsi="Times New Roman" w:cs="Times New Roman"/>
+        <w:t>前置知识</w:t>
+      </w:r>
+      <w:r>
+        <w:rPr>
+          <w:rFonts w:ascii="Times New Roman" w:eastAsia="宋体" w:hAnsi="Times New Roman" w:cs="Times New Roman" w:hint="eastAsia"/>
           <w:b/>
           <w:bCs/>
           <w:sz w:val="24"/>
           <w:szCs w:val="28"/>
         </w:rPr>
-      </w:pPr>
-      <w:r>
-        <w:rPr>
-          <w:rFonts w:ascii="Times New Roman" w:eastAsia="宋体" w:hAnsi="Times New Roman" w:cs="Times New Roman" w:hint="eastAsia"/>
+        <w:t>：</w:t>
+      </w:r>
+    </w:p>
+    <w:p>
+      <w:pPr>
+        <w:ind w:firstLineChars="200" w:firstLine="420"/>
+        <w:jc w:val="left"/>
+        <w:rPr>
+          <w:rFonts w:ascii="Times New Roman" w:eastAsia="宋体" w:hAnsi="Times New Roman" w:cs="Times New Roman"/>
+        </w:rPr>
+      </w:pPr>
+      <w:r>
+        <w:rPr>
+          <w:rFonts w:ascii="Times New Roman" w:eastAsia="宋体" w:hAnsi="Times New Roman" w:cs="Times New Roman" w:hint="eastAsia"/>
+        </w:rPr>
+        <w:t>学习</w:t>
+      </w:r>
+      <w:r>
+        <w:rPr>
+          <w:rFonts w:ascii="Times New Roman" w:eastAsia="宋体" w:hAnsi="Times New Roman" w:cs="Times New Roman" w:hint="eastAsia"/>
+        </w:rPr>
+        <w:t>AI</w:t>
+      </w:r>
+      <w:r>
+        <w:rPr>
+          <w:rFonts w:ascii="Times New Roman" w:eastAsia="宋体" w:hAnsi="Times New Roman" w:cs="Times New Roman" w:hint="eastAsia"/>
+        </w:rPr>
+        <w:t>触发</w:t>
+      </w:r>
+      <w:r>
+        <w:rPr>
+          <w:rFonts w:ascii="Times New Roman" w:eastAsia="宋体" w:hAnsi="Times New Roman" w:cs="Times New Roman" w:hint="eastAsia"/>
+        </w:rPr>
+        <w:t>前，您应该已经掌握了如下知识</w:t>
+      </w:r>
+      <w:r>
+        <w:rPr>
+          <w:rFonts w:ascii="Times New Roman" w:eastAsia="宋体" w:hAnsi="Times New Roman" w:cs="Times New Roman" w:hint="eastAsia"/>
+        </w:rPr>
+        <w:t>：</w:t>
+      </w:r>
+    </w:p>
+    <w:p>
+      <w:pPr>
+        <w:spacing w:beforeLines="50" w:before="156"/>
+        <w:ind w:firstLineChars="200" w:firstLine="420"/>
+        <w:jc w:val="left"/>
+        <w:rPr>
+          <w:rFonts w:ascii="Times New Roman" w:eastAsia="宋体" w:hAnsi="Times New Roman" w:cs="Times New Roman"/>
+        </w:rPr>
+      </w:pPr>
+      <w:r>
+        <w:rPr>
+          <w:rFonts w:ascii="Times New Roman" w:eastAsia="宋体" w:hAnsi="Times New Roman" w:cs="Times New Roman" w:hint="eastAsia"/>
+        </w:rPr>
+        <w:t>(1)</w:t>
+      </w:r>
+      <w:r>
+        <w:rPr>
+          <w:rFonts w:ascii="Times New Roman" w:eastAsia="宋体" w:hAnsi="Times New Roman" w:cs="Times New Roman" w:hint="eastAsia"/>
+        </w:rPr>
+        <w:t>使用触发</w:t>
+      </w:r>
+      <w:r>
+        <w:rPr>
+          <w:rFonts w:ascii="Times New Roman" w:eastAsia="宋体" w:hAnsi="Times New Roman" w:cs="Times New Roman" w:hint="eastAsia"/>
+        </w:rPr>
+        <w:t>使</w:t>
+      </w:r>
+      <w:r>
+        <w:rPr>
+          <w:rFonts w:ascii="Times New Roman" w:eastAsia="宋体" w:hAnsi="Times New Roman" w:cs="Times New Roman" w:hint="eastAsia"/>
+        </w:rPr>
+        <w:t>AI</w:t>
+      </w:r>
+      <w:r>
+        <w:rPr>
+          <w:rFonts w:ascii="Times New Roman" w:eastAsia="宋体" w:hAnsi="Times New Roman" w:cs="Times New Roman" w:hint="eastAsia"/>
+        </w:rPr>
+        <w:t>所属方</w:t>
+      </w:r>
+      <w:r>
+        <w:rPr>
+          <w:rFonts w:ascii="Times New Roman" w:eastAsia="宋体" w:hAnsi="Times New Roman" w:cs="Times New Roman" w:hint="eastAsia"/>
+        </w:rPr>
+        <w:t>造兵的一般</w:t>
+      </w:r>
+      <w:r>
+        <w:rPr>
+          <w:rFonts w:ascii="Times New Roman" w:eastAsia="宋体" w:hAnsi="Times New Roman" w:cs="Times New Roman" w:hint="eastAsia"/>
+        </w:rPr>
+        <w:t>写法</w:t>
+      </w:r>
+      <w:r>
+        <w:rPr>
+          <w:rFonts w:ascii="Times New Roman" w:eastAsia="宋体" w:hAnsi="Times New Roman" w:cs="Times New Roman" w:hint="eastAsia"/>
+        </w:rPr>
+        <w:t>：</w:t>
+      </w:r>
+    </w:p>
+    <w:p>
+      <w:pPr>
+        <w:ind w:firstLineChars="200" w:firstLine="420"/>
+        <w:jc w:val="left"/>
+        <w:rPr>
+          <w:rFonts w:ascii="Times New Roman" w:eastAsia="宋体" w:hAnsi="Times New Roman" w:cs="Times New Roman" w:hint="eastAsia"/>
+        </w:rPr>
+      </w:pPr>
+      <w:r>
+        <w:rPr>
+          <w:rFonts w:ascii="Times New Roman" w:eastAsia="宋体" w:hAnsi="Times New Roman" w:cs="Times New Roman" w:hint="eastAsia"/>
+        </w:rPr>
+        <w:t>设置</w:t>
+      </w:r>
+      <w:r>
+        <w:rPr>
+          <w:rFonts w:ascii="Times New Roman" w:eastAsia="宋体" w:hAnsi="Times New Roman" w:cs="Times New Roman" w:hint="eastAsia"/>
+          <w:b/>
+          <w:bCs/>
+        </w:rPr>
+        <w:t>特遣部队</w:t>
+      </w:r>
+      <w:r>
+        <w:rPr>
+          <w:rFonts w:ascii="Times New Roman" w:eastAsia="宋体" w:hAnsi="Times New Roman" w:cs="Times New Roman" w:hint="eastAsia"/>
+        </w:rPr>
+        <w:t>，</w:t>
+      </w:r>
+      <w:r>
+        <w:rPr>
+          <w:rFonts w:ascii="Times New Roman" w:eastAsia="宋体" w:hAnsi="Times New Roman" w:cs="Times New Roman" w:hint="eastAsia"/>
+          <w:b/>
+          <w:bCs/>
+        </w:rPr>
+        <w:t>脚本</w:t>
+      </w:r>
+      <w:r>
+        <w:rPr>
+          <w:rFonts w:ascii="Times New Roman" w:eastAsia="宋体" w:hAnsi="Times New Roman" w:cs="Times New Roman" w:hint="eastAsia"/>
+        </w:rPr>
+        <w:t>，以及</w:t>
+      </w:r>
+      <w:r>
+        <w:rPr>
+          <w:rFonts w:ascii="Times New Roman" w:eastAsia="宋体" w:hAnsi="Times New Roman" w:cs="Times New Roman" w:hint="eastAsia"/>
+          <w:b/>
+          <w:bCs/>
+        </w:rPr>
+        <w:t>作战小队</w:t>
+      </w:r>
+      <w:r>
+        <w:rPr>
+          <w:rFonts w:ascii="Times New Roman" w:eastAsia="宋体" w:hAnsi="Times New Roman" w:cs="Times New Roman" w:hint="eastAsia"/>
+        </w:rPr>
+        <w:t>。新建触发，使用</w:t>
+      </w:r>
+      <w:r>
+        <w:rPr>
+          <w:rFonts w:ascii="Times New Roman" w:eastAsia="宋体" w:hAnsi="Times New Roman" w:cs="Times New Roman" w:hint="eastAsia"/>
+          <w:b/>
+          <w:bCs/>
+        </w:rPr>
+        <w:t>触发行为</w:t>
+      </w:r>
+      <w:r>
+        <w:rPr>
+          <w:rFonts w:ascii="Times New Roman" w:eastAsia="宋体" w:hAnsi="Times New Roman" w:cs="Times New Roman" w:hint="eastAsia"/>
+          <w:b/>
+          <w:bCs/>
+        </w:rPr>
+        <w:t>4</w:t>
+      </w:r>
+      <w:r>
+        <w:rPr>
+          <w:rFonts w:ascii="Times New Roman" w:eastAsia="宋体" w:hAnsi="Times New Roman" w:cs="Times New Roman" w:hint="eastAsia"/>
+        </w:rPr>
+        <w:t>让</w:t>
+      </w:r>
+      <w:r>
+        <w:rPr>
+          <w:rFonts w:ascii="Times New Roman" w:eastAsia="宋体" w:hAnsi="Times New Roman" w:cs="Times New Roman" w:hint="eastAsia"/>
+        </w:rPr>
+        <w:t>AI</w:t>
+      </w:r>
+      <w:r>
+        <w:rPr>
+          <w:rFonts w:ascii="Times New Roman" w:eastAsia="宋体" w:hAnsi="Times New Roman" w:cs="Times New Roman" w:hint="eastAsia"/>
+        </w:rPr>
+        <w:t>所属方</w:t>
+      </w:r>
+      <w:r>
+        <w:rPr>
+          <w:rFonts w:ascii="Times New Roman" w:eastAsia="宋体" w:hAnsi="Times New Roman" w:cs="Times New Roman" w:hint="eastAsia"/>
+        </w:rPr>
+        <w:t>建造</w:t>
+      </w:r>
+      <w:r>
+        <w:rPr>
+          <w:rFonts w:ascii="Times New Roman" w:eastAsia="宋体" w:hAnsi="Times New Roman" w:cs="Times New Roman" w:hint="eastAsia"/>
+        </w:rPr>
+        <w:t>对应的</w:t>
+      </w:r>
+      <w:r>
+        <w:rPr>
+          <w:rFonts w:ascii="Times New Roman" w:eastAsia="宋体" w:hAnsi="Times New Roman" w:cs="Times New Roman" w:hint="eastAsia"/>
+        </w:rPr>
+        <w:t>作战小队执行脚本，设置一定的</w:t>
+      </w:r>
+      <w:r>
+        <w:rPr>
+          <w:rFonts w:ascii="Times New Roman" w:eastAsia="宋体" w:hAnsi="Times New Roman" w:cs="Times New Roman" w:hint="eastAsia"/>
+          <w:b/>
+          <w:bCs/>
+        </w:rPr>
+        <w:t>触发</w:t>
+      </w:r>
+      <w:r>
+        <w:rPr>
+          <w:rFonts w:ascii="Times New Roman" w:eastAsia="宋体" w:hAnsi="Times New Roman" w:cs="Times New Roman" w:hint="eastAsia"/>
+          <w:b/>
+          <w:bCs/>
+        </w:rPr>
+        <w:t>条件</w:t>
+      </w:r>
+      <w:r>
+        <w:rPr>
+          <w:rFonts w:ascii="Times New Roman" w:eastAsia="宋体" w:hAnsi="Times New Roman" w:cs="Times New Roman" w:hint="eastAsia"/>
+        </w:rPr>
+        <w:t>和</w:t>
+      </w:r>
+      <w:r>
+        <w:rPr>
+          <w:rFonts w:ascii="Times New Roman" w:eastAsia="宋体" w:hAnsi="Times New Roman" w:cs="Times New Roman" w:hint="eastAsia"/>
+          <w:b/>
+          <w:bCs/>
+        </w:rPr>
+        <w:t>重复类型</w:t>
+      </w:r>
+      <w:r>
+        <w:rPr>
+          <w:rFonts w:ascii="Times New Roman" w:eastAsia="宋体" w:hAnsi="Times New Roman" w:cs="Times New Roman" w:hint="eastAsia"/>
+        </w:rPr>
+        <w:t xml:space="preserve">. </w:t>
+      </w:r>
+    </w:p>
+    <w:p>
+      <w:pPr>
+        <w:ind w:firstLineChars="200" w:firstLine="420"/>
+        <w:jc w:val="left"/>
+        <w:rPr>
+          <w:rFonts w:ascii="Times New Roman" w:eastAsia="宋体" w:hAnsi="Times New Roman" w:cs="Times New Roman"/>
+        </w:rPr>
+      </w:pPr>
+      <w:r>
+        <w:rPr>
+          <w:rFonts w:ascii="Times New Roman" w:eastAsia="宋体" w:hAnsi="Times New Roman" w:cs="Times New Roman" w:hint="eastAsia"/>
+        </w:rPr>
+        <w:t>(2)</w:t>
+      </w:r>
+      <w:r>
+        <w:rPr>
+          <w:rFonts w:ascii="Times New Roman" w:eastAsia="宋体" w:hAnsi="Times New Roman" w:cs="Times New Roman" w:hint="eastAsia"/>
+        </w:rPr>
+        <w:t>触发行为</w:t>
+      </w:r>
+      <w:r>
+        <w:rPr>
+          <w:rFonts w:ascii="Times New Roman" w:eastAsia="宋体" w:hAnsi="Times New Roman" w:cs="Times New Roman" w:hint="eastAsia"/>
+        </w:rPr>
+        <w:t>4</w:t>
+      </w:r>
+      <w:r>
+        <w:rPr>
+          <w:rFonts w:ascii="Times New Roman" w:eastAsia="宋体" w:hAnsi="Times New Roman" w:cs="Times New Roman" w:hint="eastAsia"/>
+        </w:rPr>
+        <w:t>建立小队，本质是进行招募行为，招募会优先选择地图中的闲置单位</w:t>
+      </w:r>
+      <w:r>
+        <w:rPr>
+          <w:rFonts w:ascii="Times New Roman" w:eastAsia="宋体" w:hAnsi="Times New Roman" w:cs="Times New Roman" w:hint="eastAsia"/>
+        </w:rPr>
+        <w:t>加入作战小队</w:t>
+      </w:r>
+      <w:r>
+        <w:rPr>
+          <w:rFonts w:ascii="Times New Roman" w:eastAsia="宋体" w:hAnsi="Times New Roman" w:cs="Times New Roman" w:hint="eastAsia"/>
+        </w:rPr>
+        <w:t>（地编中直接摆放的重组</w:t>
+      </w:r>
+      <w:r>
+        <w:rPr>
+          <w:rFonts w:ascii="Times New Roman" w:eastAsia="宋体" w:hAnsi="Times New Roman" w:cs="Times New Roman" w:hint="eastAsia"/>
+        </w:rPr>
+        <w:t>A</w:t>
+      </w:r>
+      <w:r>
+        <w:rPr>
+          <w:rFonts w:ascii="Times New Roman" w:eastAsia="宋体" w:hAnsi="Times New Roman" w:cs="Times New Roman" w:hint="eastAsia"/>
+        </w:rPr>
+        <w:t>与重组</w:t>
+      </w:r>
+      <w:r>
+        <w:rPr>
+          <w:rFonts w:ascii="Times New Roman" w:eastAsia="宋体" w:hAnsi="Times New Roman" w:cs="Times New Roman" w:hint="eastAsia"/>
+        </w:rPr>
+        <w:t>B</w:t>
+      </w:r>
+      <w:r>
+        <w:rPr>
+          <w:rFonts w:ascii="Times New Roman" w:eastAsia="宋体" w:hAnsi="Times New Roman" w:cs="Times New Roman" w:hint="eastAsia"/>
+        </w:rPr>
+        <w:t>都为</w:t>
+      </w:r>
+      <w:r>
+        <w:rPr>
+          <w:rFonts w:ascii="Times New Roman" w:eastAsia="宋体" w:hAnsi="Times New Roman" w:cs="Times New Roman" w:hint="eastAsia"/>
+        </w:rPr>
+        <w:t>0</w:t>
+      </w:r>
+      <w:r>
+        <w:rPr>
+          <w:rFonts w:ascii="Times New Roman" w:eastAsia="宋体" w:hAnsi="Times New Roman" w:cs="Times New Roman" w:hint="eastAsia"/>
+        </w:rPr>
+        <w:t>的单位不会被招募），数量不够则会</w:t>
+      </w:r>
+      <w:r>
+        <w:rPr>
+          <w:rFonts w:ascii="Times New Roman" w:eastAsia="宋体" w:hAnsi="Times New Roman" w:cs="Times New Roman" w:hint="eastAsia"/>
+        </w:rPr>
+        <w:t>通过</w:t>
+      </w:r>
+      <w:r>
+        <w:rPr>
+          <w:rFonts w:ascii="Times New Roman" w:eastAsia="宋体" w:hAnsi="Times New Roman" w:cs="Times New Roman" w:hint="eastAsia"/>
+        </w:rPr>
+        <w:t>生产补足，</w:t>
+      </w:r>
+      <w:r>
+        <w:rPr>
+          <w:rFonts w:ascii="Times New Roman" w:eastAsia="宋体" w:hAnsi="Times New Roman" w:cs="Times New Roman" w:hint="eastAsia"/>
+        </w:rPr>
+        <w:t>所需</w:t>
+      </w:r>
+      <w:r>
+        <w:rPr>
+          <w:rFonts w:ascii="Times New Roman" w:eastAsia="宋体" w:hAnsi="Times New Roman" w:cs="Times New Roman" w:hint="eastAsia"/>
+        </w:rPr>
+        <w:t>全部单位数量达成之后，小队建立，开始执行脚本</w:t>
+      </w:r>
+      <w:r>
+        <w:rPr>
+          <w:rFonts w:ascii="Times New Roman" w:eastAsia="宋体" w:hAnsi="Times New Roman" w:cs="Times New Roman" w:hint="eastAsia"/>
+        </w:rPr>
+        <w:t>.</w:t>
+      </w:r>
+    </w:p>
+    <w:p>
+      <w:pPr>
+        <w:ind w:firstLineChars="200" w:firstLine="420"/>
+        <w:jc w:val="left"/>
+        <w:rPr>
+          <w:rFonts w:ascii="Times New Roman" w:eastAsia="宋体" w:hAnsi="Times New Roman" w:cs="Times New Roman"/>
+        </w:rPr>
+      </w:pPr>
+      <w:r>
+        <w:rPr>
+          <w:rFonts w:ascii="Times New Roman" w:eastAsia="宋体" w:hAnsi="Times New Roman" w:cs="Times New Roman" w:hint="eastAsia"/>
+        </w:rPr>
+        <w:t>(3)</w:t>
+      </w:r>
+      <w:r>
+        <w:rPr>
+          <w:rFonts w:ascii="Times New Roman" w:eastAsia="宋体" w:hAnsi="Times New Roman" w:cs="Times New Roman" w:hint="eastAsia"/>
+        </w:rPr>
+        <w:t>当</w:t>
+      </w:r>
+      <w:r>
+        <w:rPr>
+          <w:rFonts w:ascii="Times New Roman" w:eastAsia="宋体" w:hAnsi="Times New Roman" w:cs="Times New Roman" w:hint="eastAsia"/>
+        </w:rPr>
+        <w:t>AI</w:t>
+      </w:r>
+      <w:r>
+        <w:rPr>
+          <w:rFonts w:ascii="Times New Roman" w:eastAsia="宋体" w:hAnsi="Times New Roman" w:cs="Times New Roman" w:hint="eastAsia"/>
+        </w:rPr>
+        <w:t>所属方</w:t>
+      </w:r>
+      <w:r>
+        <w:rPr>
+          <w:rFonts w:ascii="Times New Roman" w:eastAsia="宋体" w:hAnsi="Times New Roman" w:cs="Times New Roman" w:hint="eastAsia"/>
+        </w:rPr>
+        <w:t>失去对应生产建筑时，应该解散该造兵作战小队，如果重复</w:t>
+      </w:r>
+      <w:r>
+        <w:rPr>
+          <w:rFonts w:ascii="Times New Roman" w:eastAsia="宋体" w:hAnsi="Times New Roman" w:cs="Times New Roman" w:hint="eastAsia"/>
+        </w:rPr>
+        <w:t>类型为</w:t>
+      </w:r>
+      <w:r>
+        <w:rPr>
+          <w:rFonts w:ascii="Times New Roman" w:eastAsia="宋体" w:hAnsi="Times New Roman" w:cs="Times New Roman" w:hint="eastAsia"/>
+        </w:rPr>
+        <w:t>2</w:t>
+      </w:r>
+      <w:r>
+        <w:rPr>
+          <w:rFonts w:ascii="Times New Roman" w:eastAsia="宋体" w:hAnsi="Times New Roman" w:cs="Times New Roman" w:hint="eastAsia"/>
+        </w:rPr>
+        <w:t>要禁止这个触发，否则随游戏时间增加，游戏会越来越卡顿</w:t>
+      </w:r>
+      <w:r>
+        <w:rPr>
+          <w:rFonts w:ascii="Times New Roman" w:eastAsia="宋体" w:hAnsi="Times New Roman" w:cs="Times New Roman" w:hint="eastAsia"/>
+        </w:rPr>
+        <w:t>.</w:t>
+      </w:r>
+    </w:p>
+    <w:p>
+      <w:pPr>
+        <w:spacing w:beforeLines="50" w:before="156"/>
+        <w:ind w:firstLineChars="200" w:firstLine="420"/>
+        <w:jc w:val="left"/>
+        <w:rPr>
+          <w:rFonts w:ascii="Times New Roman" w:eastAsia="宋体" w:hAnsi="Times New Roman" w:cs="Times New Roman" w:hint="eastAsia"/>
+        </w:rPr>
+      </w:pPr>
+      <w:r>
+        <w:rPr>
+          <w:rFonts w:ascii="Times New Roman" w:eastAsia="宋体" w:hAnsi="Times New Roman" w:cs="Times New Roman" w:hint="eastAsia"/>
+        </w:rPr>
+        <w:t>AI</w:t>
+      </w:r>
+      <w:r>
+        <w:rPr>
+          <w:rFonts w:ascii="Times New Roman" w:eastAsia="宋体" w:hAnsi="Times New Roman" w:cs="Times New Roman" w:hint="eastAsia"/>
+        </w:rPr>
+        <w:t>触发的写法与</w:t>
+      </w:r>
+      <w:r>
+        <w:rPr>
+          <w:rFonts w:ascii="Times New Roman" w:eastAsia="宋体" w:hAnsi="Times New Roman" w:cs="Times New Roman" w:hint="eastAsia"/>
+        </w:rPr>
+        <w:t>触发行为</w:t>
+      </w:r>
+      <w:r>
+        <w:rPr>
+          <w:rFonts w:ascii="Times New Roman" w:eastAsia="宋体" w:hAnsi="Times New Roman" w:cs="Times New Roman" w:hint="eastAsia"/>
+        </w:rPr>
+        <w:t>4</w:t>
+      </w:r>
+      <w:r>
+        <w:rPr>
+          <w:rFonts w:ascii="Times New Roman" w:eastAsia="宋体" w:hAnsi="Times New Roman" w:cs="Times New Roman" w:hint="eastAsia"/>
+        </w:rPr>
+        <w:t>建立小队的</w:t>
+      </w:r>
+      <w:r>
+        <w:rPr>
+          <w:rFonts w:ascii="Times New Roman" w:eastAsia="宋体" w:hAnsi="Times New Roman" w:cs="Times New Roman" w:hint="eastAsia"/>
+        </w:rPr>
+        <w:t>造兵触发类似</w:t>
+      </w:r>
+      <w:r>
+        <w:rPr>
+          <w:rFonts w:ascii="Times New Roman" w:eastAsia="宋体" w:hAnsi="Times New Roman" w:cs="Times New Roman" w:hint="eastAsia"/>
+        </w:rPr>
+        <w:t>，也是要先</w:t>
+      </w:r>
+      <w:r>
+        <w:rPr>
+          <w:rFonts w:ascii="Times New Roman" w:eastAsia="宋体" w:hAnsi="Times New Roman" w:cs="Times New Roman" w:hint="eastAsia"/>
+        </w:rPr>
+        <w:t>设置好特遣部队、脚本、</w:t>
+      </w:r>
+      <w:r>
+        <w:rPr>
+          <w:rFonts w:ascii="Times New Roman" w:eastAsia="宋体" w:hAnsi="Times New Roman" w:cs="Times New Roman" w:hint="eastAsia"/>
+        </w:rPr>
+        <w:t>作战小队</w:t>
+      </w:r>
+      <w:r>
+        <w:rPr>
+          <w:rFonts w:ascii="Times New Roman" w:eastAsia="宋体" w:hAnsi="Times New Roman" w:cs="Times New Roman" w:hint="eastAsia"/>
+        </w:rPr>
+        <w:t>，</w:t>
+      </w:r>
+      <w:r>
+        <w:rPr>
+          <w:rFonts w:ascii="Times New Roman" w:eastAsia="宋体" w:hAnsi="Times New Roman" w:cs="Times New Roman" w:hint="eastAsia"/>
+        </w:rPr>
+        <w:t>区别</w:t>
+      </w:r>
+      <w:r>
+        <w:rPr>
+          <w:rFonts w:ascii="Times New Roman" w:eastAsia="宋体" w:hAnsi="Times New Roman" w:cs="Times New Roman" w:hint="eastAsia"/>
+        </w:rPr>
+        <w:t>是</w:t>
+      </w:r>
+      <w:r>
+        <w:rPr>
+          <w:rFonts w:ascii="Times New Roman" w:eastAsia="宋体" w:hAnsi="Times New Roman" w:cs="Times New Roman" w:hint="eastAsia"/>
+        </w:rPr>
+        <w:t>AI</w:t>
+      </w:r>
+      <w:r>
+        <w:rPr>
+          <w:rFonts w:ascii="Times New Roman" w:eastAsia="宋体" w:hAnsi="Times New Roman" w:cs="Times New Roman" w:hint="eastAsia"/>
+        </w:rPr>
+        <w:t>触发</w:t>
+      </w:r>
+      <w:r>
+        <w:rPr>
+          <w:rFonts w:ascii="Times New Roman" w:eastAsia="宋体" w:hAnsi="Times New Roman" w:cs="Times New Roman" w:hint="eastAsia"/>
+        </w:rPr>
+        <w:t>需要</w:t>
+      </w:r>
+      <w:r>
+        <w:rPr>
+          <w:rFonts w:ascii="Times New Roman" w:eastAsia="宋体" w:hAnsi="Times New Roman" w:cs="Times New Roman" w:hint="eastAsia"/>
+        </w:rPr>
+        <w:t>把小队填进</w:t>
+      </w:r>
+      <w:r>
+        <w:rPr>
+          <w:rFonts w:ascii="Times New Roman" w:eastAsia="宋体" w:hAnsi="Times New Roman" w:cs="Times New Roman" w:hint="eastAsia"/>
+          <w:color w:val="EE0000"/>
+        </w:rPr>
+        <w:t>AI</w:t>
+      </w:r>
+      <w:r>
+        <w:rPr>
+          <w:rFonts w:ascii="Times New Roman" w:eastAsia="宋体" w:hAnsi="Times New Roman" w:cs="Times New Roman" w:hint="eastAsia"/>
+          <w:color w:val="EE0000"/>
+        </w:rPr>
+        <w:t>触发编辑器</w:t>
+      </w:r>
+      <w:r>
+        <w:rPr>
+          <w:rFonts w:ascii="Times New Roman" w:eastAsia="宋体" w:hAnsi="Times New Roman" w:cs="Times New Roman" w:hint="eastAsia"/>
+        </w:rPr>
+        <w:t>而不是触发编辑器</w:t>
+      </w:r>
+      <w:r>
+        <w:rPr>
+          <w:rFonts w:ascii="Times New Roman" w:eastAsia="宋体" w:hAnsi="Times New Roman" w:cs="Times New Roman" w:hint="eastAsia"/>
+        </w:rPr>
+        <w:t>.</w:t>
+      </w:r>
+    </w:p>
+    <w:p>
+      <w:pPr>
+        <w:spacing w:beforeLines="50" w:before="156" w:afterLines="50" w:after="156"/>
+        <w:ind w:firstLineChars="200" w:firstLine="482"/>
+        <w:rPr>
+          <w:rFonts w:ascii="Times New Roman" w:eastAsia="宋体" w:hAnsi="Times New Roman" w:cs="Times New Roman"/>
           <w:b/>
           <w:bCs/>
           <w:sz w:val="24"/>
           <w:szCs w:val="28"/>
         </w:rPr>
-        <w:t>二、</w:t>
-      </w:r>
+      </w:pPr>
       <w:r>
         <w:rPr>
           <w:rFonts w:ascii="Times New Roman" w:eastAsia="宋体" w:hAnsi="Times New Roman" w:cs="Times New Roman" w:hint="eastAsia"/>
@@ -388,7 +907,7 @@
           <w:sz w:val="24"/>
           <w:szCs w:val="28"/>
         </w:rPr>
-        <w:t>AI</w:t>
+        <w:t>二、</w:t>
       </w:r>
       <w:r>
         <w:rPr>
@@ -398,7 +917,7 @@
           <w:sz w:val="24"/>
           <w:szCs w:val="28"/>
         </w:rPr>
-        <w:t>触发</w:t>
+        <w:t>AI</w:t>
       </w:r>
       <w:r>
         <w:rPr>
@@ -408,6 +927,16 @@
           <w:sz w:val="24"/>
           <w:szCs w:val="28"/>
         </w:rPr>
+        <w:t>触发</w:t>
+      </w:r>
+      <w:r>
+        <w:rPr>
+          <w:rFonts w:ascii="Times New Roman" w:eastAsia="宋体" w:hAnsi="Times New Roman" w:cs="Times New Roman" w:hint="eastAsia"/>
+          <w:b/>
+          <w:bCs/>
+          <w:sz w:val="24"/>
+          <w:szCs w:val="28"/>
+        </w:rPr>
         <w:t>基础知识</w:t>
       </w:r>
     </w:p>
@@ -1044,7 +1573,6 @@
         </w:rPr>
         <w:t>时间依赖于全局中</w:t>
       </w:r>
-      <w:proofErr w:type="spellStart"/>
       <w:r>
         <w:rPr>
           <w:rFonts w:ascii="Times New Roman" w:eastAsia="黑体" w:hAnsi="Times New Roman" w:cs="Times New Roman"/>
@@ -1052,7 +1580,6 @@
         </w:rPr>
         <w:t>TeamDelays</w:t>
       </w:r>
-      <w:proofErr w:type="spellEnd"/>
       <w:r>
         <w:rPr>
           <w:rFonts w:ascii="黑体" w:eastAsia="黑体" w:hAnsi="黑体" w:cs="Times New Roman" w:hint="eastAsia"/>
@@ -1238,7 +1765,6 @@
         </w:rPr>
         <w:t>是否保持这个规则取决于全局关于</w:t>
       </w:r>
-      <w:proofErr w:type="spellStart"/>
       <w:r>
         <w:rPr>
           <w:rFonts w:ascii="Times New Roman" w:eastAsia="宋体" w:hAnsi="Times New Roman" w:cs="Times New Roman" w:hint="eastAsia"/>
@@ -1246,7 +1772,6 @@
         </w:rPr>
         <w:t>UseMinDefenseRule</w:t>
       </w:r>
-      <w:proofErr w:type="spellEnd"/>
       <w:r>
         <w:rPr>
           <w:rFonts w:ascii="Times New Roman" w:eastAsia="宋体" w:hAnsi="Times New Roman" w:cs="Times New Roman" w:hint="eastAsia"/>
@@ -1254,7 +1779,6 @@
         </w:rPr>
         <w:t>和</w:t>
       </w:r>
-      <w:proofErr w:type="spellStart"/>
       <w:r>
         <w:rPr>
           <w:rFonts w:ascii="Times New Roman" w:eastAsia="宋体" w:hAnsi="Times New Roman" w:cs="Times New Roman" w:hint="eastAsia"/>
@@ -1262,7 +1786,6 @@
         </w:rPr>
         <w:t>MinimumAIDefensiveTeams</w:t>
       </w:r>
-      <w:proofErr w:type="spellEnd"/>
       <w:r>
         <w:rPr>
           <w:rFonts w:ascii="Times New Roman" w:eastAsia="宋体" w:hAnsi="Times New Roman" w:cs="Times New Roman" w:hint="eastAsia"/>
@@ -1766,6 +2289,7 @@
           <w:rFonts w:ascii="Times New Roman" w:eastAsia="宋体" w:hAnsi="Times New Roman" w:cs="Times New Roman" w:hint="eastAsia"/>
           <w:szCs w:val="21"/>
         </w:rPr>
+        <w:lastRenderedPageBreak/>
         <w:t>100</w:t>
       </w:r>
       <w:r>
@@ -2162,21 +2686,12 @@
         </w:rPr>
         <w:t>单位含有</w:t>
       </w:r>
-      <w:proofErr w:type="spellStart"/>
-      <w:r>
-        <w:rPr>
-          <w:rFonts w:ascii="Times New Roman" w:eastAsia="宋体" w:hAnsi="Times New Roman" w:cs="Times New Roman" w:hint="eastAsia"/>
-          <w:szCs w:val="21"/>
-        </w:rPr>
-        <w:t>ForbiddenHouses</w:t>
-      </w:r>
-      <w:proofErr w:type="spellEnd"/>
-      <w:r>
-        <w:rPr>
-          <w:rFonts w:ascii="Times New Roman" w:eastAsia="宋体" w:hAnsi="Times New Roman" w:cs="Times New Roman" w:hint="eastAsia"/>
-          <w:szCs w:val="21"/>
-        </w:rPr>
-        <w:t xml:space="preserve"> =</w:t>
+      <w:r>
+        <w:rPr>
+          <w:rFonts w:ascii="Times New Roman" w:eastAsia="宋体" w:hAnsi="Times New Roman" w:cs="Times New Roman" w:hint="eastAsia"/>
+          <w:szCs w:val="21"/>
+        </w:rPr>
+        <w:t>ForbiddenHouses =</w:t>
       </w:r>
       <w:r>
         <w:rPr>
@@ -2192,21 +2707,12 @@
         </w:rPr>
         <w:t>或者</w:t>
       </w:r>
-      <w:proofErr w:type="spellStart"/>
-      <w:r>
-        <w:rPr>
-          <w:rFonts w:ascii="Times New Roman" w:eastAsia="宋体" w:hAnsi="Times New Roman" w:cs="Times New Roman" w:hint="eastAsia"/>
-          <w:szCs w:val="21"/>
-        </w:rPr>
-        <w:t>RequiredHouses</w:t>
-      </w:r>
-      <w:proofErr w:type="spellEnd"/>
-      <w:r>
-        <w:rPr>
-          <w:rFonts w:ascii="Times New Roman" w:eastAsia="宋体" w:hAnsi="Times New Roman" w:cs="Times New Roman" w:hint="eastAsia"/>
-          <w:szCs w:val="21"/>
-        </w:rPr>
-        <w:t xml:space="preserve"> =</w:t>
+      <w:r>
+        <w:rPr>
+          <w:rFonts w:ascii="Times New Roman" w:eastAsia="宋体" w:hAnsi="Times New Roman" w:cs="Times New Roman" w:hint="eastAsia"/>
+          <w:szCs w:val="21"/>
+        </w:rPr>
+        <w:t>RequiredHouses =</w:t>
       </w:r>
       <w:r>
         <w:rPr>
@@ -2367,21 +2873,12 @@
         </w:rPr>
         <w:t>含有</w:t>
       </w:r>
-      <w:proofErr w:type="spellStart"/>
-      <w:r>
-        <w:rPr>
-          <w:rFonts w:ascii="Times New Roman" w:eastAsia="宋体" w:hAnsi="Times New Roman" w:cs="Times New Roman" w:hint="eastAsia"/>
-          <w:szCs w:val="21"/>
-        </w:rPr>
-        <w:t>RequiresStolenAlliedTech</w:t>
-      </w:r>
-      <w:proofErr w:type="spellEnd"/>
-      <w:r>
-        <w:rPr>
-          <w:rFonts w:ascii="Times New Roman" w:eastAsia="宋体" w:hAnsi="Times New Roman" w:cs="Times New Roman" w:hint="eastAsia"/>
-          <w:szCs w:val="21"/>
-        </w:rPr>
-        <w:t xml:space="preserve"> =</w:t>
+      <w:r>
+        <w:rPr>
+          <w:rFonts w:ascii="Times New Roman" w:eastAsia="宋体" w:hAnsi="Times New Roman" w:cs="Times New Roman" w:hint="eastAsia"/>
+          <w:szCs w:val="21"/>
+        </w:rPr>
+        <w:t>RequiresStolenAlliedTech =</w:t>
       </w:r>
       <w:r>
         <w:rPr>
@@ -2397,21 +2894,12 @@
         </w:rPr>
         <w:t>、</w:t>
       </w:r>
-      <w:proofErr w:type="spellStart"/>
-      <w:r>
-        <w:rPr>
-          <w:rFonts w:ascii="Times New Roman" w:eastAsia="宋体" w:hAnsi="Times New Roman" w:cs="Times New Roman" w:hint="eastAsia"/>
-          <w:szCs w:val="21"/>
-        </w:rPr>
-        <w:t>RequiresStolenSovietTech</w:t>
-      </w:r>
-      <w:proofErr w:type="spellEnd"/>
-      <w:r>
-        <w:rPr>
-          <w:rFonts w:ascii="Times New Roman" w:eastAsia="宋体" w:hAnsi="Times New Roman" w:cs="Times New Roman" w:hint="eastAsia"/>
-          <w:szCs w:val="21"/>
-        </w:rPr>
-        <w:t xml:space="preserve"> =</w:t>
+      <w:r>
+        <w:rPr>
+          <w:rFonts w:ascii="Times New Roman" w:eastAsia="宋体" w:hAnsi="Times New Roman" w:cs="Times New Roman" w:hint="eastAsia"/>
+          <w:szCs w:val="21"/>
+        </w:rPr>
+        <w:t>RequiresStolenSovietTech =</w:t>
       </w:r>
       <w:r>
         <w:rPr>
@@ -2427,21 +2915,12 @@
         </w:rPr>
         <w:t>、</w:t>
       </w:r>
-      <w:proofErr w:type="spellStart"/>
-      <w:r>
-        <w:rPr>
-          <w:rFonts w:ascii="Times New Roman" w:eastAsia="宋体" w:hAnsi="Times New Roman" w:cs="Times New Roman" w:hint="eastAsia"/>
-          <w:szCs w:val="21"/>
-        </w:rPr>
-        <w:t>RequiresStolenThirdTech</w:t>
-      </w:r>
-      <w:proofErr w:type="spellEnd"/>
-      <w:r>
-        <w:rPr>
-          <w:rFonts w:ascii="Times New Roman" w:eastAsia="宋体" w:hAnsi="Times New Roman" w:cs="Times New Roman" w:hint="eastAsia"/>
-          <w:szCs w:val="21"/>
-        </w:rPr>
-        <w:t xml:space="preserve"> =</w:t>
+      <w:r>
+        <w:rPr>
+          <w:rFonts w:ascii="Times New Roman" w:eastAsia="宋体" w:hAnsi="Times New Roman" w:cs="Times New Roman" w:hint="eastAsia"/>
+          <w:szCs w:val="21"/>
+        </w:rPr>
+        <w:t>RequiresStolenThirdTech =</w:t>
       </w:r>
       <w:r>
         <w:rPr>
@@ -2660,10 +3139,8 @@
           <w:color w:val="000000" w:themeColor="text1"/>
           <w:szCs w:val="21"/>
         </w:rPr>
-        <w:lastRenderedPageBreak/>
         <w:t>全局部分</w:t>
       </w:r>
-      <w:proofErr w:type="spellStart"/>
       <w:r>
         <w:rPr>
           <w:rFonts w:ascii="Times New Roman" w:eastAsia="宋体" w:hAnsi="Times New Roman" w:cs="Times New Roman" w:hint="eastAsia"/>
@@ -2671,7 +3148,6 @@
         </w:rPr>
         <w:t>UseMinDefenseRule</w:t>
       </w:r>
-      <w:proofErr w:type="spellEnd"/>
       <w:r>
         <w:rPr>
           <w:rFonts w:ascii="Times New Roman" w:eastAsia="宋体" w:hAnsi="Times New Roman" w:cs="Times New Roman" w:hint="eastAsia"/>
@@ -2679,7 +3155,6 @@
         </w:rPr>
         <w:t>和</w:t>
       </w:r>
-      <w:proofErr w:type="spellStart"/>
       <w:r>
         <w:rPr>
           <w:rFonts w:ascii="Times New Roman" w:eastAsia="宋体" w:hAnsi="Times New Roman" w:cs="Times New Roman" w:hint="eastAsia"/>
@@ -2688,7 +3163,6 @@
         </w:rPr>
         <w:t>MinimumAIDefensiveTeams</w:t>
       </w:r>
-      <w:proofErr w:type="spellEnd"/>
       <w:r>
         <w:rPr>
           <w:rFonts w:ascii="Times New Roman" w:eastAsia="宋体" w:hAnsi="Times New Roman" w:cs="Times New Roman" w:hint="eastAsia"/>
@@ -2974,26 +3448,16 @@
         </w:rPr>
         <w:t>仇恨值详见</w:t>
       </w:r>
-      <w:r>
-        <w:fldChar w:fldCharType="begin"/>
-      </w:r>
-      <w:r>
-        <w:instrText>HYPERLINK "https://bbs.ra2diy.com/forum.php?mod=viewthread&amp;tid=23550"</w:instrText>
-      </w:r>
-      <w:r>
-        <w:fldChar w:fldCharType="separate"/>
-      </w:r>
-      <w:r>
-        <w:rPr>
-          <w:rStyle w:val="a4"/>
-          <w:rFonts w:ascii="Times New Roman" w:eastAsia="宋体" w:hAnsi="Times New Roman" w:cs="Times New Roman" w:hint="eastAsia"/>
-          <w:szCs w:val="21"/>
-        </w:rPr>
-        <w:t>链接</w:t>
-      </w:r>
-      <w:r>
-        <w:fldChar w:fldCharType="end"/>
-      </w:r>
+      <w:hyperlink r:id="rId7" w:history="1">
+        <w:r>
+          <w:rPr>
+            <w:rStyle w:val="a4"/>
+            <w:rFonts w:ascii="Times New Roman" w:eastAsia="宋体" w:hAnsi="Times New Roman" w:cs="Times New Roman" w:hint="eastAsia"/>
+            <w:szCs w:val="21"/>
+          </w:rPr>
+          <w:t>链接</w:t>
+        </w:r>
+      </w:hyperlink>
       <w:r>
         <w:rPr>
           <w:rFonts w:ascii="Times New Roman" w:eastAsia="宋体" w:hAnsi="Times New Roman" w:cs="Times New Roman" w:hint="eastAsia"/>
@@ -3286,7 +3750,6 @@
         </w:rPr>
         <w:t>触发可以招募地图上已有的</w:t>
       </w:r>
-      <w:proofErr w:type="spellStart"/>
       <w:r>
         <w:rPr>
           <w:rFonts w:ascii="Times New Roman" w:eastAsia="宋体" w:hAnsi="Times New Roman" w:cs="Times New Roman" w:hint="eastAsia"/>
@@ -3294,7 +3757,6 @@
         </w:rPr>
         <w:t>ForbiddenHouses</w:t>
       </w:r>
-      <w:proofErr w:type="spellEnd"/>
       <w:r>
         <w:rPr>
           <w:rFonts w:ascii="Times New Roman" w:eastAsia="宋体" w:hAnsi="Times New Roman" w:cs="Times New Roman" w:hint="eastAsia"/>
@@ -3601,6 +4063,34 @@
         </w:rPr>
         <w:t>被设置为允许</w:t>
       </w:r>
+      <w:r>
+        <w:rPr>
+          <w:rFonts w:ascii="Times New Roman" w:eastAsia="宋体" w:hAnsi="Times New Roman" w:cs="Times New Roman" w:hint="eastAsia"/>
+          <w:color w:val="77206D" w:themeColor="accent5" w:themeShade="BF"/>
+        </w:rPr>
+        <w:t>, AI</w:t>
+      </w:r>
+      <w:r>
+        <w:rPr>
+          <w:rFonts w:ascii="Times New Roman" w:eastAsia="宋体" w:hAnsi="Times New Roman" w:cs="Times New Roman" w:hint="eastAsia"/>
+          <w:color w:val="77206D" w:themeColor="accent5" w:themeShade="BF"/>
+        </w:rPr>
+        <w:t>触发</w:t>
+      </w:r>
+      <w:r>
+        <w:rPr>
+          <w:rFonts w:ascii="Times New Roman" w:eastAsia="宋体" w:hAnsi="Times New Roman" w:cs="Times New Roman" w:hint="eastAsia"/>
+          <w:color w:val="EE0000"/>
+        </w:rPr>
+        <w:t>名称</w:t>
+      </w:r>
+      <w:r>
+        <w:rPr>
+          <w:rFonts w:ascii="Times New Roman" w:eastAsia="宋体" w:hAnsi="Times New Roman" w:cs="Times New Roman" w:hint="eastAsia"/>
+          <w:color w:val="77206D" w:themeColor="accent5" w:themeShade="BF"/>
+        </w:rPr>
+        <w:t>不应出现中文</w:t>
+      </w:r>
     </w:p>
     <w:p>
       <w:pPr>
@@ -3806,23 +4296,13 @@
         </w:rPr>
         <w:t>(</w:t>
       </w:r>
-      <w:proofErr w:type="spellStart"/>
       <w:r>
         <w:rPr>
           <w:rFonts w:ascii="Times New Roman" w:eastAsia="宋体" w:hAnsi="Times New Roman" w:cs="Times New Roman" w:hint="eastAsia"/>
           <w:color w:val="77206D" w:themeColor="accent5" w:themeShade="BF"/>
           <w:szCs w:val="21"/>
         </w:rPr>
-        <w:t>ForbiddenHouses</w:t>
-      </w:r>
-      <w:proofErr w:type="spellEnd"/>
-      <w:r>
-        <w:rPr>
-          <w:rFonts w:ascii="Times New Roman" w:eastAsia="宋体" w:hAnsi="Times New Roman" w:cs="Times New Roman" w:hint="eastAsia"/>
-          <w:color w:val="77206D" w:themeColor="accent5" w:themeShade="BF"/>
-          <w:szCs w:val="21"/>
-        </w:rPr>
-        <w:t>=</w:t>
+        <w:t>ForbiddenHouses=</w:t>
       </w:r>
       <w:r>
         <w:rPr>
@@ -3913,23 +4393,13 @@
         </w:rPr>
         <w:t>(</w:t>
       </w:r>
-      <w:proofErr w:type="spellStart"/>
       <w:r>
         <w:rPr>
           <w:rFonts w:ascii="Times New Roman" w:eastAsia="宋体" w:hAnsi="Times New Roman" w:cs="Times New Roman" w:hint="eastAsia"/>
           <w:color w:val="77206D" w:themeColor="accent5" w:themeShade="BF"/>
           <w:szCs w:val="21"/>
         </w:rPr>
-        <w:t>RequiredHouses</w:t>
-      </w:r>
-      <w:proofErr w:type="spellEnd"/>
-      <w:r>
-        <w:rPr>
-          <w:rFonts w:ascii="Times New Roman" w:eastAsia="宋体" w:hAnsi="Times New Roman" w:cs="Times New Roman" w:hint="eastAsia"/>
-          <w:color w:val="77206D" w:themeColor="accent5" w:themeShade="BF"/>
-          <w:szCs w:val="21"/>
-        </w:rPr>
-        <w:t>=</w:t>
+        <w:t>RequiredHouses=</w:t>
       </w:r>
       <w:r>
         <w:rPr>
@@ -4275,7 +4745,7 @@
         <w:ind w:firstLineChars="200" w:firstLine="420"/>
         <w:jc w:val="left"/>
         <w:rPr>
-          <w:rFonts w:ascii="Times New Roman" w:eastAsia="宋体" w:hAnsi="Times New Roman" w:cs="Times New Roman"/>
+          <w:rFonts w:ascii="Times New Roman" w:eastAsia="宋体" w:hAnsi="Times New Roman" w:cs="Times New Roman" w:hint="eastAsia"/>
           <w:color w:val="77206D" w:themeColor="accent5" w:themeShade="BF"/>
         </w:rPr>
       </w:pPr>
@@ -4286,16 +4756,6 @@
         </w:rPr>
         <w:t>排查完毕</w:t>
       </w:r>
-    </w:p>
-    <w:p>
-      <w:pPr>
-        <w:spacing w:beforeLines="50" w:before="156"/>
-        <w:ind w:firstLineChars="200" w:firstLine="420"/>
-        <w:rPr>
-          <w:rFonts w:ascii="Times New Roman" w:eastAsia="宋体" w:hAnsi="Times New Roman" w:cs="Times New Roman"/>
-          <w:szCs w:val="21"/>
-        </w:rPr>
-      </w:pPr>
     </w:p>
     <w:p>
       <w:pPr>
@@ -4436,7 +4896,7 @@
                     <pic:cNvPicPr/>
                   </pic:nvPicPr>
                   <pic:blipFill>
-                    <a:blip r:embed="rId7">
+                    <a:blip r:embed="rId8">
                       <a:extLst>
                         <a:ext uri="{28A0092B-C50C-407E-A947-70E740481C1C}">
                           <a14:useLocalDpi xmlns:a14="http://schemas.microsoft.com/office/drawing/2010/main" val="0"/>
@@ -4574,7 +5034,36 @@
           <w:rFonts w:ascii="Times New Roman" w:eastAsia="宋体" w:hAnsi="Times New Roman" w:cs="Times New Roman" w:hint="eastAsia"/>
           <w:szCs w:val="21"/>
         </w:rPr>
-        <w:t xml:space="preserve">. </w:t>
+        <w:t>,</w:t>
+      </w:r>
+      <w:r>
+        <w:rPr>
+          <w:rFonts w:ascii="Times New Roman" w:eastAsia="宋体" w:hAnsi="Times New Roman" w:cs="Times New Roman" w:hint="eastAsia"/>
+          <w:szCs w:val="21"/>
+        </w:rPr>
+        <w:t xml:space="preserve"> </w:t>
+      </w:r>
+      <w:r>
+        <w:rPr>
+          <w:rFonts w:ascii="Times New Roman" w:eastAsia="宋体" w:hAnsi="Times New Roman" w:cs="Times New Roman" w:hint="eastAsia"/>
+          <w:color w:val="EE0000"/>
+          <w:szCs w:val="21"/>
+        </w:rPr>
+        <w:t>名称</w:t>
+      </w:r>
+      <w:r>
+        <w:rPr>
+          <w:rFonts w:ascii="Times New Roman" w:eastAsia="宋体" w:hAnsi="Times New Roman" w:cs="Times New Roman" w:hint="eastAsia"/>
+          <w:szCs w:val="21"/>
+        </w:rPr>
+        <w:t>不能使用中文</w:t>
+      </w:r>
+      <w:r>
+        <w:rPr>
+          <w:rFonts w:ascii="Times New Roman" w:eastAsia="宋体" w:hAnsi="Times New Roman" w:cs="Times New Roman" w:hint="eastAsia"/>
+          <w:szCs w:val="21"/>
+        </w:rPr>
+        <w:t>.</w:t>
       </w:r>
     </w:p>
     <w:p>
@@ -4991,7 +5480,7 @@
         </w:rPr>
         <w:t>有一定的关系，详情可以参考</w:t>
       </w:r>
-      <w:hyperlink r:id="rId8" w:history="1">
+      <w:hyperlink r:id="rId9" w:history="1">
         <w:r>
           <w:rPr>
             <w:rStyle w:val="a4"/>
@@ -5188,7 +5677,7 @@
                     </pic:cNvPicPr>
                   </pic:nvPicPr>
                   <pic:blipFill>
-                    <a:blip r:embed="rId9">
+                    <a:blip r:embed="rId10">
                       <a:extLst>
                         <a:ext uri="{28A0092B-C50C-407E-A947-70E740481C1C}">
                           <a14:useLocalDpi xmlns:a14="http://schemas.microsoft.com/office/drawing/2010/main" val="0"/>
@@ -5416,26 +5905,16 @@
         </w:rPr>
         <w:t>仇恨值详见</w:t>
       </w:r>
-      <w:r>
-        <w:fldChar w:fldCharType="begin"/>
-      </w:r>
-      <w:r>
-        <w:instrText>HYPERLINK "https://bbs.ra2diy.com/forum.php?mod=viewthread&amp;tid=23550"</w:instrText>
-      </w:r>
-      <w:r>
-        <w:fldChar w:fldCharType="separate"/>
-      </w:r>
-      <w:r>
-        <w:rPr>
-          <w:rStyle w:val="a4"/>
-          <w:rFonts w:ascii="Times New Roman" w:eastAsia="宋体" w:hAnsi="Times New Roman" w:cs="Times New Roman" w:hint="eastAsia"/>
-          <w:szCs w:val="21"/>
-        </w:rPr>
-        <w:t>链接</w:t>
-      </w:r>
-      <w:r>
-        <w:fldChar w:fldCharType="end"/>
-      </w:r>
+      <w:hyperlink r:id="rId11" w:history="1">
+        <w:r>
+          <w:rPr>
+            <w:rStyle w:val="a4"/>
+            <w:rFonts w:ascii="Times New Roman" w:eastAsia="宋体" w:hAnsi="Times New Roman" w:cs="Times New Roman" w:hint="eastAsia"/>
+            <w:szCs w:val="21"/>
+          </w:rPr>
+          <w:t>链接</w:t>
+        </w:r>
+      </w:hyperlink>
       <w:r>
         <w:rPr>
           <w:rFonts w:ascii="Times New Roman" w:eastAsia="宋体" w:hAnsi="Times New Roman" w:cs="Times New Roman" w:hint="eastAsia"/>
@@ -6343,7 +6822,7 @@
                     <pic:cNvPicPr/>
                   </pic:nvPicPr>
                   <pic:blipFill>
-                    <a:blip r:embed="rId10">
+                    <a:blip r:embed="rId12">
                       <a:extLst>
                         <a:ext uri="{28A0092B-C50C-407E-A947-70E740481C1C}">
                           <a14:useLocalDpi xmlns:a14="http://schemas.microsoft.com/office/drawing/2010/main" val="0"/>
@@ -6389,1007 +6868,7 @@
         </w:rPr>
         <w:t>详见</w:t>
       </w:r>
-      <w:r>
-        <w:fldChar w:fldCharType="begin"/>
-      </w:r>
-      <w:r>
-        <w:instrText>HYPERLINK "http://www.pkuit.com/forum.php?mod=viewthread&amp;tid=205869"</w:instrText>
-      </w:r>
-      <w:r>
-        <w:fldChar w:fldCharType="separate"/>
-      </w:r>
-      <w:r>
-        <w:rPr>
-          <w:rStyle w:val="a4"/>
-          <w:rFonts w:ascii="Times New Roman" w:eastAsia="宋体" w:hAnsi="Times New Roman" w:cs="Times New Roman" w:hint="eastAsia"/>
-          <w:szCs w:val="21"/>
-        </w:rPr>
-        <w:t>关于地图</w:t>
-      </w:r>
-      <w:r>
-        <w:fldChar w:fldCharType="end"/>
-      </w:r>
-      <w:r>
-        <w:rPr>
-          <w:rFonts w:ascii="Times New Roman" w:eastAsia="宋体" w:hAnsi="Times New Roman" w:cs="Times New Roman" w:hint="eastAsia"/>
-          <w:szCs w:val="21"/>
-        </w:rPr>
-        <w:t xml:space="preserve">, </w:t>
-      </w:r>
-      <w:r>
-        <w:rPr>
-          <w:rFonts w:ascii="Times New Roman" w:eastAsia="宋体" w:hAnsi="Times New Roman" w:cs="Times New Roman" w:hint="eastAsia"/>
-          <w:szCs w:val="21"/>
-        </w:rPr>
-        <w:t>这里只</w:t>
-      </w:r>
-      <w:r>
-        <w:rPr>
-          <w:rFonts w:ascii="Times New Roman" w:eastAsia="宋体" w:hAnsi="Times New Roman" w:cs="Times New Roman" w:hint="eastAsia"/>
-          <w:szCs w:val="21"/>
-        </w:rPr>
-        <w:t>摘录</w:t>
-      </w:r>
-      <w:r>
-        <w:rPr>
-          <w:rFonts w:ascii="Times New Roman" w:eastAsia="宋体" w:hAnsi="Times New Roman" w:cs="Times New Roman" w:hint="eastAsia"/>
-          <w:szCs w:val="21"/>
-        </w:rPr>
-        <w:t>跟</w:t>
-      </w:r>
-      <w:r>
-        <w:rPr>
-          <w:rFonts w:ascii="Times New Roman" w:eastAsia="宋体" w:hAnsi="Times New Roman" w:cs="Times New Roman" w:hint="eastAsia"/>
-          <w:szCs w:val="21"/>
-        </w:rPr>
-        <w:t>AI</w:t>
-      </w:r>
-      <w:r>
-        <w:rPr>
-          <w:rFonts w:ascii="Times New Roman" w:eastAsia="宋体" w:hAnsi="Times New Roman" w:cs="Times New Roman" w:hint="eastAsia"/>
-          <w:szCs w:val="21"/>
-        </w:rPr>
-        <w:t>触发相关的标签</w:t>
-      </w:r>
-      <w:r>
-        <w:rPr>
-          <w:rFonts w:ascii="Times New Roman" w:eastAsia="宋体" w:hAnsi="Times New Roman" w:cs="Times New Roman" w:hint="eastAsia"/>
-          <w:szCs w:val="21"/>
-        </w:rPr>
-        <w:t>)</w:t>
-      </w:r>
-    </w:p>
-    <w:p>
-      <w:pPr>
-        <w:spacing w:beforeLines="50" w:before="156"/>
-        <w:ind w:firstLineChars="200" w:firstLine="420"/>
-        <w:rPr>
-          <w:rFonts w:ascii="Times New Roman" w:eastAsia="宋体" w:hAnsi="Times New Roman" w:cs="Times New Roman"/>
-          <w:color w:val="000000" w:themeColor="text1"/>
-          <w:szCs w:val="21"/>
-        </w:rPr>
-      </w:pPr>
-      <w:r>
-        <w:rPr>
-          <w:rFonts w:ascii="Times New Roman" w:eastAsia="宋体" w:hAnsi="Times New Roman" w:cs="Times New Roman" w:hint="eastAsia"/>
-          <w:color w:val="000000" w:themeColor="text1"/>
-          <w:szCs w:val="21"/>
-        </w:rPr>
-        <w:t>(1)</w:t>
-      </w:r>
-      <w:r>
-        <w:rPr>
-          <w:rFonts w:ascii="黑体" w:eastAsia="黑体" w:hAnsi="黑体" w:cs="Times New Roman" w:hint="eastAsia"/>
-          <w:color w:val="000000" w:themeColor="text1"/>
-          <w:szCs w:val="21"/>
-        </w:rPr>
-        <w:t>所属</w:t>
-      </w:r>
-    </w:p>
-    <w:p>
-      <w:pPr>
-        <w:ind w:firstLineChars="200" w:firstLine="420"/>
-        <w:rPr>
-          <w:rFonts w:ascii="Times New Roman" w:eastAsia="宋体" w:hAnsi="Times New Roman" w:cs="Times New Roman"/>
-          <w:color w:val="000000" w:themeColor="text1"/>
-          <w:szCs w:val="21"/>
-        </w:rPr>
-      </w:pPr>
-      <w:r>
-        <w:rPr>
-          <w:rFonts w:ascii="Times New Roman" w:eastAsia="宋体" w:hAnsi="Times New Roman" w:cs="Times New Roman" w:hint="eastAsia"/>
-          <w:color w:val="000000" w:themeColor="text1"/>
-          <w:szCs w:val="21"/>
-        </w:rPr>
-        <w:t>用于</w:t>
-      </w:r>
-      <w:r>
-        <w:rPr>
-          <w:rFonts w:ascii="Times New Roman" w:eastAsia="宋体" w:hAnsi="Times New Roman" w:cs="Times New Roman" w:hint="eastAsia"/>
-          <w:color w:val="000000" w:themeColor="text1"/>
-          <w:szCs w:val="21"/>
-        </w:rPr>
-        <w:t>AI</w:t>
-      </w:r>
-      <w:r>
-        <w:rPr>
-          <w:rFonts w:ascii="Times New Roman" w:eastAsia="宋体" w:hAnsi="Times New Roman" w:cs="Times New Roman" w:hint="eastAsia"/>
-          <w:color w:val="000000" w:themeColor="text1"/>
-          <w:szCs w:val="21"/>
-        </w:rPr>
-        <w:t>触发</w:t>
-      </w:r>
-      <w:r>
-        <w:rPr>
-          <w:rFonts w:ascii="Times New Roman" w:eastAsia="宋体" w:hAnsi="Times New Roman" w:cs="Times New Roman" w:hint="eastAsia"/>
-          <w:color w:val="000000" w:themeColor="text1"/>
-          <w:szCs w:val="21"/>
-        </w:rPr>
-        <w:t>时</w:t>
-      </w:r>
-      <w:r>
-        <w:rPr>
-          <w:rFonts w:ascii="Times New Roman" w:eastAsia="宋体" w:hAnsi="Times New Roman" w:cs="Times New Roman" w:hint="eastAsia"/>
-          <w:color w:val="000000" w:themeColor="text1"/>
-          <w:szCs w:val="21"/>
-        </w:rPr>
-        <w:t xml:space="preserve">, </w:t>
-      </w:r>
-      <w:r>
-        <w:rPr>
-          <w:rFonts w:ascii="Times New Roman" w:eastAsia="宋体" w:hAnsi="Times New Roman" w:cs="Times New Roman" w:hint="eastAsia"/>
-          <w:color w:val="000000" w:themeColor="text1"/>
-          <w:szCs w:val="21"/>
-        </w:rPr>
-        <w:t>注意</w:t>
-      </w:r>
-      <w:r>
-        <w:rPr>
-          <w:rFonts w:ascii="Times New Roman" w:eastAsia="宋体" w:hAnsi="Times New Roman" w:cs="Times New Roman" w:hint="eastAsia"/>
-          <w:color w:val="000000" w:themeColor="text1"/>
-          <w:szCs w:val="21"/>
-        </w:rPr>
-        <w:t>AI</w:t>
-      </w:r>
-      <w:r>
-        <w:rPr>
-          <w:rFonts w:ascii="Times New Roman" w:eastAsia="宋体" w:hAnsi="Times New Roman" w:cs="Times New Roman" w:hint="eastAsia"/>
-          <w:color w:val="000000" w:themeColor="text1"/>
-          <w:szCs w:val="21"/>
-        </w:rPr>
-        <w:t>触发</w:t>
-      </w:r>
-      <w:r>
-        <w:rPr>
-          <w:rFonts w:ascii="Times New Roman" w:eastAsia="宋体" w:hAnsi="Times New Roman" w:cs="Times New Roman" w:hint="eastAsia"/>
-          <w:color w:val="000000" w:themeColor="text1"/>
-          <w:szCs w:val="21"/>
-        </w:rPr>
-        <w:t>编辑器那里填写</w:t>
-      </w:r>
-      <w:r>
-        <w:rPr>
-          <w:rFonts w:ascii="Times New Roman" w:eastAsia="宋体" w:hAnsi="Times New Roman" w:cs="Times New Roman" w:hint="eastAsia"/>
-          <w:color w:val="000000" w:themeColor="text1"/>
-          <w:szCs w:val="21"/>
-        </w:rPr>
-        <w:t>的</w:t>
-      </w:r>
-      <w:r>
-        <w:rPr>
-          <w:rFonts w:ascii="Times New Roman" w:eastAsia="宋体" w:hAnsi="Times New Roman" w:cs="Times New Roman" w:hint="eastAsia"/>
-          <w:color w:val="000000" w:themeColor="text1"/>
-          <w:szCs w:val="21"/>
-        </w:rPr>
-        <w:t>国家</w:t>
-      </w:r>
-      <w:r>
-        <w:rPr>
-          <w:rFonts w:ascii="Times New Roman" w:eastAsia="宋体" w:hAnsi="Times New Roman" w:cs="Times New Roman" w:hint="eastAsia"/>
-          <w:color w:val="000000" w:themeColor="text1"/>
-          <w:szCs w:val="21"/>
-        </w:rPr>
-        <w:t>比</w:t>
-      </w:r>
-      <w:r>
-        <w:rPr>
-          <w:rFonts w:ascii="Times New Roman" w:eastAsia="宋体" w:hAnsi="Times New Roman" w:cs="Times New Roman" w:hint="eastAsia"/>
-          <w:color w:val="000000" w:themeColor="text1"/>
-          <w:szCs w:val="21"/>
-        </w:rPr>
-        <w:t>作战小队</w:t>
-      </w:r>
-      <w:r>
-        <w:rPr>
-          <w:rFonts w:ascii="Times New Roman" w:eastAsia="宋体" w:hAnsi="Times New Roman" w:cs="Times New Roman" w:hint="eastAsia"/>
-          <w:color w:val="000000" w:themeColor="text1"/>
-          <w:szCs w:val="21"/>
-        </w:rPr>
-        <w:t>这里的所属优先级高</w:t>
-      </w:r>
-      <w:r>
-        <w:rPr>
-          <w:rFonts w:ascii="Times New Roman" w:eastAsia="宋体" w:hAnsi="Times New Roman" w:cs="Times New Roman" w:hint="eastAsia"/>
-          <w:color w:val="000000" w:themeColor="text1"/>
-          <w:szCs w:val="21"/>
-        </w:rPr>
-        <w:t xml:space="preserve">. </w:t>
-      </w:r>
-    </w:p>
-    <w:p>
-      <w:pPr>
-        <w:spacing w:beforeLines="50" w:before="156"/>
-        <w:ind w:firstLineChars="200" w:firstLine="420"/>
-        <w:rPr>
-          <w:rFonts w:ascii="Times New Roman" w:eastAsia="宋体" w:hAnsi="Times New Roman" w:cs="Times New Roman"/>
-          <w:color w:val="000000" w:themeColor="text1"/>
-          <w:szCs w:val="21"/>
-        </w:rPr>
-      </w:pPr>
-      <w:r>
-        <w:rPr>
-          <w:rFonts w:ascii="Times New Roman" w:eastAsia="宋体" w:hAnsi="Times New Roman" w:cs="Times New Roman" w:hint="eastAsia"/>
-          <w:color w:val="000000" w:themeColor="text1"/>
-          <w:szCs w:val="21"/>
-        </w:rPr>
-        <w:t>(</w:t>
-      </w:r>
-      <w:r>
-        <w:rPr>
-          <w:rFonts w:ascii="Times New Roman" w:eastAsia="宋体" w:hAnsi="Times New Roman" w:cs="Times New Roman" w:hint="eastAsia"/>
-          <w:color w:val="000000" w:themeColor="text1"/>
-          <w:szCs w:val="21"/>
-        </w:rPr>
-        <w:t>2</w:t>
-      </w:r>
-      <w:r>
-        <w:rPr>
-          <w:rFonts w:ascii="Times New Roman" w:eastAsia="宋体" w:hAnsi="Times New Roman" w:cs="Times New Roman" w:hint="eastAsia"/>
-          <w:color w:val="000000" w:themeColor="text1"/>
-          <w:szCs w:val="21"/>
-        </w:rPr>
-        <w:t>)</w:t>
-      </w:r>
-      <w:r>
-        <w:rPr>
-          <w:rFonts w:ascii="黑体" w:eastAsia="黑体" w:hAnsi="黑体" w:cs="Times New Roman" w:hint="eastAsia"/>
-          <w:color w:val="000000" w:themeColor="text1"/>
-          <w:szCs w:val="21"/>
-        </w:rPr>
-        <w:t>最大</w:t>
-      </w:r>
-    </w:p>
-    <w:p>
-      <w:pPr>
-        <w:ind w:firstLineChars="200" w:firstLine="420"/>
-        <w:rPr>
-          <w:rFonts w:ascii="Times New Roman" w:eastAsia="宋体" w:hAnsi="Times New Roman" w:cs="Times New Roman"/>
-          <w:color w:val="000000" w:themeColor="text1"/>
-          <w:szCs w:val="21"/>
-        </w:rPr>
-      </w:pPr>
-      <w:r>
-        <w:rPr>
-          <w:rFonts w:ascii="Times New Roman" w:eastAsia="宋体" w:hAnsi="Times New Roman" w:cs="Times New Roman" w:hint="eastAsia"/>
-          <w:color w:val="000000" w:themeColor="text1"/>
-          <w:szCs w:val="21"/>
-        </w:rPr>
-        <w:t>AI</w:t>
-      </w:r>
-      <w:r>
-        <w:rPr>
-          <w:rFonts w:ascii="Times New Roman" w:eastAsia="宋体" w:hAnsi="Times New Roman" w:cs="Times New Roman" w:hint="eastAsia"/>
-          <w:color w:val="000000" w:themeColor="text1"/>
-          <w:szCs w:val="21"/>
-        </w:rPr>
-        <w:t>所属方的</w:t>
-      </w:r>
-      <w:r>
-        <w:rPr>
-          <w:rFonts w:ascii="Times New Roman" w:eastAsia="宋体" w:hAnsi="Times New Roman" w:cs="Times New Roman" w:hint="eastAsia"/>
-          <w:color w:val="EE0000"/>
-          <w:szCs w:val="21"/>
-        </w:rPr>
-        <w:t>此小队存在个数的最大值</w:t>
-      </w:r>
-      <w:r>
-        <w:rPr>
-          <w:rFonts w:ascii="Times New Roman" w:eastAsia="宋体" w:hAnsi="Times New Roman" w:cs="Times New Roman" w:hint="eastAsia"/>
-          <w:color w:val="000000" w:themeColor="text1"/>
-          <w:szCs w:val="21"/>
-        </w:rPr>
-        <w:t xml:space="preserve">, </w:t>
-      </w:r>
-      <w:r>
-        <w:rPr>
-          <w:rFonts w:ascii="Times New Roman" w:eastAsia="宋体" w:hAnsi="Times New Roman" w:cs="Times New Roman" w:hint="eastAsia"/>
-          <w:color w:val="000000" w:themeColor="text1"/>
-          <w:szCs w:val="21"/>
-        </w:rPr>
-        <w:t>若值为</w:t>
-      </w:r>
-      <w:r>
-        <w:rPr>
-          <w:rFonts w:ascii="Times New Roman" w:eastAsia="宋体" w:hAnsi="Times New Roman" w:cs="Times New Roman" w:hint="eastAsia"/>
-          <w:color w:val="000000" w:themeColor="text1"/>
-          <w:szCs w:val="21"/>
-        </w:rPr>
-        <w:t>-1</w:t>
-      </w:r>
-      <w:r>
-        <w:rPr>
-          <w:rFonts w:ascii="Times New Roman" w:eastAsia="宋体" w:hAnsi="Times New Roman" w:cs="Times New Roman" w:hint="eastAsia"/>
-          <w:color w:val="000000" w:themeColor="text1"/>
-          <w:szCs w:val="21"/>
-        </w:rPr>
-        <w:t>表示无限制</w:t>
-      </w:r>
-      <w:r>
-        <w:rPr>
-          <w:rFonts w:ascii="Times New Roman" w:eastAsia="宋体" w:hAnsi="Times New Roman" w:cs="Times New Roman" w:hint="eastAsia"/>
-          <w:color w:val="000000" w:themeColor="text1"/>
-          <w:szCs w:val="21"/>
-        </w:rPr>
-        <w:t xml:space="preserve">. </w:t>
-      </w:r>
-      <w:r>
-        <w:rPr>
-          <w:rFonts w:ascii="Times New Roman" w:eastAsia="宋体" w:hAnsi="Times New Roman" w:cs="Times New Roman" w:hint="eastAsia"/>
-          <w:color w:val="EE0000"/>
-          <w:szCs w:val="21"/>
-        </w:rPr>
-        <w:t>只有当该小队</w:t>
-      </w:r>
-      <w:r>
-        <w:rPr>
-          <w:rFonts w:ascii="Times New Roman" w:eastAsia="宋体" w:hAnsi="Times New Roman" w:cs="Times New Roman" w:hint="eastAsia"/>
-          <w:color w:val="EE0000"/>
-          <w:szCs w:val="21"/>
-        </w:rPr>
-        <w:t>用</w:t>
-      </w:r>
-      <w:r>
-        <w:rPr>
-          <w:rFonts w:ascii="Times New Roman" w:eastAsia="宋体" w:hAnsi="Times New Roman" w:cs="Times New Roman" w:hint="eastAsia"/>
-          <w:color w:val="EE0000"/>
-          <w:szCs w:val="21"/>
-        </w:rPr>
-        <w:t>AI</w:t>
-      </w:r>
-      <w:r>
-        <w:rPr>
-          <w:rFonts w:ascii="Times New Roman" w:eastAsia="宋体" w:hAnsi="Times New Roman" w:cs="Times New Roman" w:hint="eastAsia"/>
-          <w:color w:val="EE0000"/>
-          <w:szCs w:val="21"/>
-        </w:rPr>
-        <w:t>触发</w:t>
-      </w:r>
-      <w:r>
-        <w:rPr>
-          <w:rFonts w:ascii="Times New Roman" w:eastAsia="宋体" w:hAnsi="Times New Roman" w:cs="Times New Roman" w:hint="eastAsia"/>
-          <w:color w:val="EE0000"/>
-          <w:szCs w:val="21"/>
-        </w:rPr>
-        <w:t>产生时有效</w:t>
-      </w:r>
-      <w:r>
-        <w:rPr>
-          <w:rFonts w:ascii="Times New Roman" w:eastAsia="宋体" w:hAnsi="Times New Roman" w:cs="Times New Roman" w:hint="eastAsia"/>
-          <w:color w:val="000000" w:themeColor="text1"/>
-          <w:szCs w:val="21"/>
-        </w:rPr>
-        <w:t xml:space="preserve">, </w:t>
-      </w:r>
-      <w:r>
-        <w:rPr>
-          <w:rFonts w:ascii="Times New Roman" w:eastAsia="宋体" w:hAnsi="Times New Roman" w:cs="Times New Roman" w:hint="eastAsia"/>
-          <w:color w:val="000000" w:themeColor="text1"/>
-          <w:szCs w:val="21"/>
-        </w:rPr>
-        <w:t>触发</w:t>
-      </w:r>
-      <w:r>
-        <w:rPr>
-          <w:rFonts w:ascii="Times New Roman" w:eastAsia="宋体" w:hAnsi="Times New Roman" w:cs="Times New Roman" w:hint="eastAsia"/>
-          <w:color w:val="000000" w:themeColor="text1"/>
-          <w:szCs w:val="21"/>
-        </w:rPr>
-        <w:t>行为</w:t>
-      </w:r>
-      <w:r>
-        <w:rPr>
-          <w:rFonts w:ascii="Times New Roman" w:eastAsia="宋体" w:hAnsi="Times New Roman" w:cs="Times New Roman" w:hint="eastAsia"/>
-          <w:color w:val="000000" w:themeColor="text1"/>
-          <w:szCs w:val="21"/>
-        </w:rPr>
-        <w:t>7</w:t>
-      </w:r>
-      <w:r>
-        <w:rPr>
-          <w:rFonts w:ascii="Times New Roman" w:eastAsia="宋体" w:hAnsi="Times New Roman" w:cs="Times New Roman" w:hint="eastAsia"/>
-          <w:color w:val="000000" w:themeColor="text1"/>
-          <w:szCs w:val="21"/>
-        </w:rPr>
-        <w:t>或</w:t>
-      </w:r>
-      <w:r>
-        <w:rPr>
-          <w:rFonts w:ascii="Times New Roman" w:eastAsia="宋体" w:hAnsi="Times New Roman" w:cs="Times New Roman" w:hint="eastAsia"/>
-          <w:color w:val="000000" w:themeColor="text1"/>
-          <w:szCs w:val="21"/>
-        </w:rPr>
-        <w:t>80</w:t>
-      </w:r>
-      <w:r>
-        <w:rPr>
-          <w:rFonts w:ascii="Times New Roman" w:eastAsia="宋体" w:hAnsi="Times New Roman" w:cs="Times New Roman" w:hint="eastAsia"/>
-          <w:color w:val="000000" w:themeColor="text1"/>
-          <w:szCs w:val="21"/>
-        </w:rPr>
-        <w:t>刷出来或</w:t>
-      </w:r>
-      <w:r>
-        <w:rPr>
-          <w:rFonts w:ascii="Times New Roman" w:eastAsia="宋体" w:hAnsi="Times New Roman" w:cs="Times New Roman" w:hint="eastAsia"/>
-          <w:color w:val="000000" w:themeColor="text1"/>
-          <w:szCs w:val="21"/>
-        </w:rPr>
-        <w:t>行为</w:t>
-      </w:r>
-      <w:r>
-        <w:rPr>
-          <w:rFonts w:ascii="Times New Roman" w:eastAsia="宋体" w:hAnsi="Times New Roman" w:cs="Times New Roman" w:hint="eastAsia"/>
-          <w:color w:val="000000" w:themeColor="text1"/>
-          <w:szCs w:val="21"/>
-        </w:rPr>
-        <w:t>4</w:t>
-      </w:r>
-      <w:r>
-        <w:rPr>
-          <w:rFonts w:ascii="Times New Roman" w:eastAsia="宋体" w:hAnsi="Times New Roman" w:cs="Times New Roman" w:hint="eastAsia"/>
-          <w:color w:val="000000" w:themeColor="text1"/>
-          <w:szCs w:val="21"/>
-        </w:rPr>
-        <w:t>造出来</w:t>
-      </w:r>
-      <w:r>
-        <w:rPr>
-          <w:rFonts w:ascii="Times New Roman" w:eastAsia="宋体" w:hAnsi="Times New Roman" w:cs="Times New Roman" w:hint="eastAsia"/>
-          <w:color w:val="000000" w:themeColor="text1"/>
-          <w:szCs w:val="21"/>
-        </w:rPr>
-        <w:t>是无视该标签的</w:t>
-      </w:r>
-      <w:r>
-        <w:rPr>
-          <w:rFonts w:ascii="Times New Roman" w:eastAsia="宋体" w:hAnsi="Times New Roman" w:cs="Times New Roman" w:hint="eastAsia"/>
-          <w:color w:val="000000" w:themeColor="text1"/>
-          <w:szCs w:val="21"/>
-        </w:rPr>
-        <w:t xml:space="preserve">. </w:t>
-      </w:r>
-      <w:r>
-        <w:rPr>
-          <w:rFonts w:ascii="Times New Roman" w:eastAsia="宋体" w:hAnsi="Times New Roman" w:cs="Times New Roman" w:hint="eastAsia"/>
-          <w:color w:val="000000" w:themeColor="text1"/>
-          <w:szCs w:val="21"/>
-        </w:rPr>
-        <w:t>AI</w:t>
-      </w:r>
-      <w:r>
-        <w:rPr>
-          <w:rFonts w:ascii="Times New Roman" w:eastAsia="宋体" w:hAnsi="Times New Roman" w:cs="Times New Roman" w:hint="eastAsia"/>
-          <w:color w:val="000000" w:themeColor="text1"/>
-          <w:szCs w:val="21"/>
-        </w:rPr>
-        <w:t>触发能造的</w:t>
-      </w:r>
-      <w:r>
-        <w:rPr>
-          <w:rFonts w:ascii="Times New Roman" w:eastAsia="宋体" w:hAnsi="Times New Roman" w:cs="Times New Roman" w:hint="eastAsia"/>
-          <w:color w:val="EE0000"/>
-          <w:szCs w:val="21"/>
-        </w:rPr>
-        <w:t>AI</w:t>
-      </w:r>
-      <w:r>
-        <w:rPr>
-          <w:rFonts w:ascii="Times New Roman" w:eastAsia="宋体" w:hAnsi="Times New Roman" w:cs="Times New Roman"/>
-          <w:color w:val="EE0000"/>
-          <w:szCs w:val="21"/>
-        </w:rPr>
-        <w:t>作战小队的数量</w:t>
-      </w:r>
-      <w:r>
-        <w:rPr>
-          <w:rFonts w:ascii="Times New Roman" w:eastAsia="宋体" w:hAnsi="Times New Roman" w:cs="Times New Roman" w:hint="eastAsia"/>
-          <w:color w:val="EE0000"/>
-          <w:szCs w:val="21"/>
-        </w:rPr>
-        <w:t>会有</w:t>
-      </w:r>
-      <w:r>
-        <w:rPr>
-          <w:rFonts w:ascii="Times New Roman" w:eastAsia="宋体" w:hAnsi="Times New Roman" w:cs="Times New Roman" w:hint="eastAsia"/>
-          <w:color w:val="EE0000"/>
-          <w:szCs w:val="21"/>
-        </w:rPr>
-        <w:t>一定的</w:t>
-      </w:r>
-      <w:r>
-        <w:rPr>
-          <w:rFonts w:ascii="Times New Roman" w:eastAsia="宋体" w:hAnsi="Times New Roman" w:cs="Times New Roman" w:hint="eastAsia"/>
-          <w:color w:val="EE0000"/>
-          <w:szCs w:val="21"/>
-        </w:rPr>
-        <w:t>限制</w:t>
-      </w:r>
-      <w:r>
-        <w:rPr>
-          <w:rFonts w:ascii="Times New Roman" w:eastAsia="宋体" w:hAnsi="Times New Roman" w:cs="Times New Roman" w:hint="eastAsia"/>
-          <w:color w:val="000000" w:themeColor="text1"/>
-          <w:szCs w:val="21"/>
-        </w:rPr>
-        <w:t xml:space="preserve">, </w:t>
-      </w:r>
-      <w:r>
-        <w:rPr>
-          <w:rFonts w:ascii="Times New Roman" w:eastAsia="宋体" w:hAnsi="Times New Roman" w:cs="Times New Roman" w:hint="eastAsia"/>
-          <w:color w:val="000000" w:themeColor="text1"/>
-          <w:szCs w:val="21"/>
-        </w:rPr>
-        <w:t>依赖于全局部分</w:t>
-      </w:r>
-      <w:r>
-        <w:rPr>
-          <w:rFonts w:ascii="Times New Roman" w:eastAsia="宋体" w:hAnsi="Times New Roman" w:cs="Times New Roman" w:hint="eastAsia"/>
-          <w:color w:val="000000" w:themeColor="text1"/>
-          <w:szCs w:val="21"/>
-        </w:rPr>
-        <w:t>关于</w:t>
-      </w:r>
-      <w:proofErr w:type="spellStart"/>
-      <w:r>
-        <w:rPr>
-          <w:rFonts w:ascii="Times New Roman" w:eastAsia="宋体" w:hAnsi="Times New Roman" w:cs="Times New Roman" w:hint="eastAsia"/>
-          <w:color w:val="000000" w:themeColor="text1"/>
-          <w:szCs w:val="21"/>
-        </w:rPr>
-        <w:t>MaximumAIDefensiveTeams</w:t>
-      </w:r>
-      <w:proofErr w:type="spellEnd"/>
-      <w:r>
-        <w:rPr>
-          <w:rFonts w:ascii="Times New Roman" w:eastAsia="宋体" w:hAnsi="Times New Roman" w:cs="Times New Roman" w:hint="eastAsia"/>
-          <w:color w:val="000000" w:themeColor="text1"/>
-          <w:szCs w:val="21"/>
-        </w:rPr>
-        <w:t>和</w:t>
-      </w:r>
-      <w:proofErr w:type="spellStart"/>
-      <w:r>
-        <w:rPr>
-          <w:rFonts w:ascii="Times New Roman" w:eastAsia="宋体" w:hAnsi="Times New Roman" w:cs="Times New Roman" w:hint="eastAsia"/>
-          <w:color w:val="000000" w:themeColor="text1"/>
-          <w:szCs w:val="21"/>
-        </w:rPr>
-        <w:t>TotalAITeamCap</w:t>
-      </w:r>
-      <w:proofErr w:type="spellEnd"/>
-      <w:r>
-        <w:rPr>
-          <w:rFonts w:ascii="Times New Roman" w:eastAsia="宋体" w:hAnsi="Times New Roman" w:cs="Times New Roman" w:hint="eastAsia"/>
-          <w:color w:val="000000" w:themeColor="text1"/>
-          <w:szCs w:val="21"/>
-        </w:rPr>
-        <w:t>的设置</w:t>
-      </w:r>
-      <w:r>
-        <w:rPr>
-          <w:rFonts w:ascii="Times New Roman" w:eastAsia="宋体" w:hAnsi="Times New Roman" w:cs="Times New Roman" w:hint="eastAsia"/>
-          <w:color w:val="000000" w:themeColor="text1"/>
-          <w:szCs w:val="21"/>
-        </w:rPr>
-        <w:t>(</w:t>
-      </w:r>
-      <w:r>
-        <w:rPr>
-          <w:rFonts w:ascii="Times New Roman" w:eastAsia="宋体" w:hAnsi="Times New Roman" w:cs="Times New Roman" w:hint="eastAsia"/>
-          <w:color w:val="000000" w:themeColor="text1"/>
-          <w:szCs w:val="21"/>
-        </w:rPr>
-        <w:t>参考本章第</w:t>
-      </w:r>
-      <w:r>
-        <w:rPr>
-          <w:rFonts w:ascii="Times New Roman" w:eastAsia="宋体" w:hAnsi="Times New Roman" w:cs="Times New Roman" w:hint="eastAsia"/>
-          <w:color w:val="000000" w:themeColor="text1"/>
-          <w:szCs w:val="21"/>
-        </w:rPr>
-        <w:t>3</w:t>
-      </w:r>
-      <w:r>
-        <w:rPr>
-          <w:rFonts w:ascii="Times New Roman" w:eastAsia="宋体" w:hAnsi="Times New Roman" w:cs="Times New Roman" w:hint="eastAsia"/>
-          <w:color w:val="000000" w:themeColor="text1"/>
-          <w:szCs w:val="21"/>
-        </w:rPr>
-        <w:t>小节</w:t>
-      </w:r>
-      <w:r>
-        <w:rPr>
-          <w:rFonts w:ascii="Times New Roman" w:eastAsia="宋体" w:hAnsi="Times New Roman" w:cs="Times New Roman" w:hint="eastAsia"/>
-          <w:color w:val="000000" w:themeColor="text1"/>
-          <w:szCs w:val="21"/>
-        </w:rPr>
-        <w:t>)</w:t>
-      </w:r>
-      <w:r>
-        <w:rPr>
-          <w:rFonts w:ascii="Times New Roman" w:eastAsia="宋体" w:hAnsi="Times New Roman" w:cs="Times New Roman" w:hint="eastAsia"/>
-          <w:color w:val="000000" w:themeColor="text1"/>
-          <w:szCs w:val="21"/>
-        </w:rPr>
-        <w:t>.</w:t>
-      </w:r>
-    </w:p>
-    <w:p>
-      <w:pPr>
-        <w:spacing w:beforeLines="50" w:before="156"/>
-        <w:ind w:firstLineChars="200" w:firstLine="420"/>
-        <w:rPr>
-          <w:rFonts w:ascii="黑体" w:eastAsia="黑体" w:hAnsi="黑体" w:cs="Times New Roman" w:hint="eastAsia"/>
-          <w:color w:val="000000" w:themeColor="text1"/>
-          <w:szCs w:val="21"/>
-        </w:rPr>
-      </w:pPr>
-      <w:r>
-        <w:rPr>
-          <w:rFonts w:ascii="Times New Roman" w:eastAsia="宋体" w:hAnsi="Times New Roman" w:cs="Times New Roman" w:hint="eastAsia"/>
-          <w:color w:val="000000" w:themeColor="text1"/>
-          <w:szCs w:val="21"/>
-        </w:rPr>
-        <w:t>(3)</w:t>
-      </w:r>
-      <w:r>
-        <w:rPr>
-          <w:rFonts w:ascii="黑体" w:eastAsia="黑体" w:hAnsi="黑体" w:cs="Times New Roman" w:hint="eastAsia"/>
-          <w:color w:val="000000" w:themeColor="text1"/>
-          <w:szCs w:val="21"/>
-        </w:rPr>
-        <w:t>小队成员可被重组</w:t>
-      </w:r>
-    </w:p>
-    <w:p>
-      <w:pPr>
-        <w:ind w:firstLineChars="200" w:firstLine="420"/>
-        <w:rPr>
-          <w:rFonts w:ascii="Times New Roman" w:eastAsia="宋体" w:hAnsi="Times New Roman" w:cs="Times New Roman"/>
-          <w:color w:val="000000" w:themeColor="text1"/>
-          <w:szCs w:val="21"/>
-        </w:rPr>
-      </w:pPr>
-      <w:r>
-        <w:rPr>
-          <w:rFonts w:ascii="Times New Roman" w:eastAsia="宋体" w:hAnsi="Times New Roman" w:cs="Times New Roman" w:hint="eastAsia"/>
-          <w:color w:val="000000" w:themeColor="text1"/>
-          <w:szCs w:val="21"/>
-        </w:rPr>
-        <w:t>较高优先级值的团队</w:t>
-      </w:r>
-      <w:r>
-        <w:rPr>
-          <w:rFonts w:ascii="Times New Roman" w:eastAsia="宋体" w:hAnsi="Times New Roman" w:cs="Times New Roman" w:hint="eastAsia"/>
-          <w:color w:val="000000" w:themeColor="text1"/>
-          <w:szCs w:val="21"/>
-        </w:rPr>
-        <w:t xml:space="preserve">, </w:t>
-      </w:r>
-      <w:r>
-        <w:rPr>
-          <w:rFonts w:ascii="Times New Roman" w:eastAsia="宋体" w:hAnsi="Times New Roman" w:cs="Times New Roman" w:hint="eastAsia"/>
-          <w:color w:val="000000" w:themeColor="text1"/>
-          <w:szCs w:val="21"/>
-        </w:rPr>
-        <w:t>可以从较低优先级值的小队成员可被重组的小队中招募</w:t>
-      </w:r>
-      <w:r>
-        <w:rPr>
-          <w:rFonts w:ascii="Times New Roman" w:eastAsia="宋体" w:hAnsi="Times New Roman" w:cs="Times New Roman" w:hint="eastAsia"/>
-          <w:color w:val="000000" w:themeColor="text1"/>
-          <w:szCs w:val="21"/>
-        </w:rPr>
-        <w:t>单位</w:t>
-      </w:r>
-      <w:r>
-        <w:rPr>
-          <w:rFonts w:ascii="Times New Roman" w:eastAsia="宋体" w:hAnsi="Times New Roman" w:cs="Times New Roman" w:hint="eastAsia"/>
-          <w:color w:val="000000" w:themeColor="text1"/>
-          <w:szCs w:val="21"/>
-        </w:rPr>
-        <w:t xml:space="preserve">, </w:t>
-      </w:r>
-      <w:r>
-        <w:rPr>
-          <w:rFonts w:ascii="Times New Roman" w:eastAsia="宋体" w:hAnsi="Times New Roman" w:cs="Times New Roman" w:hint="eastAsia"/>
-          <w:color w:val="000000" w:themeColor="text1"/>
-          <w:szCs w:val="21"/>
-        </w:rPr>
-        <w:t>即使低优先级的小队未完成自己的脚本</w:t>
-      </w:r>
-      <w:r>
-        <w:rPr>
-          <w:rFonts w:ascii="Times New Roman" w:eastAsia="宋体" w:hAnsi="Times New Roman" w:cs="Times New Roman" w:hint="eastAsia"/>
-          <w:color w:val="000000" w:themeColor="text1"/>
-          <w:szCs w:val="21"/>
-        </w:rPr>
-        <w:t xml:space="preserve">. </w:t>
-      </w:r>
-    </w:p>
-    <w:p>
-      <w:pPr>
-        <w:spacing w:beforeLines="50" w:before="156"/>
-        <w:ind w:firstLineChars="200" w:firstLine="420"/>
-        <w:rPr>
-          <w:rFonts w:ascii="Times New Roman" w:eastAsia="宋体" w:hAnsi="Times New Roman" w:cs="Times New Roman"/>
-          <w:color w:val="000000" w:themeColor="text1"/>
-          <w:szCs w:val="21"/>
-        </w:rPr>
-      </w:pPr>
-      <w:r>
-        <w:rPr>
-          <w:rFonts w:ascii="Times New Roman" w:eastAsia="宋体" w:hAnsi="Times New Roman" w:cs="Times New Roman" w:hint="eastAsia"/>
-          <w:color w:val="000000" w:themeColor="text1"/>
-          <w:szCs w:val="21"/>
-        </w:rPr>
-        <w:t>(4)</w:t>
-      </w:r>
-      <w:r>
-        <w:rPr>
-          <w:rFonts w:ascii="黑体" w:eastAsia="黑体" w:hAnsi="黑体" w:cs="Times New Roman" w:hint="eastAsia"/>
-          <w:color w:val="000000" w:themeColor="text1"/>
-          <w:szCs w:val="21"/>
-        </w:rPr>
-        <w:t>优先级</w:t>
-      </w:r>
-    </w:p>
-    <w:p>
-      <w:pPr>
-        <w:ind w:firstLineChars="200" w:firstLine="420"/>
-        <w:rPr>
-          <w:rFonts w:ascii="Times New Roman" w:eastAsia="宋体" w:hAnsi="Times New Roman" w:cs="Times New Roman"/>
-          <w:color w:val="000000" w:themeColor="text1"/>
-          <w:szCs w:val="21"/>
-        </w:rPr>
-      </w:pPr>
-      <w:r>
-        <w:rPr>
-          <w:rFonts w:ascii="Times New Roman" w:eastAsia="宋体" w:hAnsi="Times New Roman" w:cs="Times New Roman" w:hint="eastAsia"/>
-          <w:color w:val="000000" w:themeColor="text1"/>
-          <w:szCs w:val="21"/>
-        </w:rPr>
-        <w:t>较高优先级值的团队</w:t>
-      </w:r>
-      <w:r>
-        <w:rPr>
-          <w:rFonts w:ascii="Times New Roman" w:eastAsia="宋体" w:hAnsi="Times New Roman" w:cs="Times New Roman" w:hint="eastAsia"/>
-          <w:color w:val="000000" w:themeColor="text1"/>
-          <w:szCs w:val="21"/>
-        </w:rPr>
-        <w:t xml:space="preserve">, </w:t>
-      </w:r>
-      <w:r>
-        <w:rPr>
-          <w:rFonts w:ascii="Times New Roman" w:eastAsia="宋体" w:hAnsi="Times New Roman" w:cs="Times New Roman" w:hint="eastAsia"/>
-          <w:color w:val="000000" w:themeColor="text1"/>
-          <w:szCs w:val="21"/>
-        </w:rPr>
-        <w:t>可以从较低优先级值的</w:t>
-      </w:r>
-      <w:r>
-        <w:rPr>
-          <w:rFonts w:ascii="Times New Roman" w:eastAsia="宋体" w:hAnsi="Times New Roman" w:cs="Times New Roman" w:hint="eastAsia"/>
-          <w:color w:val="000000" w:themeColor="text1"/>
-          <w:szCs w:val="21"/>
-        </w:rPr>
-        <w:t>小队成员可被重组的小队中招募</w:t>
-      </w:r>
-      <w:r>
-        <w:rPr>
-          <w:rFonts w:ascii="Times New Roman" w:eastAsia="宋体" w:hAnsi="Times New Roman" w:cs="Times New Roman" w:hint="eastAsia"/>
-          <w:color w:val="000000" w:themeColor="text1"/>
-          <w:szCs w:val="21"/>
-        </w:rPr>
-        <w:t>单位</w:t>
-      </w:r>
-      <w:r>
-        <w:rPr>
-          <w:rFonts w:ascii="Times New Roman" w:eastAsia="宋体" w:hAnsi="Times New Roman" w:cs="Times New Roman" w:hint="eastAsia"/>
-          <w:color w:val="000000" w:themeColor="text1"/>
-          <w:szCs w:val="21"/>
-        </w:rPr>
-        <w:t xml:space="preserve">. </w:t>
-      </w:r>
-    </w:p>
-    <w:p>
-      <w:pPr>
-        <w:spacing w:beforeLines="50" w:before="156"/>
-        <w:ind w:firstLineChars="200" w:firstLine="420"/>
-        <w:rPr>
-          <w:rFonts w:ascii="Times New Roman" w:eastAsia="宋体" w:hAnsi="Times New Roman" w:cs="Times New Roman"/>
-          <w:color w:val="000000" w:themeColor="text1"/>
-          <w:szCs w:val="21"/>
-        </w:rPr>
-      </w:pPr>
-      <w:r>
-        <w:rPr>
-          <w:rFonts w:ascii="Times New Roman" w:eastAsia="宋体" w:hAnsi="Times New Roman" w:cs="Times New Roman" w:hint="eastAsia"/>
-          <w:color w:val="000000" w:themeColor="text1"/>
-          <w:szCs w:val="21"/>
-        </w:rPr>
-        <w:t>(5)</w:t>
-      </w:r>
-      <w:r>
-        <w:rPr>
-          <w:rFonts w:ascii="黑体" w:eastAsia="黑体" w:hAnsi="黑体" w:cs="Times New Roman" w:hint="eastAsia"/>
-          <w:color w:val="000000" w:themeColor="text1"/>
-          <w:szCs w:val="21"/>
-        </w:rPr>
-        <w:t>增援部队</w:t>
-      </w:r>
-    </w:p>
-    <w:p>
-      <w:pPr>
-        <w:ind w:firstLineChars="200" w:firstLine="420"/>
-        <w:rPr>
-          <w:rFonts w:ascii="Times New Roman" w:eastAsia="宋体" w:hAnsi="Times New Roman" w:cs="Times New Roman"/>
-          <w:color w:val="000000" w:themeColor="text1"/>
-          <w:szCs w:val="21"/>
-        </w:rPr>
-      </w:pPr>
-      <w:r>
-        <w:rPr>
-          <w:rFonts w:ascii="Times New Roman" w:eastAsia="宋体" w:hAnsi="Times New Roman" w:cs="Times New Roman" w:hint="eastAsia"/>
-          <w:color w:val="000000" w:themeColor="text1"/>
-          <w:szCs w:val="21"/>
-        </w:rPr>
-        <w:t>小队成员到齐建立小队后</w:t>
-      </w:r>
-      <w:r>
-        <w:rPr>
-          <w:rFonts w:ascii="Times New Roman" w:eastAsia="宋体" w:hAnsi="Times New Roman" w:cs="Times New Roman" w:hint="eastAsia"/>
-          <w:color w:val="000000" w:themeColor="text1"/>
-          <w:szCs w:val="21"/>
-        </w:rPr>
-        <w:t xml:space="preserve">, </w:t>
-      </w:r>
-      <w:r>
-        <w:rPr>
-          <w:rFonts w:ascii="Times New Roman" w:eastAsia="宋体" w:hAnsi="Times New Roman" w:cs="Times New Roman" w:hint="eastAsia"/>
-          <w:color w:val="000000" w:themeColor="text1"/>
-          <w:szCs w:val="21"/>
-        </w:rPr>
-        <w:t>小队内成员损失</w:t>
-      </w:r>
-      <w:r>
-        <w:rPr>
-          <w:rFonts w:ascii="Times New Roman" w:eastAsia="宋体" w:hAnsi="Times New Roman" w:cs="Times New Roman" w:hint="eastAsia"/>
-          <w:color w:val="000000" w:themeColor="text1"/>
-          <w:szCs w:val="21"/>
-        </w:rPr>
-        <w:t xml:space="preserve">, </w:t>
-      </w:r>
-      <w:r>
-        <w:rPr>
-          <w:rFonts w:ascii="Times New Roman" w:eastAsia="宋体" w:hAnsi="Times New Roman" w:cs="Times New Roman" w:hint="eastAsia"/>
-          <w:color w:val="000000" w:themeColor="text1"/>
-          <w:szCs w:val="21"/>
-        </w:rPr>
-        <w:t>就会马上补充损失的成员直到成员补齐</w:t>
-      </w:r>
-      <w:r>
-        <w:rPr>
-          <w:rFonts w:ascii="Times New Roman" w:eastAsia="宋体" w:hAnsi="Times New Roman" w:cs="Times New Roman" w:hint="eastAsia"/>
-          <w:color w:val="000000" w:themeColor="text1"/>
-          <w:szCs w:val="21"/>
-        </w:rPr>
-        <w:t xml:space="preserve">, </w:t>
-      </w:r>
-      <w:r>
-        <w:rPr>
-          <w:rFonts w:ascii="Times New Roman" w:eastAsia="宋体" w:hAnsi="Times New Roman" w:cs="Times New Roman" w:hint="eastAsia"/>
-          <w:color w:val="000000" w:themeColor="text1"/>
-          <w:szCs w:val="21"/>
-        </w:rPr>
-        <w:t>小队全灭则不再补充</w:t>
-      </w:r>
-      <w:r>
-        <w:rPr>
-          <w:rFonts w:ascii="Times New Roman" w:eastAsia="宋体" w:hAnsi="Times New Roman" w:cs="Times New Roman" w:hint="eastAsia"/>
-          <w:color w:val="000000" w:themeColor="text1"/>
-          <w:szCs w:val="21"/>
-        </w:rPr>
-        <w:t xml:space="preserve">. </w:t>
-      </w:r>
-    </w:p>
-    <w:p>
-      <w:pPr>
-        <w:spacing w:beforeLines="50" w:before="156"/>
-        <w:ind w:firstLineChars="200" w:firstLine="420"/>
-        <w:rPr>
-          <w:rFonts w:ascii="黑体" w:eastAsia="黑体" w:hAnsi="黑体" w:cs="Times New Roman" w:hint="eastAsia"/>
-          <w:color w:val="000000" w:themeColor="text1"/>
-          <w:szCs w:val="21"/>
-        </w:rPr>
-      </w:pPr>
-      <w:r>
-        <w:rPr>
-          <w:rFonts w:ascii="Times New Roman" w:eastAsia="宋体" w:hAnsi="Times New Roman" w:cs="Times New Roman" w:hint="eastAsia"/>
-          <w:color w:val="000000" w:themeColor="text1"/>
-          <w:szCs w:val="21"/>
-        </w:rPr>
-        <w:t>(</w:t>
-      </w:r>
-      <w:r>
-        <w:rPr>
-          <w:rFonts w:ascii="Times New Roman" w:eastAsia="宋体" w:hAnsi="Times New Roman" w:cs="Times New Roman" w:hint="eastAsia"/>
-          <w:color w:val="000000" w:themeColor="text1"/>
-          <w:szCs w:val="21"/>
-        </w:rPr>
-        <w:t>6</w:t>
-      </w:r>
-      <w:r>
-        <w:rPr>
-          <w:rFonts w:ascii="Times New Roman" w:eastAsia="宋体" w:hAnsi="Times New Roman" w:cs="Times New Roman" w:hint="eastAsia"/>
-          <w:color w:val="000000" w:themeColor="text1"/>
-          <w:szCs w:val="21"/>
-        </w:rPr>
-        <w:t>)</w:t>
-      </w:r>
-      <w:r>
-        <w:rPr>
-          <w:rFonts w:ascii="黑体" w:eastAsia="黑体" w:hAnsi="黑体" w:cs="Times New Roman" w:hint="eastAsia"/>
-          <w:color w:val="000000" w:themeColor="text1"/>
-          <w:szCs w:val="21"/>
-        </w:rPr>
-        <w:t>用于基地防御</w:t>
-      </w:r>
-      <w:r>
-        <w:rPr>
-          <w:rFonts w:ascii="Times New Roman" w:eastAsia="宋体" w:hAnsi="Times New Roman" w:cs="Times New Roman" w:hint="eastAsia"/>
-          <w:szCs w:val="21"/>
-        </w:rPr>
-        <w:t>(</w:t>
-      </w:r>
-      <w:r>
-        <w:rPr>
-          <w:rFonts w:ascii="Times New Roman" w:eastAsia="宋体" w:hAnsi="Times New Roman" w:cs="Times New Roman" w:hint="eastAsia"/>
-          <w:szCs w:val="21"/>
-        </w:rPr>
-        <w:t>更</w:t>
-      </w:r>
-      <w:r>
-        <w:rPr>
-          <w:rFonts w:ascii="Times New Roman" w:eastAsia="宋体" w:hAnsi="Times New Roman" w:cs="Times New Roman" w:hint="eastAsia"/>
-          <w:szCs w:val="21"/>
-        </w:rPr>
-        <w:t>详</w:t>
-      </w:r>
-      <w:r>
-        <w:rPr>
-          <w:rFonts w:ascii="Times New Roman" w:eastAsia="宋体" w:hAnsi="Times New Roman" w:cs="Times New Roman" w:hint="eastAsia"/>
-          <w:szCs w:val="21"/>
-        </w:rPr>
-        <w:t>细的内容参</w:t>
-      </w:r>
-      <w:r>
-        <w:rPr>
-          <w:rFonts w:ascii="Times New Roman" w:eastAsia="宋体" w:hAnsi="Times New Roman" w:cs="Times New Roman" w:hint="eastAsia"/>
-          <w:szCs w:val="21"/>
-        </w:rPr>
-        <w:t>见</w:t>
-      </w:r>
-      <w:hyperlink r:id="rId11" w:history="1">
+      <w:hyperlink r:id="rId13" w:history="1">
         <w:r>
           <w:rPr>
             <w:rStyle w:val="a4"/>
@@ -7404,327 +6883,76 @@
           <w:rFonts w:ascii="Times New Roman" w:eastAsia="宋体" w:hAnsi="Times New Roman" w:cs="Times New Roman" w:hint="eastAsia"/>
           <w:szCs w:val="21"/>
         </w:rPr>
+        <w:t xml:space="preserve">, </w:t>
+      </w:r>
+      <w:r>
+        <w:rPr>
+          <w:rFonts w:ascii="Times New Roman" w:eastAsia="宋体" w:hAnsi="Times New Roman" w:cs="Times New Roman" w:hint="eastAsia"/>
+          <w:szCs w:val="21"/>
+        </w:rPr>
+        <w:t>这里只</w:t>
+      </w:r>
+      <w:r>
+        <w:rPr>
+          <w:rFonts w:ascii="Times New Roman" w:eastAsia="宋体" w:hAnsi="Times New Roman" w:cs="Times New Roman" w:hint="eastAsia"/>
+          <w:szCs w:val="21"/>
+        </w:rPr>
+        <w:t>摘录</w:t>
+      </w:r>
+      <w:r>
+        <w:rPr>
+          <w:rFonts w:ascii="Times New Roman" w:eastAsia="宋体" w:hAnsi="Times New Roman" w:cs="Times New Roman" w:hint="eastAsia"/>
+          <w:szCs w:val="21"/>
+        </w:rPr>
+        <w:t>跟</w:t>
+      </w:r>
+      <w:r>
+        <w:rPr>
+          <w:rFonts w:ascii="Times New Roman" w:eastAsia="宋体" w:hAnsi="Times New Roman" w:cs="Times New Roman" w:hint="eastAsia"/>
+          <w:szCs w:val="21"/>
+        </w:rPr>
+        <w:t>AI</w:t>
+      </w:r>
+      <w:r>
+        <w:rPr>
+          <w:rFonts w:ascii="Times New Roman" w:eastAsia="宋体" w:hAnsi="Times New Roman" w:cs="Times New Roman" w:hint="eastAsia"/>
+          <w:szCs w:val="21"/>
+        </w:rPr>
+        <w:t>触发相关的标签</w:t>
+      </w:r>
+      <w:r>
+        <w:rPr>
+          <w:rFonts w:ascii="Times New Roman" w:eastAsia="宋体" w:hAnsi="Times New Roman" w:cs="Times New Roman" w:hint="eastAsia"/>
+          <w:szCs w:val="21"/>
+        </w:rPr>
         <w:t>)</w:t>
       </w:r>
     </w:p>
     <w:p>
       <w:pPr>
+        <w:spacing w:beforeLines="50" w:before="156"/>
         <w:ind w:firstLineChars="200" w:firstLine="420"/>
         <w:rPr>
           <w:rFonts w:ascii="Times New Roman" w:eastAsia="宋体" w:hAnsi="Times New Roman" w:cs="Times New Roman"/>
-          <w:szCs w:val="21"/>
-        </w:rPr>
-      </w:pPr>
-      <w:r>
-        <w:rPr>
-          <w:rFonts w:ascii="Times New Roman" w:eastAsia="宋体" w:hAnsi="Times New Roman" w:cs="Times New Roman" w:hint="eastAsia"/>
-          <w:szCs w:val="21"/>
-        </w:rPr>
-        <w:t>使用</w:t>
-      </w:r>
-      <w:r>
-        <w:rPr>
-          <w:rFonts w:ascii="Times New Roman" w:eastAsia="宋体" w:hAnsi="Times New Roman" w:cs="Times New Roman" w:hint="eastAsia"/>
-          <w:szCs w:val="21"/>
-        </w:rPr>
-        <w:t>AI</w:t>
-      </w:r>
-      <w:r>
-        <w:rPr>
-          <w:rFonts w:ascii="Times New Roman" w:eastAsia="宋体" w:hAnsi="Times New Roman" w:cs="Times New Roman" w:hint="eastAsia"/>
-          <w:szCs w:val="21"/>
-        </w:rPr>
-        <w:t>触发建造作战小队时</w:t>
-      </w:r>
-      <w:r>
-        <w:rPr>
-          <w:rFonts w:ascii="Times New Roman" w:eastAsia="宋体" w:hAnsi="Times New Roman" w:cs="Times New Roman" w:hint="eastAsia"/>
-          <w:szCs w:val="21"/>
-        </w:rPr>
-        <w:t xml:space="preserve">, </w:t>
-      </w:r>
-      <w:r>
-        <w:rPr>
-          <w:rFonts w:ascii="Times New Roman" w:eastAsia="宋体" w:hAnsi="Times New Roman" w:cs="Times New Roman" w:hint="eastAsia"/>
-          <w:szCs w:val="21"/>
-        </w:rPr>
-        <w:t>AI</w:t>
-      </w:r>
-      <w:r>
-        <w:rPr>
-          <w:rFonts w:ascii="Times New Roman" w:eastAsia="宋体" w:hAnsi="Times New Roman" w:cs="Times New Roman" w:hint="eastAsia"/>
-          <w:szCs w:val="21"/>
-        </w:rPr>
-        <w:t>一定优先建造“用于基地防御”的作战小队</w:t>
-      </w:r>
-      <w:r>
-        <w:rPr>
-          <w:rFonts w:ascii="Times New Roman" w:eastAsia="宋体" w:hAnsi="Times New Roman" w:cs="Times New Roman" w:hint="eastAsia"/>
-          <w:szCs w:val="21"/>
-        </w:rPr>
-        <w:t xml:space="preserve">, </w:t>
-      </w:r>
-      <w:r>
-        <w:rPr>
-          <w:rFonts w:ascii="Times New Roman" w:eastAsia="宋体" w:hAnsi="Times New Roman" w:cs="Times New Roman" w:hint="eastAsia"/>
-          <w:szCs w:val="21"/>
-        </w:rPr>
-        <w:t>称之为</w:t>
-      </w:r>
-      <w:r>
-        <w:rPr>
-          <w:rFonts w:ascii="Times New Roman" w:eastAsia="宋体" w:hAnsi="Times New Roman" w:cs="Times New Roman" w:hint="eastAsia"/>
-          <w:color w:val="EE0000"/>
-          <w:szCs w:val="21"/>
-        </w:rPr>
-        <w:t>基地防御小队</w:t>
-      </w:r>
-      <w:r>
-        <w:rPr>
-          <w:rFonts w:ascii="Times New Roman" w:eastAsia="宋体" w:hAnsi="Times New Roman" w:cs="Times New Roman" w:hint="eastAsia"/>
-          <w:szCs w:val="21"/>
-        </w:rPr>
-        <w:t xml:space="preserve">, </w:t>
-      </w:r>
-      <w:r>
-        <w:rPr>
-          <w:rFonts w:ascii="Times New Roman" w:eastAsia="宋体" w:hAnsi="Times New Roman" w:cs="Times New Roman" w:hint="eastAsia"/>
-          <w:szCs w:val="21"/>
-        </w:rPr>
-        <w:t>AI</w:t>
-      </w:r>
-      <w:r>
-        <w:rPr>
-          <w:rFonts w:ascii="Times New Roman" w:eastAsia="宋体" w:hAnsi="Times New Roman" w:cs="Times New Roman" w:hint="eastAsia"/>
-          <w:szCs w:val="21"/>
-        </w:rPr>
-        <w:t>需要先建造到最小数量的基地防御小队</w:t>
-      </w:r>
-      <w:r>
-        <w:rPr>
-          <w:rFonts w:ascii="Times New Roman" w:eastAsia="宋体" w:hAnsi="Times New Roman" w:cs="Times New Roman" w:hint="eastAsia"/>
-          <w:szCs w:val="21"/>
-        </w:rPr>
-        <w:t xml:space="preserve">, </w:t>
-      </w:r>
-      <w:r>
-        <w:rPr>
-          <w:rFonts w:ascii="Times New Roman" w:eastAsia="宋体" w:hAnsi="Times New Roman" w:cs="Times New Roman" w:hint="eastAsia"/>
-          <w:szCs w:val="21"/>
-        </w:rPr>
-        <w:t>才会建造其他小队</w:t>
-      </w:r>
-      <w:r>
-        <w:rPr>
-          <w:rFonts w:ascii="Times New Roman" w:eastAsia="宋体" w:hAnsi="Times New Roman" w:cs="Times New Roman" w:hint="eastAsia"/>
-          <w:szCs w:val="21"/>
-        </w:rPr>
-        <w:t xml:space="preserve">, </w:t>
-      </w:r>
-      <w:r>
-        <w:rPr>
-          <w:rFonts w:ascii="Times New Roman" w:eastAsia="宋体" w:hAnsi="Times New Roman" w:cs="Times New Roman" w:hint="eastAsia"/>
-          <w:szCs w:val="21"/>
-        </w:rPr>
-        <w:t>这一点取决于全局</w:t>
-      </w:r>
-      <w:r>
-        <w:rPr>
-          <w:rFonts w:ascii="Times New Roman" w:eastAsia="宋体" w:hAnsi="Times New Roman" w:cs="Times New Roman" w:hint="eastAsia"/>
-          <w:szCs w:val="21"/>
-        </w:rPr>
-        <w:t>部分</w:t>
-      </w:r>
-      <w:proofErr w:type="spellStart"/>
-      <w:r>
-        <w:rPr>
-          <w:rFonts w:ascii="Times New Roman" w:eastAsia="宋体" w:hAnsi="Times New Roman" w:cs="Times New Roman" w:hint="eastAsia"/>
-          <w:szCs w:val="21"/>
-        </w:rPr>
-        <w:t>UseMinDefenseRule</w:t>
-      </w:r>
-      <w:proofErr w:type="spellEnd"/>
-      <w:r>
-        <w:rPr>
-          <w:rFonts w:ascii="Times New Roman" w:eastAsia="宋体" w:hAnsi="Times New Roman" w:cs="Times New Roman" w:hint="eastAsia"/>
-          <w:szCs w:val="21"/>
-        </w:rPr>
-        <w:t>和</w:t>
-      </w:r>
-      <w:proofErr w:type="spellStart"/>
-      <w:r>
-        <w:rPr>
-          <w:rFonts w:ascii="Times New Roman" w:eastAsia="宋体" w:hAnsi="Times New Roman" w:cs="Times New Roman" w:hint="eastAsia"/>
-          <w:szCs w:val="21"/>
-        </w:rPr>
-        <w:t>MinimumAIDefensiveTeams</w:t>
-      </w:r>
-      <w:proofErr w:type="spellEnd"/>
-      <w:r>
-        <w:rPr>
-          <w:rFonts w:ascii="Times New Roman" w:eastAsia="宋体" w:hAnsi="Times New Roman" w:cs="Times New Roman" w:hint="eastAsia"/>
-          <w:szCs w:val="21"/>
-        </w:rPr>
-        <w:t>的设置</w:t>
-      </w:r>
-      <w:r>
-        <w:rPr>
-          <w:rFonts w:ascii="Times New Roman" w:eastAsia="宋体" w:hAnsi="Times New Roman" w:cs="Times New Roman" w:hint="eastAsia"/>
-          <w:szCs w:val="21"/>
-        </w:rPr>
-        <w:t>(</w:t>
-      </w:r>
-      <w:r>
-        <w:rPr>
-          <w:rFonts w:ascii="Times New Roman" w:eastAsia="宋体" w:hAnsi="Times New Roman" w:cs="Times New Roman" w:hint="eastAsia"/>
-          <w:szCs w:val="21"/>
-        </w:rPr>
-        <w:t>详见</w:t>
-      </w:r>
-      <w:r>
-        <w:rPr>
-          <w:rFonts w:ascii="Times New Roman" w:eastAsia="宋体" w:hAnsi="Times New Roman" w:cs="Times New Roman" w:hint="eastAsia"/>
           <w:color w:val="000000" w:themeColor="text1"/>
           <w:szCs w:val="21"/>
         </w:rPr>
-        <w:t>本章第</w:t>
-      </w:r>
+      </w:pPr>
       <w:r>
         <w:rPr>
           <w:rFonts w:ascii="Times New Roman" w:eastAsia="宋体" w:hAnsi="Times New Roman" w:cs="Times New Roman" w:hint="eastAsia"/>
           <w:color w:val="000000" w:themeColor="text1"/>
           <w:szCs w:val="21"/>
         </w:rPr>
-        <w:t>3</w:t>
-      </w:r>
-      <w:r>
-        <w:rPr>
-          <w:rFonts w:ascii="Times New Roman" w:eastAsia="宋体" w:hAnsi="Times New Roman" w:cs="Times New Roman" w:hint="eastAsia"/>
+        <w:t>(1)</w:t>
+      </w:r>
+      <w:r>
+        <w:rPr>
+          <w:rFonts w:ascii="黑体" w:eastAsia="黑体" w:hAnsi="黑体" w:cs="Times New Roman" w:hint="eastAsia"/>
           <w:color w:val="000000" w:themeColor="text1"/>
           <w:szCs w:val="21"/>
         </w:rPr>
-        <w:t>小节</w:t>
-      </w:r>
-      <w:r>
-        <w:rPr>
-          <w:rFonts w:ascii="Times New Roman" w:eastAsia="宋体" w:hAnsi="Times New Roman" w:cs="Times New Roman" w:hint="eastAsia"/>
-          <w:szCs w:val="21"/>
-        </w:rPr>
-        <w:t>)</w:t>
-      </w:r>
-      <w:r>
-        <w:rPr>
-          <w:rFonts w:ascii="Times New Roman" w:eastAsia="宋体" w:hAnsi="Times New Roman" w:cs="Times New Roman" w:hint="eastAsia"/>
-          <w:szCs w:val="21"/>
-        </w:rPr>
-        <w:t xml:space="preserve">. </w:t>
-      </w:r>
-      <w:r>
-        <w:rPr>
-          <w:rFonts w:ascii="Times New Roman" w:eastAsia="宋体" w:hAnsi="Times New Roman" w:cs="Times New Roman" w:hint="eastAsia"/>
-          <w:szCs w:val="21"/>
-        </w:rPr>
-        <w:t>在</w:t>
-      </w:r>
-      <w:r>
-        <w:rPr>
-          <w:rFonts w:ascii="Times New Roman" w:eastAsia="宋体" w:hAnsi="Times New Roman" w:cs="Times New Roman" w:hint="eastAsia"/>
-          <w:szCs w:val="21"/>
-        </w:rPr>
-        <w:t>AI</w:t>
-      </w:r>
-      <w:r>
-        <w:rPr>
-          <w:rFonts w:ascii="Times New Roman" w:eastAsia="宋体" w:hAnsi="Times New Roman" w:cs="Times New Roman" w:hint="eastAsia"/>
-          <w:szCs w:val="21"/>
-        </w:rPr>
-        <w:t>的无武器建筑或</w:t>
-      </w:r>
-      <w:r>
-        <w:rPr>
-          <w:rFonts w:ascii="Times New Roman" w:eastAsia="宋体" w:hAnsi="Times New Roman" w:cs="Times New Roman" w:hint="eastAsia"/>
-          <w:szCs w:val="21"/>
-        </w:rPr>
-        <w:t>含有标签</w:t>
-      </w:r>
-      <w:proofErr w:type="spellStart"/>
-      <w:r>
-        <w:rPr>
-          <w:rFonts w:ascii="Times New Roman" w:eastAsia="宋体" w:hAnsi="Times New Roman" w:cs="Times New Roman" w:hint="eastAsia"/>
-          <w:szCs w:val="21"/>
-        </w:rPr>
-        <w:t>ToProtect</w:t>
-      </w:r>
-      <w:proofErr w:type="spellEnd"/>
-      <w:r>
-        <w:rPr>
-          <w:rFonts w:ascii="Times New Roman" w:eastAsia="宋体" w:hAnsi="Times New Roman" w:cs="Times New Roman" w:hint="eastAsia"/>
-          <w:szCs w:val="21"/>
-        </w:rPr>
-        <w:t>=yes</w:t>
-      </w:r>
-      <w:r>
-        <w:rPr>
-          <w:rFonts w:ascii="Times New Roman" w:eastAsia="宋体" w:hAnsi="Times New Roman" w:cs="Times New Roman" w:hint="eastAsia"/>
-          <w:szCs w:val="21"/>
-        </w:rPr>
-        <w:t>的单位被攻击时</w:t>
-      </w:r>
-      <w:r>
-        <w:rPr>
-          <w:rFonts w:ascii="Times New Roman" w:eastAsia="宋体" w:hAnsi="Times New Roman" w:cs="Times New Roman" w:hint="eastAsia"/>
-          <w:szCs w:val="21"/>
-        </w:rPr>
-        <w:t xml:space="preserve">, </w:t>
-      </w:r>
-      <w:r>
-        <w:rPr>
-          <w:rFonts w:ascii="Times New Roman" w:eastAsia="宋体" w:hAnsi="Times New Roman" w:cs="Times New Roman" w:hint="eastAsia"/>
-          <w:szCs w:val="21"/>
-        </w:rPr>
-        <w:t>AI</w:t>
-      </w:r>
-      <w:r>
-        <w:rPr>
-          <w:rFonts w:ascii="Times New Roman" w:eastAsia="宋体" w:hAnsi="Times New Roman" w:cs="Times New Roman" w:hint="eastAsia"/>
-          <w:szCs w:val="21"/>
-        </w:rPr>
-        <w:t>会视侵入者的量招募</w:t>
-      </w:r>
-      <w:r>
-        <w:rPr>
-          <w:rFonts w:ascii="Times New Roman" w:eastAsia="宋体" w:hAnsi="Times New Roman" w:cs="Times New Roman" w:hint="eastAsia"/>
-          <w:szCs w:val="21"/>
-        </w:rPr>
-        <w:t>用于基地防御</w:t>
-      </w:r>
-      <w:r>
-        <w:rPr>
-          <w:rFonts w:ascii="Times New Roman" w:eastAsia="宋体" w:hAnsi="Times New Roman" w:cs="Times New Roman" w:hint="eastAsia"/>
-          <w:szCs w:val="21"/>
-        </w:rPr>
-        <w:t>且</w:t>
-      </w:r>
-      <w:r>
-        <w:rPr>
-          <w:rFonts w:ascii="Times New Roman" w:eastAsia="宋体" w:hAnsi="Times New Roman" w:cs="Times New Roman" w:hint="eastAsia"/>
-          <w:szCs w:val="21"/>
-        </w:rPr>
-        <w:t>成员可被重组的</w:t>
-      </w:r>
-      <w:r>
-        <w:rPr>
-          <w:rFonts w:ascii="Times New Roman" w:eastAsia="宋体" w:hAnsi="Times New Roman" w:cs="Times New Roman" w:hint="eastAsia"/>
-          <w:szCs w:val="21"/>
-        </w:rPr>
-        <w:t>小队的部分成员来驱逐侵入者</w:t>
-      </w:r>
-      <w:r>
-        <w:rPr>
-          <w:rFonts w:ascii="Times New Roman" w:eastAsia="宋体" w:hAnsi="Times New Roman" w:cs="Times New Roman" w:hint="eastAsia"/>
-          <w:szCs w:val="21"/>
-        </w:rPr>
-        <w:t xml:space="preserve">. </w:t>
+        <w:t>所属</w:t>
       </w:r>
     </w:p>
     <w:p>
@@ -7732,33 +6960,46 @@
         <w:ind w:firstLineChars="200" w:firstLine="420"/>
         <w:rPr>
           <w:rFonts w:ascii="Times New Roman" w:eastAsia="宋体" w:hAnsi="Times New Roman" w:cs="Times New Roman"/>
-          <w:szCs w:val="21"/>
-        </w:rPr>
-      </w:pPr>
-      <w:r>
-        <w:rPr>
-          <w:rFonts w:ascii="Times New Roman" w:eastAsia="宋体" w:hAnsi="Times New Roman" w:cs="Times New Roman" w:hint="eastAsia"/>
-          <w:szCs w:val="21"/>
-        </w:rPr>
-        <w:t>基地防御小队</w:t>
-      </w:r>
-      <w:r>
-        <w:rPr>
-          <w:rFonts w:ascii="Times New Roman" w:eastAsia="宋体" w:hAnsi="Times New Roman" w:cs="Times New Roman" w:hint="eastAsia"/>
-          <w:szCs w:val="21"/>
-        </w:rPr>
-        <w:t>应当</w:t>
-      </w:r>
-      <w:r>
-        <w:rPr>
-          <w:rFonts w:ascii="Times New Roman" w:eastAsia="宋体" w:hAnsi="Times New Roman" w:cs="Times New Roman" w:hint="eastAsia"/>
-          <w:szCs w:val="21"/>
-        </w:rPr>
-        <w:t>勾选侵略部队</w:t>
-      </w:r>
-      <w:r>
-        <w:rPr>
-          <w:rFonts w:ascii="Times New Roman" w:eastAsia="宋体" w:hAnsi="Times New Roman" w:cs="Times New Roman" w:hint="eastAsia"/>
+          <w:color w:val="000000" w:themeColor="text1"/>
+          <w:szCs w:val="21"/>
+        </w:rPr>
+      </w:pPr>
+      <w:r>
+        <w:rPr>
+          <w:rFonts w:ascii="Times New Roman" w:eastAsia="宋体" w:hAnsi="Times New Roman" w:cs="Times New Roman" w:hint="eastAsia"/>
+          <w:color w:val="000000" w:themeColor="text1"/>
+          <w:szCs w:val="21"/>
+        </w:rPr>
+        <w:t>用于</w:t>
+      </w:r>
+      <w:r>
+        <w:rPr>
+          <w:rFonts w:ascii="Times New Roman" w:eastAsia="宋体" w:hAnsi="Times New Roman" w:cs="Times New Roman" w:hint="eastAsia"/>
+          <w:color w:val="000000" w:themeColor="text1"/>
+          <w:szCs w:val="21"/>
+        </w:rPr>
+        <w:t>AI</w:t>
+      </w:r>
+      <w:r>
+        <w:rPr>
+          <w:rFonts w:ascii="Times New Roman" w:eastAsia="宋体" w:hAnsi="Times New Roman" w:cs="Times New Roman" w:hint="eastAsia"/>
+          <w:color w:val="000000" w:themeColor="text1"/>
+          <w:szCs w:val="21"/>
+        </w:rPr>
+        <w:t>触发</w:t>
+      </w:r>
+      <w:r>
+        <w:rPr>
+          <w:rFonts w:ascii="Times New Roman" w:eastAsia="宋体" w:hAnsi="Times New Roman" w:cs="Times New Roman" w:hint="eastAsia"/>
+          <w:color w:val="000000" w:themeColor="text1"/>
+          <w:szCs w:val="21"/>
+        </w:rPr>
+        <w:t>时</w:t>
+      </w:r>
+      <w:r>
+        <w:rPr>
+          <w:rFonts w:ascii="Times New Roman" w:eastAsia="宋体" w:hAnsi="Times New Roman" w:cs="Times New Roman" w:hint="eastAsia"/>
+          <w:color w:val="000000" w:themeColor="text1"/>
           <w:szCs w:val="21"/>
         </w:rPr>
         <w:t xml:space="preserve">, </w:t>
@@ -7766,13 +7007,79 @@
       <w:r>
         <w:rPr>
           <w:rFonts w:ascii="Times New Roman" w:eastAsia="宋体" w:hAnsi="Times New Roman" w:cs="Times New Roman" w:hint="eastAsia"/>
-          <w:szCs w:val="21"/>
-        </w:rPr>
-        <w:t>小队成员会跳过原脚本并持续对侵入者发起攻击</w:t>
-      </w:r>
-      <w:r>
-        <w:rPr>
-          <w:rFonts w:ascii="Times New Roman" w:eastAsia="宋体" w:hAnsi="Times New Roman" w:cs="Times New Roman" w:hint="eastAsia"/>
+          <w:color w:val="000000" w:themeColor="text1"/>
+          <w:szCs w:val="21"/>
+        </w:rPr>
+        <w:t>注意</w:t>
+      </w:r>
+      <w:r>
+        <w:rPr>
+          <w:rFonts w:ascii="Times New Roman" w:eastAsia="宋体" w:hAnsi="Times New Roman" w:cs="Times New Roman" w:hint="eastAsia"/>
+          <w:color w:val="000000" w:themeColor="text1"/>
+          <w:szCs w:val="21"/>
+        </w:rPr>
+        <w:t>AI</w:t>
+      </w:r>
+      <w:r>
+        <w:rPr>
+          <w:rFonts w:ascii="Times New Roman" w:eastAsia="宋体" w:hAnsi="Times New Roman" w:cs="Times New Roman" w:hint="eastAsia"/>
+          <w:color w:val="000000" w:themeColor="text1"/>
+          <w:szCs w:val="21"/>
+        </w:rPr>
+        <w:t>触发</w:t>
+      </w:r>
+      <w:r>
+        <w:rPr>
+          <w:rFonts w:ascii="Times New Roman" w:eastAsia="宋体" w:hAnsi="Times New Roman" w:cs="Times New Roman" w:hint="eastAsia"/>
+          <w:color w:val="000000" w:themeColor="text1"/>
+          <w:szCs w:val="21"/>
+        </w:rPr>
+        <w:t>编辑器那里填写</w:t>
+      </w:r>
+      <w:r>
+        <w:rPr>
+          <w:rFonts w:ascii="Times New Roman" w:eastAsia="宋体" w:hAnsi="Times New Roman" w:cs="Times New Roman" w:hint="eastAsia"/>
+          <w:color w:val="000000" w:themeColor="text1"/>
+          <w:szCs w:val="21"/>
+        </w:rPr>
+        <w:t>的</w:t>
+      </w:r>
+      <w:r>
+        <w:rPr>
+          <w:rFonts w:ascii="Times New Roman" w:eastAsia="宋体" w:hAnsi="Times New Roman" w:cs="Times New Roman" w:hint="eastAsia"/>
+          <w:color w:val="000000" w:themeColor="text1"/>
+          <w:szCs w:val="21"/>
+        </w:rPr>
+        <w:t>国家</w:t>
+      </w:r>
+      <w:r>
+        <w:rPr>
+          <w:rFonts w:ascii="Times New Roman" w:eastAsia="宋体" w:hAnsi="Times New Roman" w:cs="Times New Roman" w:hint="eastAsia"/>
+          <w:color w:val="000000" w:themeColor="text1"/>
+          <w:szCs w:val="21"/>
+        </w:rPr>
+        <w:t>比</w:t>
+      </w:r>
+      <w:r>
+        <w:rPr>
+          <w:rFonts w:ascii="Times New Roman" w:eastAsia="宋体" w:hAnsi="Times New Roman" w:cs="Times New Roman" w:hint="eastAsia"/>
+          <w:color w:val="000000" w:themeColor="text1"/>
+          <w:szCs w:val="21"/>
+        </w:rPr>
+        <w:t>作战小队</w:t>
+      </w:r>
+      <w:r>
+        <w:rPr>
+          <w:rFonts w:ascii="Times New Roman" w:eastAsia="宋体" w:hAnsi="Times New Roman" w:cs="Times New Roman" w:hint="eastAsia"/>
+          <w:color w:val="000000" w:themeColor="text1"/>
+          <w:szCs w:val="21"/>
+        </w:rPr>
+        <w:t>这里的所属优先级高</w:t>
+      </w:r>
+      <w:r>
+        <w:rPr>
+          <w:rFonts w:ascii="Times New Roman" w:eastAsia="宋体" w:hAnsi="Times New Roman" w:cs="Times New Roman" w:hint="eastAsia"/>
+          <w:color w:val="000000" w:themeColor="text1"/>
           <w:szCs w:val="21"/>
         </w:rPr>
         <w:t xml:space="preserve">. </w:t>
@@ -7780,160 +7087,45 @@
     </w:p>
     <w:p>
       <w:pPr>
+        <w:spacing w:beforeLines="50" w:before="156"/>
         <w:ind w:firstLineChars="200" w:firstLine="420"/>
         <w:rPr>
           <w:rFonts w:ascii="Times New Roman" w:eastAsia="宋体" w:hAnsi="Times New Roman" w:cs="Times New Roman"/>
-          <w:szCs w:val="21"/>
-        </w:rPr>
-      </w:pPr>
-      <w:r>
-        <w:rPr>
-          <w:rFonts w:ascii="Times New Roman" w:eastAsia="宋体" w:hAnsi="Times New Roman" w:cs="Times New Roman" w:hint="eastAsia"/>
-          <w:szCs w:val="21"/>
-        </w:rPr>
-        <w:t>若小队</w:t>
-      </w:r>
-      <w:r>
-        <w:rPr>
-          <w:rFonts w:ascii="Times New Roman" w:eastAsia="宋体" w:hAnsi="Times New Roman" w:cs="Times New Roman" w:hint="eastAsia"/>
-          <w:szCs w:val="21"/>
-        </w:rPr>
-        <w:t>优先级</w:t>
-      </w:r>
-      <w:r>
-        <w:rPr>
-          <w:rFonts w:ascii="Times New Roman" w:eastAsia="宋体" w:hAnsi="Times New Roman" w:cs="Times New Roman" w:hint="eastAsia"/>
-          <w:szCs w:val="21"/>
-        </w:rPr>
-        <w:t>优先级低于</w:t>
-      </w:r>
-      <w:r>
-        <w:rPr>
-          <w:rFonts w:ascii="Times New Roman" w:eastAsia="宋体" w:hAnsi="Times New Roman" w:cs="Times New Roman" w:hint="eastAsia"/>
-          <w:szCs w:val="21"/>
-        </w:rPr>
-        <w:t>[General]-&gt;</w:t>
-      </w:r>
-      <w:proofErr w:type="spellStart"/>
-      <w:r>
-        <w:rPr>
-          <w:rFonts w:ascii="Times New Roman" w:eastAsia="宋体" w:hAnsi="Times New Roman" w:cs="Times New Roman" w:hint="eastAsia"/>
-          <w:szCs w:val="21"/>
-        </w:rPr>
-        <w:t>SuspendPriority</w:t>
-      </w:r>
-      <w:proofErr w:type="spellEnd"/>
-      <w:r>
-        <w:rPr>
-          <w:rFonts w:ascii="Times New Roman" w:eastAsia="宋体" w:hAnsi="Times New Roman" w:cs="Times New Roman" w:hint="eastAsia"/>
-          <w:szCs w:val="21"/>
-        </w:rPr>
-        <w:t>=1</w:t>
-      </w:r>
-      <w:r>
-        <w:rPr>
-          <w:rFonts w:ascii="Times New Roman" w:eastAsia="宋体" w:hAnsi="Times New Roman" w:cs="Times New Roman" w:hint="eastAsia"/>
-          <w:szCs w:val="21"/>
-        </w:rPr>
-        <w:t xml:space="preserve">, </w:t>
-      </w:r>
-      <w:r>
-        <w:rPr>
-          <w:rFonts w:ascii="Times New Roman" w:eastAsia="宋体" w:hAnsi="Times New Roman" w:cs="Times New Roman" w:hint="eastAsia"/>
-          <w:szCs w:val="21"/>
-        </w:rPr>
-        <w:t>则发生上述被攻击事件时</w:t>
-      </w:r>
-      <w:r>
-        <w:rPr>
-          <w:rFonts w:ascii="Times New Roman" w:eastAsia="宋体" w:hAnsi="Times New Roman" w:cs="Times New Roman" w:hint="eastAsia"/>
-          <w:szCs w:val="21"/>
-        </w:rPr>
-        <w:t xml:space="preserve">, </w:t>
-      </w:r>
-      <w:r>
-        <w:rPr>
-          <w:rFonts w:ascii="Times New Roman" w:eastAsia="宋体" w:hAnsi="Times New Roman" w:cs="Times New Roman" w:hint="eastAsia"/>
-          <w:szCs w:val="21"/>
-        </w:rPr>
-        <w:t>这些基地防御小队将在完成当前一行脚本后解散</w:t>
-      </w:r>
-      <w:r>
-        <w:rPr>
-          <w:rFonts w:ascii="Times New Roman" w:eastAsia="宋体" w:hAnsi="Times New Roman" w:cs="Times New Roman" w:hint="eastAsia"/>
-          <w:szCs w:val="21"/>
-        </w:rPr>
-        <w:t xml:space="preserve">, </w:t>
-      </w:r>
-      <w:r>
-        <w:rPr>
-          <w:rFonts w:ascii="Times New Roman" w:eastAsia="宋体" w:hAnsi="Times New Roman" w:cs="Times New Roman" w:hint="eastAsia"/>
-          <w:szCs w:val="21"/>
-        </w:rPr>
-        <w:t>并根据</w:t>
-      </w:r>
-      <w:r>
-        <w:rPr>
-          <w:rFonts w:ascii="Times New Roman" w:eastAsia="宋体" w:hAnsi="Times New Roman" w:cs="Times New Roman" w:hint="eastAsia"/>
-          <w:szCs w:val="21"/>
-        </w:rPr>
-        <w:t>AI</w:t>
-      </w:r>
-      <w:r>
-        <w:rPr>
-          <w:rFonts w:ascii="Times New Roman" w:eastAsia="宋体" w:hAnsi="Times New Roman" w:cs="Times New Roman" w:hint="eastAsia"/>
-          <w:szCs w:val="21"/>
-        </w:rPr>
-        <w:t>的</w:t>
-      </w:r>
-      <w:r>
-        <w:rPr>
-          <w:rFonts w:ascii="Times New Roman" w:eastAsia="宋体" w:hAnsi="Times New Roman" w:cs="Times New Roman" w:hint="eastAsia"/>
-          <w:szCs w:val="21"/>
-        </w:rPr>
-        <w:t>IQ</w:t>
-      </w:r>
-      <w:r>
-        <w:rPr>
-          <w:rFonts w:ascii="Times New Roman" w:eastAsia="宋体" w:hAnsi="Times New Roman" w:cs="Times New Roman" w:hint="eastAsia"/>
-          <w:szCs w:val="21"/>
-        </w:rPr>
-        <w:t>进入</w:t>
-      </w:r>
-      <w:r>
-        <w:rPr>
-          <w:rFonts w:ascii="Times New Roman" w:eastAsia="宋体" w:hAnsi="Times New Roman" w:cs="Times New Roman" w:hint="eastAsia"/>
-          <w:szCs w:val="21"/>
-        </w:rPr>
-        <w:t>Guard</w:t>
-      </w:r>
-      <w:r>
-        <w:rPr>
-          <w:rFonts w:ascii="Times New Roman" w:eastAsia="宋体" w:hAnsi="Times New Roman" w:cs="Times New Roman" w:hint="eastAsia"/>
-          <w:szCs w:val="21"/>
-        </w:rPr>
-        <w:t>或</w:t>
-      </w:r>
-      <w:r>
-        <w:rPr>
-          <w:rFonts w:ascii="Times New Roman" w:eastAsia="宋体" w:hAnsi="Times New Roman" w:cs="Times New Roman" w:hint="eastAsia"/>
-          <w:szCs w:val="21"/>
-        </w:rPr>
-        <w:t>Area Guard</w:t>
-      </w:r>
-      <w:r>
-        <w:rPr>
-          <w:rFonts w:ascii="Times New Roman" w:eastAsia="宋体" w:hAnsi="Times New Roman" w:cs="Times New Roman" w:hint="eastAsia"/>
-          <w:szCs w:val="21"/>
-        </w:rPr>
-        <w:t>状态</w:t>
-      </w:r>
-      <w:r>
-        <w:rPr>
-          <w:rFonts w:ascii="Times New Roman" w:eastAsia="宋体" w:hAnsi="Times New Roman" w:cs="Times New Roman" w:hint="eastAsia"/>
-          <w:szCs w:val="21"/>
-        </w:rPr>
-        <w:t xml:space="preserve">. </w:t>
+          <w:color w:val="000000" w:themeColor="text1"/>
+          <w:szCs w:val="21"/>
+        </w:rPr>
+      </w:pPr>
+      <w:r>
+        <w:rPr>
+          <w:rFonts w:ascii="Times New Roman" w:eastAsia="宋体" w:hAnsi="Times New Roman" w:cs="Times New Roman" w:hint="eastAsia"/>
+          <w:color w:val="000000" w:themeColor="text1"/>
+          <w:szCs w:val="21"/>
+        </w:rPr>
+        <w:t>(</w:t>
+      </w:r>
+      <w:r>
+        <w:rPr>
+          <w:rFonts w:ascii="Times New Roman" w:eastAsia="宋体" w:hAnsi="Times New Roman" w:cs="Times New Roman" w:hint="eastAsia"/>
+          <w:color w:val="000000" w:themeColor="text1"/>
+          <w:szCs w:val="21"/>
+        </w:rPr>
+        <w:t>2</w:t>
+      </w:r>
+      <w:r>
+        <w:rPr>
+          <w:rFonts w:ascii="Times New Roman" w:eastAsia="宋体" w:hAnsi="Times New Roman" w:cs="Times New Roman" w:hint="eastAsia"/>
+          <w:color w:val="000000" w:themeColor="text1"/>
+          <w:szCs w:val="21"/>
+        </w:rPr>
+        <w:t>)</w:t>
+      </w:r>
+      <w:r>
+        <w:rPr>
+          <w:rFonts w:ascii="黑体" w:eastAsia="黑体" w:hAnsi="黑体" w:cs="Times New Roman" w:hint="eastAsia"/>
+          <w:color w:val="000000" w:themeColor="text1"/>
+          <w:szCs w:val="21"/>
+        </w:rPr>
+        <w:t>最大</w:t>
       </w:r>
     </w:p>
     <w:p>
@@ -7941,49 +7133,1307 @@
         <w:ind w:firstLineChars="200" w:firstLine="420"/>
         <w:rPr>
           <w:rFonts w:ascii="Times New Roman" w:eastAsia="宋体" w:hAnsi="Times New Roman" w:cs="Times New Roman"/>
-          <w:szCs w:val="21"/>
-        </w:rPr>
-      </w:pPr>
+          <w:color w:val="000000" w:themeColor="text1"/>
+          <w:szCs w:val="21"/>
+        </w:rPr>
+      </w:pPr>
+      <w:r>
+        <w:rPr>
+          <w:rFonts w:ascii="Times New Roman" w:eastAsia="宋体" w:hAnsi="Times New Roman" w:cs="Times New Roman" w:hint="eastAsia"/>
+          <w:color w:val="000000" w:themeColor="text1"/>
+          <w:szCs w:val="21"/>
+        </w:rPr>
+        <w:t>AI</w:t>
+      </w:r>
+      <w:r>
+        <w:rPr>
+          <w:rFonts w:ascii="Times New Roman" w:eastAsia="宋体" w:hAnsi="Times New Roman" w:cs="Times New Roman" w:hint="eastAsia"/>
+          <w:color w:val="000000" w:themeColor="text1"/>
+          <w:szCs w:val="21"/>
+        </w:rPr>
+        <w:t>所属方的</w:t>
+      </w:r>
+      <w:r>
+        <w:rPr>
+          <w:rFonts w:ascii="Times New Roman" w:eastAsia="宋体" w:hAnsi="Times New Roman" w:cs="Times New Roman" w:hint="eastAsia"/>
+          <w:color w:val="EE0000"/>
+          <w:szCs w:val="21"/>
+        </w:rPr>
+        <w:t>此小队存在个数的最大值</w:t>
+      </w:r>
+      <w:r>
+        <w:rPr>
+          <w:rFonts w:ascii="Times New Roman" w:eastAsia="宋体" w:hAnsi="Times New Roman" w:cs="Times New Roman" w:hint="eastAsia"/>
+          <w:color w:val="000000" w:themeColor="text1"/>
+          <w:szCs w:val="21"/>
+        </w:rPr>
+        <w:t xml:space="preserve">, </w:t>
+      </w:r>
+      <w:r>
+        <w:rPr>
+          <w:rFonts w:ascii="Times New Roman" w:eastAsia="宋体" w:hAnsi="Times New Roman" w:cs="Times New Roman" w:hint="eastAsia"/>
+          <w:color w:val="000000" w:themeColor="text1"/>
+          <w:szCs w:val="21"/>
+        </w:rPr>
+        <w:t>若值为</w:t>
+      </w:r>
+      <w:r>
+        <w:rPr>
+          <w:rFonts w:ascii="Times New Roman" w:eastAsia="宋体" w:hAnsi="Times New Roman" w:cs="Times New Roman" w:hint="eastAsia"/>
+          <w:color w:val="000000" w:themeColor="text1"/>
+          <w:szCs w:val="21"/>
+        </w:rPr>
+        <w:t>-1</w:t>
+      </w:r>
+      <w:r>
+        <w:rPr>
+          <w:rFonts w:ascii="Times New Roman" w:eastAsia="宋体" w:hAnsi="Times New Roman" w:cs="Times New Roman" w:hint="eastAsia"/>
+          <w:color w:val="000000" w:themeColor="text1"/>
+          <w:szCs w:val="21"/>
+        </w:rPr>
+        <w:t>表示无限制</w:t>
+      </w:r>
+      <w:r>
+        <w:rPr>
+          <w:rFonts w:ascii="Times New Roman" w:eastAsia="宋体" w:hAnsi="Times New Roman" w:cs="Times New Roman" w:hint="eastAsia"/>
+          <w:color w:val="000000" w:themeColor="text1"/>
+          <w:szCs w:val="21"/>
+        </w:rPr>
+        <w:t xml:space="preserve">. </w:t>
+      </w:r>
+      <w:r>
+        <w:rPr>
+          <w:rFonts w:ascii="Times New Roman" w:eastAsia="宋体" w:hAnsi="Times New Roman" w:cs="Times New Roman" w:hint="eastAsia"/>
+          <w:color w:val="EE0000"/>
+          <w:szCs w:val="21"/>
+        </w:rPr>
+        <w:t>只有当该小队</w:t>
+      </w:r>
+      <w:r>
+        <w:rPr>
+          <w:rFonts w:ascii="Times New Roman" w:eastAsia="宋体" w:hAnsi="Times New Roman" w:cs="Times New Roman" w:hint="eastAsia"/>
+          <w:color w:val="EE0000"/>
+          <w:szCs w:val="21"/>
+        </w:rPr>
+        <w:t>用</w:t>
+      </w:r>
+      <w:r>
+        <w:rPr>
+          <w:rFonts w:ascii="Times New Roman" w:eastAsia="宋体" w:hAnsi="Times New Roman" w:cs="Times New Roman" w:hint="eastAsia"/>
+          <w:color w:val="EE0000"/>
+          <w:szCs w:val="21"/>
+        </w:rPr>
+        <w:t>AI</w:t>
+      </w:r>
+      <w:r>
+        <w:rPr>
+          <w:rFonts w:ascii="Times New Roman" w:eastAsia="宋体" w:hAnsi="Times New Roman" w:cs="Times New Roman" w:hint="eastAsia"/>
+          <w:color w:val="EE0000"/>
+          <w:szCs w:val="21"/>
+        </w:rPr>
+        <w:t>触发</w:t>
+      </w:r>
+      <w:r>
+        <w:rPr>
+          <w:rFonts w:ascii="Times New Roman" w:eastAsia="宋体" w:hAnsi="Times New Roman" w:cs="Times New Roman" w:hint="eastAsia"/>
+          <w:color w:val="EE0000"/>
+          <w:szCs w:val="21"/>
+        </w:rPr>
+        <w:t>产生时有效</w:t>
+      </w:r>
+      <w:r>
+        <w:rPr>
+          <w:rFonts w:ascii="Times New Roman" w:eastAsia="宋体" w:hAnsi="Times New Roman" w:cs="Times New Roman" w:hint="eastAsia"/>
+          <w:color w:val="000000" w:themeColor="text1"/>
+          <w:szCs w:val="21"/>
+        </w:rPr>
+        <w:t xml:space="preserve">, </w:t>
+      </w:r>
+      <w:r>
+        <w:rPr>
+          <w:rFonts w:ascii="Times New Roman" w:eastAsia="宋体" w:hAnsi="Times New Roman" w:cs="Times New Roman" w:hint="eastAsia"/>
+          <w:color w:val="000000" w:themeColor="text1"/>
+          <w:szCs w:val="21"/>
+        </w:rPr>
+        <w:t>触发</w:t>
+      </w:r>
+      <w:r>
+        <w:rPr>
+          <w:rFonts w:ascii="Times New Roman" w:eastAsia="宋体" w:hAnsi="Times New Roman" w:cs="Times New Roman" w:hint="eastAsia"/>
+          <w:color w:val="000000" w:themeColor="text1"/>
+          <w:szCs w:val="21"/>
+        </w:rPr>
+        <w:t>行为</w:t>
+      </w:r>
+      <w:r>
+        <w:rPr>
+          <w:rFonts w:ascii="Times New Roman" w:eastAsia="宋体" w:hAnsi="Times New Roman" w:cs="Times New Roman" w:hint="eastAsia"/>
+          <w:color w:val="000000" w:themeColor="text1"/>
+          <w:szCs w:val="21"/>
+        </w:rPr>
+        <w:t>7</w:t>
+      </w:r>
+      <w:r>
+        <w:rPr>
+          <w:rFonts w:ascii="Times New Roman" w:eastAsia="宋体" w:hAnsi="Times New Roman" w:cs="Times New Roman" w:hint="eastAsia"/>
+          <w:color w:val="000000" w:themeColor="text1"/>
+          <w:szCs w:val="21"/>
+        </w:rPr>
+        <w:t>或</w:t>
+      </w:r>
+      <w:r>
+        <w:rPr>
+          <w:rFonts w:ascii="Times New Roman" w:eastAsia="宋体" w:hAnsi="Times New Roman" w:cs="Times New Roman" w:hint="eastAsia"/>
+          <w:color w:val="000000" w:themeColor="text1"/>
+          <w:szCs w:val="21"/>
+        </w:rPr>
+        <w:t>80</w:t>
+      </w:r>
+      <w:r>
+        <w:rPr>
+          <w:rFonts w:ascii="Times New Roman" w:eastAsia="宋体" w:hAnsi="Times New Roman" w:cs="Times New Roman" w:hint="eastAsia"/>
+          <w:color w:val="000000" w:themeColor="text1"/>
+          <w:szCs w:val="21"/>
+        </w:rPr>
+        <w:t>刷出来或</w:t>
+      </w:r>
+      <w:r>
+        <w:rPr>
+          <w:rFonts w:ascii="Times New Roman" w:eastAsia="宋体" w:hAnsi="Times New Roman" w:cs="Times New Roman" w:hint="eastAsia"/>
+          <w:color w:val="000000" w:themeColor="text1"/>
+          <w:szCs w:val="21"/>
+        </w:rPr>
+        <w:t>行为</w:t>
+      </w:r>
+      <w:r>
+        <w:rPr>
+          <w:rFonts w:ascii="Times New Roman" w:eastAsia="宋体" w:hAnsi="Times New Roman" w:cs="Times New Roman" w:hint="eastAsia"/>
+          <w:color w:val="000000" w:themeColor="text1"/>
+          <w:szCs w:val="21"/>
+        </w:rPr>
+        <w:t>4</w:t>
+      </w:r>
+      <w:r>
+        <w:rPr>
+          <w:rFonts w:ascii="Times New Roman" w:eastAsia="宋体" w:hAnsi="Times New Roman" w:cs="Times New Roman" w:hint="eastAsia"/>
+          <w:color w:val="000000" w:themeColor="text1"/>
+          <w:szCs w:val="21"/>
+        </w:rPr>
+        <w:t>造出来</w:t>
+      </w:r>
+      <w:r>
+        <w:rPr>
+          <w:rFonts w:ascii="Times New Roman" w:eastAsia="宋体" w:hAnsi="Times New Roman" w:cs="Times New Roman" w:hint="eastAsia"/>
+          <w:color w:val="000000" w:themeColor="text1"/>
+          <w:szCs w:val="21"/>
+        </w:rPr>
+        <w:t>是无视该标签的</w:t>
+      </w:r>
+      <w:r>
+        <w:rPr>
+          <w:rFonts w:ascii="Times New Roman" w:eastAsia="宋体" w:hAnsi="Times New Roman" w:cs="Times New Roman" w:hint="eastAsia"/>
+          <w:color w:val="000000" w:themeColor="text1"/>
+          <w:szCs w:val="21"/>
+        </w:rPr>
+        <w:t xml:space="preserve">. </w:t>
+      </w:r>
+      <w:r>
+        <w:rPr>
+          <w:rFonts w:ascii="Times New Roman" w:eastAsia="宋体" w:hAnsi="Times New Roman" w:cs="Times New Roman" w:hint="eastAsia"/>
+          <w:color w:val="000000" w:themeColor="text1"/>
+          <w:szCs w:val="21"/>
+        </w:rPr>
+        <w:t>AI</w:t>
+      </w:r>
+      <w:r>
+        <w:rPr>
+          <w:rFonts w:ascii="Times New Roman" w:eastAsia="宋体" w:hAnsi="Times New Roman" w:cs="Times New Roman" w:hint="eastAsia"/>
+          <w:color w:val="000000" w:themeColor="text1"/>
+          <w:szCs w:val="21"/>
+        </w:rPr>
+        <w:t>触发能造的</w:t>
+      </w:r>
+      <w:r>
+        <w:rPr>
+          <w:rFonts w:ascii="Times New Roman" w:eastAsia="宋体" w:hAnsi="Times New Roman" w:cs="Times New Roman" w:hint="eastAsia"/>
+          <w:color w:val="EE0000"/>
+          <w:szCs w:val="21"/>
+        </w:rPr>
+        <w:t>AI</w:t>
+      </w:r>
+      <w:r>
+        <w:rPr>
+          <w:rFonts w:ascii="Times New Roman" w:eastAsia="宋体" w:hAnsi="Times New Roman" w:cs="Times New Roman"/>
+          <w:color w:val="EE0000"/>
+          <w:szCs w:val="21"/>
+        </w:rPr>
+        <w:t>作战小队的数量</w:t>
+      </w:r>
+      <w:r>
+        <w:rPr>
+          <w:rFonts w:ascii="Times New Roman" w:eastAsia="宋体" w:hAnsi="Times New Roman" w:cs="Times New Roman" w:hint="eastAsia"/>
+          <w:color w:val="EE0000"/>
+          <w:szCs w:val="21"/>
+        </w:rPr>
+        <w:t>会有</w:t>
+      </w:r>
+      <w:r>
+        <w:rPr>
+          <w:rFonts w:ascii="Times New Roman" w:eastAsia="宋体" w:hAnsi="Times New Roman" w:cs="Times New Roman" w:hint="eastAsia"/>
+          <w:color w:val="EE0000"/>
+          <w:szCs w:val="21"/>
+        </w:rPr>
+        <w:t>一定的</w:t>
+      </w:r>
+      <w:r>
+        <w:rPr>
+          <w:rFonts w:ascii="Times New Roman" w:eastAsia="宋体" w:hAnsi="Times New Roman" w:cs="Times New Roman" w:hint="eastAsia"/>
+          <w:color w:val="EE0000"/>
+          <w:szCs w:val="21"/>
+        </w:rPr>
+        <w:t>限制</w:t>
+      </w:r>
+      <w:r>
+        <w:rPr>
+          <w:rFonts w:ascii="Times New Roman" w:eastAsia="宋体" w:hAnsi="Times New Roman" w:cs="Times New Roman" w:hint="eastAsia"/>
+          <w:color w:val="000000" w:themeColor="text1"/>
+          <w:szCs w:val="21"/>
+        </w:rPr>
+        <w:t xml:space="preserve">, </w:t>
+      </w:r>
+      <w:r>
+        <w:rPr>
+          <w:rFonts w:ascii="Times New Roman" w:eastAsia="宋体" w:hAnsi="Times New Roman" w:cs="Times New Roman" w:hint="eastAsia"/>
+          <w:color w:val="000000" w:themeColor="text1"/>
+          <w:szCs w:val="21"/>
+        </w:rPr>
+        <w:t>依赖于全局部分</w:t>
+      </w:r>
+      <w:r>
+        <w:rPr>
+          <w:rFonts w:ascii="Times New Roman" w:eastAsia="宋体" w:hAnsi="Times New Roman" w:cs="Times New Roman" w:hint="eastAsia"/>
+          <w:color w:val="000000" w:themeColor="text1"/>
+          <w:szCs w:val="21"/>
+        </w:rPr>
+        <w:t>关于</w:t>
+      </w:r>
+      <w:r>
+        <w:rPr>
+          <w:rFonts w:ascii="Times New Roman" w:eastAsia="宋体" w:hAnsi="Times New Roman" w:cs="Times New Roman" w:hint="eastAsia"/>
+          <w:color w:val="000000" w:themeColor="text1"/>
+          <w:szCs w:val="21"/>
+        </w:rPr>
+        <w:t>MaximumAIDefensiveTeams</w:t>
+      </w:r>
+      <w:r>
+        <w:rPr>
+          <w:rFonts w:ascii="Times New Roman" w:eastAsia="宋体" w:hAnsi="Times New Roman" w:cs="Times New Roman" w:hint="eastAsia"/>
+          <w:color w:val="000000" w:themeColor="text1"/>
+          <w:szCs w:val="21"/>
+        </w:rPr>
+        <w:t>和</w:t>
+      </w:r>
+      <w:r>
+        <w:rPr>
+          <w:rFonts w:ascii="Times New Roman" w:eastAsia="宋体" w:hAnsi="Times New Roman" w:cs="Times New Roman" w:hint="eastAsia"/>
+          <w:color w:val="000000" w:themeColor="text1"/>
+          <w:szCs w:val="21"/>
+        </w:rPr>
+        <w:t>TotalAITeamCap</w:t>
+      </w:r>
+      <w:r>
+        <w:rPr>
+          <w:rFonts w:ascii="Times New Roman" w:eastAsia="宋体" w:hAnsi="Times New Roman" w:cs="Times New Roman" w:hint="eastAsia"/>
+          <w:color w:val="000000" w:themeColor="text1"/>
+          <w:szCs w:val="21"/>
+        </w:rPr>
+        <w:t>的设置</w:t>
+      </w:r>
+      <w:r>
+        <w:rPr>
+          <w:rFonts w:ascii="Times New Roman" w:eastAsia="宋体" w:hAnsi="Times New Roman" w:cs="Times New Roman" w:hint="eastAsia"/>
+          <w:color w:val="000000" w:themeColor="text1"/>
+          <w:szCs w:val="21"/>
+        </w:rPr>
+        <w:t>(</w:t>
+      </w:r>
+      <w:r>
+        <w:rPr>
+          <w:rFonts w:ascii="Times New Roman" w:eastAsia="宋体" w:hAnsi="Times New Roman" w:cs="Times New Roman" w:hint="eastAsia"/>
+          <w:color w:val="000000" w:themeColor="text1"/>
+          <w:szCs w:val="21"/>
+        </w:rPr>
+        <w:t>参考本章第</w:t>
+      </w:r>
+      <w:r>
+        <w:rPr>
+          <w:rFonts w:ascii="Times New Roman" w:eastAsia="宋体" w:hAnsi="Times New Roman" w:cs="Times New Roman" w:hint="eastAsia"/>
+          <w:color w:val="000000" w:themeColor="text1"/>
+          <w:szCs w:val="21"/>
+        </w:rPr>
+        <w:t>3</w:t>
+      </w:r>
+      <w:r>
+        <w:rPr>
+          <w:rFonts w:ascii="Times New Roman" w:eastAsia="宋体" w:hAnsi="Times New Roman" w:cs="Times New Roman" w:hint="eastAsia"/>
+          <w:color w:val="000000" w:themeColor="text1"/>
+          <w:szCs w:val="21"/>
+        </w:rPr>
+        <w:t>小节</w:t>
+      </w:r>
+      <w:r>
+        <w:rPr>
+          <w:rFonts w:ascii="Times New Roman" w:eastAsia="宋体" w:hAnsi="Times New Roman" w:cs="Times New Roman" w:hint="eastAsia"/>
+          <w:color w:val="000000" w:themeColor="text1"/>
+          <w:szCs w:val="21"/>
+        </w:rPr>
+        <w:t>)</w:t>
+      </w:r>
+      <w:r>
+        <w:rPr>
+          <w:rFonts w:ascii="Times New Roman" w:eastAsia="宋体" w:hAnsi="Times New Roman" w:cs="Times New Roman" w:hint="eastAsia"/>
+          <w:color w:val="000000" w:themeColor="text1"/>
+          <w:szCs w:val="21"/>
+        </w:rPr>
+        <w:t>.</w:t>
+      </w:r>
     </w:p>
     <w:p>
       <w:pPr>
-        <w:jc w:val="left"/>
-        <w:rPr>
-          <w:rFonts w:ascii="Times New Roman" w:eastAsia="宋体" w:hAnsi="Times New Roman" w:cs="Times New Roman"/>
-          <w:color w:val="77206D" w:themeColor="accent5" w:themeShade="BF"/>
-        </w:rPr>
-      </w:pPr>
-      <w:r>
-        <w:rPr>
-          <w:rFonts w:ascii="Times New Roman" w:eastAsia="宋体" w:hAnsi="Times New Roman" w:cs="Times New Roman" w:hint="eastAsia"/>
-          <w:color w:val="77206D" w:themeColor="accent5" w:themeShade="BF"/>
-        </w:rPr>
-        <w:t>推荐的</w:t>
-      </w:r>
-      <w:r>
-        <w:rPr>
-          <w:rFonts w:ascii="Times New Roman" w:eastAsia="宋体" w:hAnsi="Times New Roman" w:cs="Times New Roman" w:hint="eastAsia"/>
-          <w:color w:val="77206D" w:themeColor="accent5" w:themeShade="BF"/>
-        </w:rPr>
-        <w:t>基地</w:t>
-      </w:r>
-      <w:r>
-        <w:rPr>
-          <w:rFonts w:ascii="Times New Roman" w:eastAsia="宋体" w:hAnsi="Times New Roman" w:cs="Times New Roman" w:hint="eastAsia"/>
-          <w:color w:val="77206D" w:themeColor="accent5" w:themeShade="BF"/>
-        </w:rPr>
-        <w:t>防御小队写法</w:t>
-      </w:r>
-      <w:r>
-        <w:rPr>
-          <w:rFonts w:ascii="Times New Roman" w:eastAsia="宋体" w:hAnsi="Times New Roman" w:cs="Times New Roman" w:hint="eastAsia"/>
-          <w:color w:val="77206D" w:themeColor="accent5" w:themeShade="BF"/>
-        </w:rPr>
-        <w:t>：</w:t>
+        <w:spacing w:beforeLines="50" w:before="156"/>
+        <w:ind w:firstLineChars="200" w:firstLine="420"/>
+        <w:rPr>
+          <w:rFonts w:ascii="黑体" w:eastAsia="黑体" w:hAnsi="黑体" w:cs="Times New Roman" w:hint="eastAsia"/>
+          <w:color w:val="000000" w:themeColor="text1"/>
+          <w:szCs w:val="21"/>
+        </w:rPr>
+      </w:pPr>
+      <w:r>
+        <w:rPr>
+          <w:rFonts w:ascii="Times New Roman" w:eastAsia="宋体" w:hAnsi="Times New Roman" w:cs="Times New Roman" w:hint="eastAsia"/>
+          <w:color w:val="000000" w:themeColor="text1"/>
+          <w:szCs w:val="21"/>
+        </w:rPr>
+        <w:t>(3)</w:t>
+      </w:r>
+      <w:r>
+        <w:rPr>
+          <w:rFonts w:ascii="黑体" w:eastAsia="黑体" w:hAnsi="黑体" w:cs="Times New Roman" w:hint="eastAsia"/>
+          <w:color w:val="000000" w:themeColor="text1"/>
+          <w:szCs w:val="21"/>
+        </w:rPr>
+        <w:t>小队成员可被重组</w:t>
       </w:r>
     </w:p>
     <w:p>
       <w:pPr>
+        <w:ind w:firstLineChars="200" w:firstLine="420"/>
+        <w:rPr>
+          <w:rFonts w:ascii="Times New Roman" w:eastAsia="宋体" w:hAnsi="Times New Roman" w:cs="Times New Roman"/>
+          <w:color w:val="000000" w:themeColor="text1"/>
+          <w:szCs w:val="21"/>
+        </w:rPr>
+      </w:pPr>
+      <w:r>
+        <w:rPr>
+          <w:rFonts w:ascii="Times New Roman" w:eastAsia="宋体" w:hAnsi="Times New Roman" w:cs="Times New Roman" w:hint="eastAsia"/>
+          <w:color w:val="000000" w:themeColor="text1"/>
+          <w:szCs w:val="21"/>
+        </w:rPr>
+        <w:t>较高优先级值的团队</w:t>
+      </w:r>
+      <w:r>
+        <w:rPr>
+          <w:rFonts w:ascii="Times New Roman" w:eastAsia="宋体" w:hAnsi="Times New Roman" w:cs="Times New Roman" w:hint="eastAsia"/>
+          <w:color w:val="000000" w:themeColor="text1"/>
+          <w:szCs w:val="21"/>
+        </w:rPr>
+        <w:t xml:space="preserve">, </w:t>
+      </w:r>
+      <w:r>
+        <w:rPr>
+          <w:rFonts w:ascii="Times New Roman" w:eastAsia="宋体" w:hAnsi="Times New Roman" w:cs="Times New Roman" w:hint="eastAsia"/>
+          <w:color w:val="000000" w:themeColor="text1"/>
+          <w:szCs w:val="21"/>
+        </w:rPr>
+        <w:t>可以从较低优先级值的小队成员可被重组的小队中招募</w:t>
+      </w:r>
+      <w:r>
+        <w:rPr>
+          <w:rFonts w:ascii="Times New Roman" w:eastAsia="宋体" w:hAnsi="Times New Roman" w:cs="Times New Roman" w:hint="eastAsia"/>
+          <w:color w:val="000000" w:themeColor="text1"/>
+          <w:szCs w:val="21"/>
+        </w:rPr>
+        <w:t>单位</w:t>
+      </w:r>
+      <w:r>
+        <w:rPr>
+          <w:rFonts w:ascii="Times New Roman" w:eastAsia="宋体" w:hAnsi="Times New Roman" w:cs="Times New Roman" w:hint="eastAsia"/>
+          <w:color w:val="000000" w:themeColor="text1"/>
+          <w:szCs w:val="21"/>
+        </w:rPr>
+        <w:t xml:space="preserve">, </w:t>
+      </w:r>
+      <w:r>
+        <w:rPr>
+          <w:rFonts w:ascii="Times New Roman" w:eastAsia="宋体" w:hAnsi="Times New Roman" w:cs="Times New Roman" w:hint="eastAsia"/>
+          <w:color w:val="000000" w:themeColor="text1"/>
+          <w:szCs w:val="21"/>
+        </w:rPr>
+        <w:t>即使低优先级的小队未完成自己的脚本</w:t>
+      </w:r>
+      <w:r>
+        <w:rPr>
+          <w:rFonts w:ascii="Times New Roman" w:eastAsia="宋体" w:hAnsi="Times New Roman" w:cs="Times New Roman" w:hint="eastAsia"/>
+          <w:color w:val="000000" w:themeColor="text1"/>
+          <w:szCs w:val="21"/>
+        </w:rPr>
+        <w:t xml:space="preserve">. </w:t>
+      </w:r>
+    </w:p>
+    <w:p>
+      <w:pPr>
+        <w:spacing w:beforeLines="50" w:before="156"/>
+        <w:ind w:firstLineChars="200" w:firstLine="420"/>
+        <w:rPr>
+          <w:rFonts w:ascii="Times New Roman" w:eastAsia="宋体" w:hAnsi="Times New Roman" w:cs="Times New Roman"/>
+          <w:color w:val="000000" w:themeColor="text1"/>
+          <w:szCs w:val="21"/>
+        </w:rPr>
+      </w:pPr>
+      <w:r>
+        <w:rPr>
+          <w:rFonts w:ascii="Times New Roman" w:eastAsia="宋体" w:hAnsi="Times New Roman" w:cs="Times New Roman" w:hint="eastAsia"/>
+          <w:color w:val="000000" w:themeColor="text1"/>
+          <w:szCs w:val="21"/>
+        </w:rPr>
+        <w:t>(4)</w:t>
+      </w:r>
+      <w:r>
+        <w:rPr>
+          <w:rFonts w:ascii="黑体" w:eastAsia="黑体" w:hAnsi="黑体" w:cs="Times New Roman" w:hint="eastAsia"/>
+          <w:color w:val="000000" w:themeColor="text1"/>
+          <w:szCs w:val="21"/>
+        </w:rPr>
+        <w:t>优先级</w:t>
+      </w:r>
+    </w:p>
+    <w:p>
+      <w:pPr>
+        <w:ind w:firstLineChars="200" w:firstLine="420"/>
+        <w:rPr>
+          <w:rFonts w:ascii="Times New Roman" w:eastAsia="宋体" w:hAnsi="Times New Roman" w:cs="Times New Roman"/>
+          <w:color w:val="000000" w:themeColor="text1"/>
+          <w:szCs w:val="21"/>
+        </w:rPr>
+      </w:pPr>
+      <w:r>
+        <w:rPr>
+          <w:rFonts w:ascii="Times New Roman" w:eastAsia="宋体" w:hAnsi="Times New Roman" w:cs="Times New Roman" w:hint="eastAsia"/>
+          <w:color w:val="000000" w:themeColor="text1"/>
+          <w:szCs w:val="21"/>
+        </w:rPr>
+        <w:t>较高优先级值的团队</w:t>
+      </w:r>
+      <w:r>
+        <w:rPr>
+          <w:rFonts w:ascii="Times New Roman" w:eastAsia="宋体" w:hAnsi="Times New Roman" w:cs="Times New Roman" w:hint="eastAsia"/>
+          <w:color w:val="000000" w:themeColor="text1"/>
+          <w:szCs w:val="21"/>
+        </w:rPr>
+        <w:t xml:space="preserve">, </w:t>
+      </w:r>
+      <w:r>
+        <w:rPr>
+          <w:rFonts w:ascii="Times New Roman" w:eastAsia="宋体" w:hAnsi="Times New Roman" w:cs="Times New Roman" w:hint="eastAsia"/>
+          <w:color w:val="000000" w:themeColor="text1"/>
+          <w:szCs w:val="21"/>
+        </w:rPr>
+        <w:t>可以从较低优先级值的</w:t>
+      </w:r>
+      <w:r>
+        <w:rPr>
+          <w:rFonts w:ascii="Times New Roman" w:eastAsia="宋体" w:hAnsi="Times New Roman" w:cs="Times New Roman" w:hint="eastAsia"/>
+          <w:color w:val="000000" w:themeColor="text1"/>
+          <w:szCs w:val="21"/>
+        </w:rPr>
+        <w:t>小队成员可被重组的小队中招募</w:t>
+      </w:r>
+      <w:r>
+        <w:rPr>
+          <w:rFonts w:ascii="Times New Roman" w:eastAsia="宋体" w:hAnsi="Times New Roman" w:cs="Times New Roman" w:hint="eastAsia"/>
+          <w:color w:val="000000" w:themeColor="text1"/>
+          <w:szCs w:val="21"/>
+        </w:rPr>
+        <w:t>单位</w:t>
+      </w:r>
+      <w:r>
+        <w:rPr>
+          <w:rFonts w:ascii="Times New Roman" w:eastAsia="宋体" w:hAnsi="Times New Roman" w:cs="Times New Roman" w:hint="eastAsia"/>
+          <w:color w:val="000000" w:themeColor="text1"/>
+          <w:szCs w:val="21"/>
+        </w:rPr>
+        <w:t xml:space="preserve">. </w:t>
+      </w:r>
+    </w:p>
+    <w:p>
+      <w:pPr>
+        <w:spacing w:beforeLines="50" w:before="156"/>
+        <w:ind w:firstLineChars="200" w:firstLine="420"/>
+        <w:rPr>
+          <w:rFonts w:ascii="Times New Roman" w:eastAsia="宋体" w:hAnsi="Times New Roman" w:cs="Times New Roman"/>
+          <w:color w:val="000000" w:themeColor="text1"/>
+          <w:szCs w:val="21"/>
+        </w:rPr>
+      </w:pPr>
+      <w:r>
+        <w:rPr>
+          <w:rFonts w:ascii="Times New Roman" w:eastAsia="宋体" w:hAnsi="Times New Roman" w:cs="Times New Roman" w:hint="eastAsia"/>
+          <w:color w:val="000000" w:themeColor="text1"/>
+          <w:szCs w:val="21"/>
+        </w:rPr>
+        <w:t>(5)</w:t>
+      </w:r>
+      <w:r>
+        <w:rPr>
+          <w:rFonts w:ascii="黑体" w:eastAsia="黑体" w:hAnsi="黑体" w:cs="Times New Roman" w:hint="eastAsia"/>
+          <w:color w:val="000000" w:themeColor="text1"/>
+          <w:szCs w:val="21"/>
+        </w:rPr>
+        <w:t>增援部队</w:t>
+      </w:r>
+    </w:p>
+    <w:p>
+      <w:pPr>
+        <w:ind w:firstLineChars="200" w:firstLine="420"/>
+        <w:rPr>
+          <w:rFonts w:ascii="Times New Roman" w:eastAsia="宋体" w:hAnsi="Times New Roman" w:cs="Times New Roman"/>
+          <w:color w:val="000000" w:themeColor="text1"/>
+          <w:szCs w:val="21"/>
+        </w:rPr>
+      </w:pPr>
+      <w:r>
+        <w:rPr>
+          <w:rFonts w:ascii="Times New Roman" w:eastAsia="宋体" w:hAnsi="Times New Roman" w:cs="Times New Roman" w:hint="eastAsia"/>
+          <w:color w:val="000000" w:themeColor="text1"/>
+          <w:szCs w:val="21"/>
+        </w:rPr>
+        <w:t>小队成员到齐建立小队后</w:t>
+      </w:r>
+      <w:r>
+        <w:rPr>
+          <w:rFonts w:ascii="Times New Roman" w:eastAsia="宋体" w:hAnsi="Times New Roman" w:cs="Times New Roman" w:hint="eastAsia"/>
+          <w:color w:val="000000" w:themeColor="text1"/>
+          <w:szCs w:val="21"/>
+        </w:rPr>
+        <w:t xml:space="preserve">, </w:t>
+      </w:r>
+      <w:r>
+        <w:rPr>
+          <w:rFonts w:ascii="Times New Roman" w:eastAsia="宋体" w:hAnsi="Times New Roman" w:cs="Times New Roman" w:hint="eastAsia"/>
+          <w:color w:val="000000" w:themeColor="text1"/>
+          <w:szCs w:val="21"/>
+        </w:rPr>
+        <w:t>小队内成员损失</w:t>
+      </w:r>
+      <w:r>
+        <w:rPr>
+          <w:rFonts w:ascii="Times New Roman" w:eastAsia="宋体" w:hAnsi="Times New Roman" w:cs="Times New Roman" w:hint="eastAsia"/>
+          <w:color w:val="000000" w:themeColor="text1"/>
+          <w:szCs w:val="21"/>
+        </w:rPr>
+        <w:t xml:space="preserve">, </w:t>
+      </w:r>
+      <w:r>
+        <w:rPr>
+          <w:rFonts w:ascii="Times New Roman" w:eastAsia="宋体" w:hAnsi="Times New Roman" w:cs="Times New Roman" w:hint="eastAsia"/>
+          <w:color w:val="000000" w:themeColor="text1"/>
+          <w:szCs w:val="21"/>
+        </w:rPr>
+        <w:t>就会马上补充损失的成员直到成员补齐</w:t>
+      </w:r>
+      <w:r>
+        <w:rPr>
+          <w:rFonts w:ascii="Times New Roman" w:eastAsia="宋体" w:hAnsi="Times New Roman" w:cs="Times New Roman" w:hint="eastAsia"/>
+          <w:color w:val="000000" w:themeColor="text1"/>
+          <w:szCs w:val="21"/>
+        </w:rPr>
+        <w:t xml:space="preserve">, </w:t>
+      </w:r>
+      <w:r>
+        <w:rPr>
+          <w:rFonts w:ascii="Times New Roman" w:eastAsia="宋体" w:hAnsi="Times New Roman" w:cs="Times New Roman" w:hint="eastAsia"/>
+          <w:color w:val="000000" w:themeColor="text1"/>
+          <w:szCs w:val="21"/>
+        </w:rPr>
+        <w:t>小队全灭则不再补充</w:t>
+      </w:r>
+      <w:r>
+        <w:rPr>
+          <w:rFonts w:ascii="Times New Roman" w:eastAsia="宋体" w:hAnsi="Times New Roman" w:cs="Times New Roman" w:hint="eastAsia"/>
+          <w:color w:val="000000" w:themeColor="text1"/>
+          <w:szCs w:val="21"/>
+        </w:rPr>
+        <w:t xml:space="preserve">. </w:t>
+      </w:r>
+    </w:p>
+    <w:p>
+      <w:pPr>
+        <w:spacing w:beforeLines="50" w:before="156"/>
+        <w:ind w:firstLineChars="200" w:firstLine="420"/>
+        <w:rPr>
+          <w:rFonts w:ascii="黑体" w:eastAsia="黑体" w:hAnsi="黑体" w:cs="Times New Roman" w:hint="eastAsia"/>
+          <w:color w:val="000000" w:themeColor="text1"/>
+          <w:szCs w:val="21"/>
+        </w:rPr>
+      </w:pPr>
+      <w:r>
+        <w:rPr>
+          <w:rFonts w:ascii="Times New Roman" w:eastAsia="宋体" w:hAnsi="Times New Roman" w:cs="Times New Roman" w:hint="eastAsia"/>
+          <w:color w:val="000000" w:themeColor="text1"/>
+          <w:szCs w:val="21"/>
+        </w:rPr>
+        <w:t>(</w:t>
+      </w:r>
+      <w:r>
+        <w:rPr>
+          <w:rFonts w:ascii="Times New Roman" w:eastAsia="宋体" w:hAnsi="Times New Roman" w:cs="Times New Roman" w:hint="eastAsia"/>
+          <w:color w:val="000000" w:themeColor="text1"/>
+          <w:szCs w:val="21"/>
+        </w:rPr>
+        <w:t>6</w:t>
+      </w:r>
+      <w:r>
+        <w:rPr>
+          <w:rFonts w:ascii="Times New Roman" w:eastAsia="宋体" w:hAnsi="Times New Roman" w:cs="Times New Roman" w:hint="eastAsia"/>
+          <w:color w:val="000000" w:themeColor="text1"/>
+          <w:szCs w:val="21"/>
+        </w:rPr>
+        <w:t>)</w:t>
+      </w:r>
+      <w:r>
+        <w:rPr>
+          <w:rFonts w:ascii="黑体" w:eastAsia="黑体" w:hAnsi="黑体" w:cs="Times New Roman" w:hint="eastAsia"/>
+          <w:color w:val="000000" w:themeColor="text1"/>
+          <w:szCs w:val="21"/>
+        </w:rPr>
+        <w:t>用于基地防御</w:t>
+      </w:r>
+      <w:r>
+        <w:rPr>
+          <w:rFonts w:ascii="Times New Roman" w:eastAsia="宋体" w:hAnsi="Times New Roman" w:cs="Times New Roman" w:hint="eastAsia"/>
+          <w:szCs w:val="21"/>
+        </w:rPr>
+        <w:t>(</w:t>
+      </w:r>
+      <w:r>
+        <w:rPr>
+          <w:rFonts w:ascii="Times New Roman" w:eastAsia="宋体" w:hAnsi="Times New Roman" w:cs="Times New Roman" w:hint="eastAsia"/>
+          <w:szCs w:val="21"/>
+        </w:rPr>
+        <w:t>更</w:t>
+      </w:r>
+      <w:r>
+        <w:rPr>
+          <w:rFonts w:ascii="Times New Roman" w:eastAsia="宋体" w:hAnsi="Times New Roman" w:cs="Times New Roman" w:hint="eastAsia"/>
+          <w:szCs w:val="21"/>
+        </w:rPr>
+        <w:t>详</w:t>
+      </w:r>
+      <w:r>
+        <w:rPr>
+          <w:rFonts w:ascii="Times New Roman" w:eastAsia="宋体" w:hAnsi="Times New Roman" w:cs="Times New Roman" w:hint="eastAsia"/>
+          <w:szCs w:val="21"/>
+        </w:rPr>
+        <w:t>细的内容参</w:t>
+      </w:r>
+      <w:r>
+        <w:rPr>
+          <w:rFonts w:ascii="Times New Roman" w:eastAsia="宋体" w:hAnsi="Times New Roman" w:cs="Times New Roman" w:hint="eastAsia"/>
+          <w:szCs w:val="21"/>
+        </w:rPr>
+        <w:t>见</w:t>
+      </w:r>
+      <w:hyperlink r:id="rId14" w:history="1">
+        <w:r>
+          <w:rPr>
+            <w:rStyle w:val="a4"/>
+            <w:rFonts w:ascii="Times New Roman" w:eastAsia="宋体" w:hAnsi="Times New Roman" w:cs="Times New Roman" w:hint="eastAsia"/>
+            <w:szCs w:val="21"/>
+          </w:rPr>
+          <w:t>关于地图</w:t>
+        </w:r>
+      </w:hyperlink>
+      <w:r>
+        <w:rPr>
+          <w:rFonts w:ascii="Times New Roman" w:eastAsia="宋体" w:hAnsi="Times New Roman" w:cs="Times New Roman" w:hint="eastAsia"/>
+          <w:szCs w:val="21"/>
+        </w:rPr>
+        <w:t>)</w:t>
+      </w:r>
+    </w:p>
+    <w:p>
+      <w:pPr>
+        <w:ind w:firstLineChars="200" w:firstLine="420"/>
+        <w:rPr>
+          <w:rFonts w:ascii="Times New Roman" w:eastAsia="宋体" w:hAnsi="Times New Roman" w:cs="Times New Roman"/>
+          <w:szCs w:val="21"/>
+        </w:rPr>
+      </w:pPr>
+      <w:r>
+        <w:rPr>
+          <w:rFonts w:ascii="Times New Roman" w:eastAsia="宋体" w:hAnsi="Times New Roman" w:cs="Times New Roman" w:hint="eastAsia"/>
+          <w:szCs w:val="21"/>
+        </w:rPr>
+        <w:t>使用</w:t>
+      </w:r>
+      <w:r>
+        <w:rPr>
+          <w:rFonts w:ascii="Times New Roman" w:eastAsia="宋体" w:hAnsi="Times New Roman" w:cs="Times New Roman" w:hint="eastAsia"/>
+          <w:szCs w:val="21"/>
+        </w:rPr>
+        <w:t>AI</w:t>
+      </w:r>
+      <w:r>
+        <w:rPr>
+          <w:rFonts w:ascii="Times New Roman" w:eastAsia="宋体" w:hAnsi="Times New Roman" w:cs="Times New Roman" w:hint="eastAsia"/>
+          <w:szCs w:val="21"/>
+        </w:rPr>
+        <w:t>触发建造作战小队时</w:t>
+      </w:r>
+      <w:r>
+        <w:rPr>
+          <w:rFonts w:ascii="Times New Roman" w:eastAsia="宋体" w:hAnsi="Times New Roman" w:cs="Times New Roman" w:hint="eastAsia"/>
+          <w:szCs w:val="21"/>
+        </w:rPr>
+        <w:t xml:space="preserve">, </w:t>
+      </w:r>
+      <w:r>
+        <w:rPr>
+          <w:rFonts w:ascii="Times New Roman" w:eastAsia="宋体" w:hAnsi="Times New Roman" w:cs="Times New Roman" w:hint="eastAsia"/>
+          <w:szCs w:val="21"/>
+        </w:rPr>
+        <w:t>AI</w:t>
+      </w:r>
+      <w:r>
+        <w:rPr>
+          <w:rFonts w:ascii="Times New Roman" w:eastAsia="宋体" w:hAnsi="Times New Roman" w:cs="Times New Roman" w:hint="eastAsia"/>
+          <w:szCs w:val="21"/>
+        </w:rPr>
+        <w:t>一定优先建造“用于基地防御”的作战小队</w:t>
+      </w:r>
+      <w:r>
+        <w:rPr>
+          <w:rFonts w:ascii="Times New Roman" w:eastAsia="宋体" w:hAnsi="Times New Roman" w:cs="Times New Roman" w:hint="eastAsia"/>
+          <w:szCs w:val="21"/>
+        </w:rPr>
+        <w:t xml:space="preserve">, </w:t>
+      </w:r>
+      <w:r>
+        <w:rPr>
+          <w:rFonts w:ascii="Times New Roman" w:eastAsia="宋体" w:hAnsi="Times New Roman" w:cs="Times New Roman" w:hint="eastAsia"/>
+          <w:szCs w:val="21"/>
+        </w:rPr>
+        <w:t>称之为</w:t>
+      </w:r>
+      <w:r>
+        <w:rPr>
+          <w:rFonts w:ascii="Times New Roman" w:eastAsia="宋体" w:hAnsi="Times New Roman" w:cs="Times New Roman" w:hint="eastAsia"/>
+          <w:color w:val="EE0000"/>
+          <w:szCs w:val="21"/>
+        </w:rPr>
+        <w:t>基地防御小队</w:t>
+      </w:r>
+      <w:r>
+        <w:rPr>
+          <w:rFonts w:ascii="Times New Roman" w:eastAsia="宋体" w:hAnsi="Times New Roman" w:cs="Times New Roman" w:hint="eastAsia"/>
+          <w:szCs w:val="21"/>
+        </w:rPr>
+        <w:t xml:space="preserve">, </w:t>
+      </w:r>
+      <w:r>
+        <w:rPr>
+          <w:rFonts w:ascii="Times New Roman" w:eastAsia="宋体" w:hAnsi="Times New Roman" w:cs="Times New Roman" w:hint="eastAsia"/>
+          <w:szCs w:val="21"/>
+        </w:rPr>
+        <w:t>AI</w:t>
+      </w:r>
+      <w:r>
+        <w:rPr>
+          <w:rFonts w:ascii="Times New Roman" w:eastAsia="宋体" w:hAnsi="Times New Roman" w:cs="Times New Roman" w:hint="eastAsia"/>
+          <w:szCs w:val="21"/>
+        </w:rPr>
+        <w:t>需要先建造到最小数量的基地防御小队</w:t>
+      </w:r>
+      <w:r>
+        <w:rPr>
+          <w:rFonts w:ascii="Times New Roman" w:eastAsia="宋体" w:hAnsi="Times New Roman" w:cs="Times New Roman" w:hint="eastAsia"/>
+          <w:szCs w:val="21"/>
+        </w:rPr>
+        <w:t xml:space="preserve">, </w:t>
+      </w:r>
+      <w:r>
+        <w:rPr>
+          <w:rFonts w:ascii="Times New Roman" w:eastAsia="宋体" w:hAnsi="Times New Roman" w:cs="Times New Roman" w:hint="eastAsia"/>
+          <w:szCs w:val="21"/>
+        </w:rPr>
+        <w:t>才会建造其他小队</w:t>
+      </w:r>
+      <w:r>
+        <w:rPr>
+          <w:rFonts w:ascii="Times New Roman" w:eastAsia="宋体" w:hAnsi="Times New Roman" w:cs="Times New Roman" w:hint="eastAsia"/>
+          <w:szCs w:val="21"/>
+        </w:rPr>
+        <w:t xml:space="preserve">, </w:t>
+      </w:r>
+      <w:r>
+        <w:rPr>
+          <w:rFonts w:ascii="Times New Roman" w:eastAsia="宋体" w:hAnsi="Times New Roman" w:cs="Times New Roman" w:hint="eastAsia"/>
+          <w:szCs w:val="21"/>
+        </w:rPr>
+        <w:t>这一点取决于全局</w:t>
+      </w:r>
+      <w:r>
+        <w:rPr>
+          <w:rFonts w:ascii="Times New Roman" w:eastAsia="宋体" w:hAnsi="Times New Roman" w:cs="Times New Roman" w:hint="eastAsia"/>
+          <w:szCs w:val="21"/>
+        </w:rPr>
+        <w:t>部分</w:t>
+      </w:r>
+      <w:r>
+        <w:rPr>
+          <w:rFonts w:ascii="Times New Roman" w:eastAsia="宋体" w:hAnsi="Times New Roman" w:cs="Times New Roman" w:hint="eastAsia"/>
+          <w:szCs w:val="21"/>
+        </w:rPr>
+        <w:t>UseMinDefenseRule</w:t>
+      </w:r>
+      <w:r>
+        <w:rPr>
+          <w:rFonts w:ascii="Times New Roman" w:eastAsia="宋体" w:hAnsi="Times New Roman" w:cs="Times New Roman" w:hint="eastAsia"/>
+          <w:szCs w:val="21"/>
+        </w:rPr>
+        <w:t>和</w:t>
+      </w:r>
+      <w:r>
+        <w:rPr>
+          <w:rFonts w:ascii="Times New Roman" w:eastAsia="宋体" w:hAnsi="Times New Roman" w:cs="Times New Roman" w:hint="eastAsia"/>
+          <w:szCs w:val="21"/>
+        </w:rPr>
+        <w:t>MinimumAIDefensiveTeams</w:t>
+      </w:r>
+      <w:r>
+        <w:rPr>
+          <w:rFonts w:ascii="Times New Roman" w:eastAsia="宋体" w:hAnsi="Times New Roman" w:cs="Times New Roman" w:hint="eastAsia"/>
+          <w:szCs w:val="21"/>
+        </w:rPr>
+        <w:t>的设置</w:t>
+      </w:r>
+      <w:r>
+        <w:rPr>
+          <w:rFonts w:ascii="Times New Roman" w:eastAsia="宋体" w:hAnsi="Times New Roman" w:cs="Times New Roman" w:hint="eastAsia"/>
+          <w:szCs w:val="21"/>
+        </w:rPr>
+        <w:t>(</w:t>
+      </w:r>
+      <w:r>
+        <w:rPr>
+          <w:rFonts w:ascii="Times New Roman" w:eastAsia="宋体" w:hAnsi="Times New Roman" w:cs="Times New Roman" w:hint="eastAsia"/>
+          <w:szCs w:val="21"/>
+        </w:rPr>
+        <w:t>详见</w:t>
+      </w:r>
+      <w:r>
+        <w:rPr>
+          <w:rFonts w:ascii="Times New Roman" w:eastAsia="宋体" w:hAnsi="Times New Roman" w:cs="Times New Roman" w:hint="eastAsia"/>
+          <w:color w:val="000000" w:themeColor="text1"/>
+          <w:szCs w:val="21"/>
+        </w:rPr>
+        <w:t>本章第</w:t>
+      </w:r>
+      <w:r>
+        <w:rPr>
+          <w:rFonts w:ascii="Times New Roman" w:eastAsia="宋体" w:hAnsi="Times New Roman" w:cs="Times New Roman" w:hint="eastAsia"/>
+          <w:color w:val="000000" w:themeColor="text1"/>
+          <w:szCs w:val="21"/>
+        </w:rPr>
+        <w:t>3</w:t>
+      </w:r>
+      <w:r>
+        <w:rPr>
+          <w:rFonts w:ascii="Times New Roman" w:eastAsia="宋体" w:hAnsi="Times New Roman" w:cs="Times New Roman" w:hint="eastAsia"/>
+          <w:color w:val="000000" w:themeColor="text1"/>
+          <w:szCs w:val="21"/>
+        </w:rPr>
+        <w:t>小节</w:t>
+      </w:r>
+      <w:r>
+        <w:rPr>
+          <w:rFonts w:ascii="Times New Roman" w:eastAsia="宋体" w:hAnsi="Times New Roman" w:cs="Times New Roman" w:hint="eastAsia"/>
+          <w:szCs w:val="21"/>
+        </w:rPr>
+        <w:t>)</w:t>
+      </w:r>
+      <w:r>
+        <w:rPr>
+          <w:rFonts w:ascii="Times New Roman" w:eastAsia="宋体" w:hAnsi="Times New Roman" w:cs="Times New Roman" w:hint="eastAsia"/>
+          <w:szCs w:val="21"/>
+        </w:rPr>
+        <w:t xml:space="preserve">. </w:t>
+      </w:r>
+      <w:r>
+        <w:rPr>
+          <w:rFonts w:ascii="Times New Roman" w:eastAsia="宋体" w:hAnsi="Times New Roman" w:cs="Times New Roman" w:hint="eastAsia"/>
+          <w:szCs w:val="21"/>
+        </w:rPr>
+        <w:t>在</w:t>
+      </w:r>
+      <w:r>
+        <w:rPr>
+          <w:rFonts w:ascii="Times New Roman" w:eastAsia="宋体" w:hAnsi="Times New Roman" w:cs="Times New Roman" w:hint="eastAsia"/>
+          <w:szCs w:val="21"/>
+        </w:rPr>
+        <w:t>AI</w:t>
+      </w:r>
+      <w:r>
+        <w:rPr>
+          <w:rFonts w:ascii="Times New Roman" w:eastAsia="宋体" w:hAnsi="Times New Roman" w:cs="Times New Roman" w:hint="eastAsia"/>
+          <w:szCs w:val="21"/>
+        </w:rPr>
+        <w:t>的无武器建筑或</w:t>
+      </w:r>
+      <w:r>
+        <w:rPr>
+          <w:rFonts w:ascii="Times New Roman" w:eastAsia="宋体" w:hAnsi="Times New Roman" w:cs="Times New Roman" w:hint="eastAsia"/>
+          <w:szCs w:val="21"/>
+        </w:rPr>
+        <w:t>含有标签</w:t>
+      </w:r>
+      <w:r>
+        <w:rPr>
+          <w:rFonts w:ascii="Times New Roman" w:eastAsia="宋体" w:hAnsi="Times New Roman" w:cs="Times New Roman" w:hint="eastAsia"/>
+          <w:szCs w:val="21"/>
+        </w:rPr>
+        <w:t>ToProtect=yes</w:t>
+      </w:r>
+      <w:r>
+        <w:rPr>
+          <w:rFonts w:ascii="Times New Roman" w:eastAsia="宋体" w:hAnsi="Times New Roman" w:cs="Times New Roman" w:hint="eastAsia"/>
+          <w:szCs w:val="21"/>
+        </w:rPr>
+        <w:t>的单位被攻击时</w:t>
+      </w:r>
+      <w:r>
+        <w:rPr>
+          <w:rFonts w:ascii="Times New Roman" w:eastAsia="宋体" w:hAnsi="Times New Roman" w:cs="Times New Roman" w:hint="eastAsia"/>
+          <w:szCs w:val="21"/>
+        </w:rPr>
+        <w:t xml:space="preserve">, </w:t>
+      </w:r>
+      <w:r>
+        <w:rPr>
+          <w:rFonts w:ascii="Times New Roman" w:eastAsia="宋体" w:hAnsi="Times New Roman" w:cs="Times New Roman" w:hint="eastAsia"/>
+          <w:szCs w:val="21"/>
+        </w:rPr>
+        <w:t>AI</w:t>
+      </w:r>
+      <w:r>
+        <w:rPr>
+          <w:rFonts w:ascii="Times New Roman" w:eastAsia="宋体" w:hAnsi="Times New Roman" w:cs="Times New Roman" w:hint="eastAsia"/>
+          <w:szCs w:val="21"/>
+        </w:rPr>
+        <w:t>会视侵入者的量招募</w:t>
+      </w:r>
+      <w:r>
+        <w:rPr>
+          <w:rFonts w:ascii="Times New Roman" w:eastAsia="宋体" w:hAnsi="Times New Roman" w:cs="Times New Roman" w:hint="eastAsia"/>
+          <w:szCs w:val="21"/>
+        </w:rPr>
+        <w:t>用于基地防御</w:t>
+      </w:r>
+      <w:r>
+        <w:rPr>
+          <w:rFonts w:ascii="Times New Roman" w:eastAsia="宋体" w:hAnsi="Times New Roman" w:cs="Times New Roman" w:hint="eastAsia"/>
+          <w:szCs w:val="21"/>
+        </w:rPr>
+        <w:t>且</w:t>
+      </w:r>
+      <w:r>
+        <w:rPr>
+          <w:rFonts w:ascii="Times New Roman" w:eastAsia="宋体" w:hAnsi="Times New Roman" w:cs="Times New Roman" w:hint="eastAsia"/>
+          <w:szCs w:val="21"/>
+        </w:rPr>
+        <w:t>成员可被重组的</w:t>
+      </w:r>
+      <w:r>
+        <w:rPr>
+          <w:rFonts w:ascii="Times New Roman" w:eastAsia="宋体" w:hAnsi="Times New Roman" w:cs="Times New Roman" w:hint="eastAsia"/>
+          <w:szCs w:val="21"/>
+        </w:rPr>
+        <w:t>小队的部分成员来驱逐侵入者</w:t>
+      </w:r>
+      <w:r>
+        <w:rPr>
+          <w:rFonts w:ascii="Times New Roman" w:eastAsia="宋体" w:hAnsi="Times New Roman" w:cs="Times New Roman" w:hint="eastAsia"/>
+          <w:szCs w:val="21"/>
+        </w:rPr>
+        <w:t xml:space="preserve">. </w:t>
+      </w:r>
+    </w:p>
+    <w:p>
+      <w:pPr>
+        <w:ind w:firstLineChars="200" w:firstLine="420"/>
+        <w:rPr>
+          <w:rFonts w:ascii="Times New Roman" w:eastAsia="宋体" w:hAnsi="Times New Roman" w:cs="Times New Roman"/>
+          <w:szCs w:val="21"/>
+        </w:rPr>
+      </w:pPr>
+      <w:r>
+        <w:rPr>
+          <w:rFonts w:ascii="Times New Roman" w:eastAsia="宋体" w:hAnsi="Times New Roman" w:cs="Times New Roman" w:hint="eastAsia"/>
+          <w:szCs w:val="21"/>
+        </w:rPr>
+        <w:t>基地防御小队</w:t>
+      </w:r>
+      <w:r>
+        <w:rPr>
+          <w:rFonts w:ascii="Times New Roman" w:eastAsia="宋体" w:hAnsi="Times New Roman" w:cs="Times New Roman" w:hint="eastAsia"/>
+          <w:szCs w:val="21"/>
+        </w:rPr>
+        <w:t>应当</w:t>
+      </w:r>
+      <w:r>
+        <w:rPr>
+          <w:rFonts w:ascii="Times New Roman" w:eastAsia="宋体" w:hAnsi="Times New Roman" w:cs="Times New Roman" w:hint="eastAsia"/>
+          <w:szCs w:val="21"/>
+        </w:rPr>
+        <w:t>勾选侵略部队</w:t>
+      </w:r>
+      <w:r>
+        <w:rPr>
+          <w:rFonts w:ascii="Times New Roman" w:eastAsia="宋体" w:hAnsi="Times New Roman" w:cs="Times New Roman" w:hint="eastAsia"/>
+          <w:szCs w:val="21"/>
+        </w:rPr>
+        <w:t xml:space="preserve">, </w:t>
+      </w:r>
+      <w:r>
+        <w:rPr>
+          <w:rFonts w:ascii="Times New Roman" w:eastAsia="宋体" w:hAnsi="Times New Roman" w:cs="Times New Roman" w:hint="eastAsia"/>
+          <w:szCs w:val="21"/>
+        </w:rPr>
+        <w:t>小队成员会跳过原脚本并持续对侵入者发起攻击</w:t>
+      </w:r>
+      <w:r>
+        <w:rPr>
+          <w:rFonts w:ascii="Times New Roman" w:eastAsia="宋体" w:hAnsi="Times New Roman" w:cs="Times New Roman" w:hint="eastAsia"/>
+          <w:szCs w:val="21"/>
+        </w:rPr>
+        <w:t xml:space="preserve">. </w:t>
+      </w:r>
+    </w:p>
+    <w:p>
+      <w:pPr>
+        <w:ind w:firstLineChars="200" w:firstLine="420"/>
+        <w:rPr>
+          <w:rFonts w:ascii="Times New Roman" w:eastAsia="宋体" w:hAnsi="Times New Roman" w:cs="Times New Roman"/>
+          <w:szCs w:val="21"/>
+        </w:rPr>
+      </w:pPr>
+      <w:r>
+        <w:rPr>
+          <w:rFonts w:ascii="Times New Roman" w:eastAsia="宋体" w:hAnsi="Times New Roman" w:cs="Times New Roman" w:hint="eastAsia"/>
+          <w:szCs w:val="21"/>
+        </w:rPr>
+        <w:t>若小队</w:t>
+      </w:r>
+      <w:r>
+        <w:rPr>
+          <w:rFonts w:ascii="Times New Roman" w:eastAsia="宋体" w:hAnsi="Times New Roman" w:cs="Times New Roman" w:hint="eastAsia"/>
+          <w:szCs w:val="21"/>
+        </w:rPr>
+        <w:t>优先级</w:t>
+      </w:r>
+      <w:r>
+        <w:rPr>
+          <w:rFonts w:ascii="Times New Roman" w:eastAsia="宋体" w:hAnsi="Times New Roman" w:cs="Times New Roman" w:hint="eastAsia"/>
+          <w:szCs w:val="21"/>
+        </w:rPr>
+        <w:t>优先级低于</w:t>
+      </w:r>
+      <w:r>
+        <w:rPr>
+          <w:rFonts w:ascii="Times New Roman" w:eastAsia="宋体" w:hAnsi="Times New Roman" w:cs="Times New Roman" w:hint="eastAsia"/>
+          <w:szCs w:val="21"/>
+        </w:rPr>
+        <w:t>[General]-&gt;</w:t>
+      </w:r>
+      <w:r>
+        <w:rPr>
+          <w:rFonts w:ascii="Times New Roman" w:eastAsia="宋体" w:hAnsi="Times New Roman" w:cs="Times New Roman" w:hint="eastAsia"/>
+          <w:szCs w:val="21"/>
+        </w:rPr>
+        <w:t>SuspendPriority</w:t>
+      </w:r>
+      <w:r>
+        <w:rPr>
+          <w:rFonts w:ascii="Times New Roman" w:eastAsia="宋体" w:hAnsi="Times New Roman" w:cs="Times New Roman" w:hint="eastAsia"/>
+          <w:szCs w:val="21"/>
+        </w:rPr>
+        <w:t>=1</w:t>
+      </w:r>
+      <w:r>
+        <w:rPr>
+          <w:rFonts w:ascii="Times New Roman" w:eastAsia="宋体" w:hAnsi="Times New Roman" w:cs="Times New Roman" w:hint="eastAsia"/>
+          <w:szCs w:val="21"/>
+        </w:rPr>
+        <w:t xml:space="preserve">, </w:t>
+      </w:r>
+      <w:r>
+        <w:rPr>
+          <w:rFonts w:ascii="Times New Roman" w:eastAsia="宋体" w:hAnsi="Times New Roman" w:cs="Times New Roman" w:hint="eastAsia"/>
+          <w:szCs w:val="21"/>
+        </w:rPr>
+        <w:t>则发生上述被攻击事件时</w:t>
+      </w:r>
+      <w:r>
+        <w:rPr>
+          <w:rFonts w:ascii="Times New Roman" w:eastAsia="宋体" w:hAnsi="Times New Roman" w:cs="Times New Roman" w:hint="eastAsia"/>
+          <w:szCs w:val="21"/>
+        </w:rPr>
+        <w:t xml:space="preserve">, </w:t>
+      </w:r>
+      <w:r>
+        <w:rPr>
+          <w:rFonts w:ascii="Times New Roman" w:eastAsia="宋体" w:hAnsi="Times New Roman" w:cs="Times New Roman" w:hint="eastAsia"/>
+          <w:szCs w:val="21"/>
+        </w:rPr>
+        <w:t>这些基地防御小队将在完成当前一行脚本后解散</w:t>
+      </w:r>
+      <w:r>
+        <w:rPr>
+          <w:rFonts w:ascii="Times New Roman" w:eastAsia="宋体" w:hAnsi="Times New Roman" w:cs="Times New Roman" w:hint="eastAsia"/>
+          <w:szCs w:val="21"/>
+        </w:rPr>
+        <w:t xml:space="preserve">, </w:t>
+      </w:r>
+      <w:r>
+        <w:rPr>
+          <w:rFonts w:ascii="Times New Roman" w:eastAsia="宋体" w:hAnsi="Times New Roman" w:cs="Times New Roman" w:hint="eastAsia"/>
+          <w:szCs w:val="21"/>
+        </w:rPr>
+        <w:t>并根据</w:t>
+      </w:r>
+      <w:r>
+        <w:rPr>
+          <w:rFonts w:ascii="Times New Roman" w:eastAsia="宋体" w:hAnsi="Times New Roman" w:cs="Times New Roman" w:hint="eastAsia"/>
+          <w:szCs w:val="21"/>
+        </w:rPr>
+        <w:t>AI</w:t>
+      </w:r>
+      <w:r>
+        <w:rPr>
+          <w:rFonts w:ascii="Times New Roman" w:eastAsia="宋体" w:hAnsi="Times New Roman" w:cs="Times New Roman" w:hint="eastAsia"/>
+          <w:szCs w:val="21"/>
+        </w:rPr>
+        <w:t>的</w:t>
+      </w:r>
+      <w:r>
+        <w:rPr>
+          <w:rFonts w:ascii="Times New Roman" w:eastAsia="宋体" w:hAnsi="Times New Roman" w:cs="Times New Roman" w:hint="eastAsia"/>
+          <w:szCs w:val="21"/>
+        </w:rPr>
+        <w:t>IQ</w:t>
+      </w:r>
+      <w:r>
+        <w:rPr>
+          <w:rFonts w:ascii="Times New Roman" w:eastAsia="宋体" w:hAnsi="Times New Roman" w:cs="Times New Roman" w:hint="eastAsia"/>
+          <w:szCs w:val="21"/>
+        </w:rPr>
+        <w:t>进入</w:t>
+      </w:r>
+      <w:r>
+        <w:rPr>
+          <w:rFonts w:ascii="Times New Roman" w:eastAsia="宋体" w:hAnsi="Times New Roman" w:cs="Times New Roman" w:hint="eastAsia"/>
+          <w:szCs w:val="21"/>
+        </w:rPr>
+        <w:t>Guard</w:t>
+      </w:r>
+      <w:r>
+        <w:rPr>
+          <w:rFonts w:ascii="Times New Roman" w:eastAsia="宋体" w:hAnsi="Times New Roman" w:cs="Times New Roman" w:hint="eastAsia"/>
+          <w:szCs w:val="21"/>
+        </w:rPr>
+        <w:t>或</w:t>
+      </w:r>
+      <w:r>
+        <w:rPr>
+          <w:rFonts w:ascii="Times New Roman" w:eastAsia="宋体" w:hAnsi="Times New Roman" w:cs="Times New Roman" w:hint="eastAsia"/>
+          <w:szCs w:val="21"/>
+        </w:rPr>
+        <w:t>Area Guard</w:t>
+      </w:r>
+      <w:r>
+        <w:rPr>
+          <w:rFonts w:ascii="Times New Roman" w:eastAsia="宋体" w:hAnsi="Times New Roman" w:cs="Times New Roman" w:hint="eastAsia"/>
+          <w:szCs w:val="21"/>
+        </w:rPr>
+        <w:t>状态</w:t>
+      </w:r>
+      <w:r>
+        <w:rPr>
+          <w:rFonts w:ascii="Times New Roman" w:eastAsia="宋体" w:hAnsi="Times New Roman" w:cs="Times New Roman" w:hint="eastAsia"/>
+          <w:szCs w:val="21"/>
+        </w:rPr>
+        <w:t xml:space="preserve">. </w:t>
+      </w:r>
+    </w:p>
+    <w:p>
+      <w:pPr>
+        <w:ind w:firstLineChars="200" w:firstLine="420"/>
+        <w:rPr>
+          <w:rFonts w:ascii="Times New Roman" w:eastAsia="宋体" w:hAnsi="Times New Roman" w:cs="Times New Roman"/>
+          <w:szCs w:val="21"/>
+        </w:rPr>
+      </w:pPr>
+    </w:p>
+    <w:p>
+      <w:pPr>
+        <w:jc w:val="left"/>
+        <w:rPr>
+          <w:rFonts w:ascii="Times New Roman" w:eastAsia="宋体" w:hAnsi="Times New Roman" w:cs="Times New Roman"/>
+          <w:color w:val="77206D" w:themeColor="accent5" w:themeShade="BF"/>
+        </w:rPr>
+      </w:pPr>
+      <w:r>
+        <w:rPr>
+          <w:rFonts w:ascii="Times New Roman" w:eastAsia="宋体" w:hAnsi="Times New Roman" w:cs="Times New Roman" w:hint="eastAsia"/>
+          <w:color w:val="77206D" w:themeColor="accent5" w:themeShade="BF"/>
+        </w:rPr>
+        <w:t>推荐的</w:t>
+      </w:r>
+      <w:r>
+        <w:rPr>
+          <w:rFonts w:ascii="Times New Roman" w:eastAsia="宋体" w:hAnsi="Times New Roman" w:cs="Times New Roman" w:hint="eastAsia"/>
+          <w:color w:val="77206D" w:themeColor="accent5" w:themeShade="BF"/>
+        </w:rPr>
+        <w:t>基地</w:t>
+      </w:r>
+      <w:r>
+        <w:rPr>
+          <w:rFonts w:ascii="Times New Roman" w:eastAsia="宋体" w:hAnsi="Times New Roman" w:cs="Times New Roman" w:hint="eastAsia"/>
+          <w:color w:val="77206D" w:themeColor="accent5" w:themeShade="BF"/>
+        </w:rPr>
+        <w:t>防御小队写法</w:t>
+      </w:r>
+      <w:r>
+        <w:rPr>
+          <w:rFonts w:ascii="Times New Roman" w:eastAsia="宋体" w:hAnsi="Times New Roman" w:cs="Times New Roman" w:hint="eastAsia"/>
+          <w:color w:val="77206D" w:themeColor="accent5" w:themeShade="BF"/>
+        </w:rPr>
+        <w:t>：</w:t>
+      </w:r>
+    </w:p>
+    <w:p>
+      <w:pPr>
         <w:ind w:firstLine="420"/>
         <w:jc w:val="left"/>
         <w:rPr>
@@ -8323,58 +8773,48 @@
         </w:rPr>
         <w:t>下面内容摘自</w:t>
       </w:r>
-      <w:r>
-        <w:fldChar w:fldCharType="begin"/>
-      </w:r>
-      <w:r>
-        <w:instrText>HYPERLINK "https://wiki.ra2diy.com"</w:instrText>
-      </w:r>
-      <w:r>
-        <w:fldChar w:fldCharType="separate"/>
-      </w:r>
-      <w:r>
-        <w:rPr>
-          <w:rStyle w:val="a4"/>
-          <w:rFonts w:ascii="Times New Roman" w:eastAsia="宋体" w:hAnsi="Times New Roman" w:cs="Times New Roman"/>
-          <w:szCs w:val="21"/>
-        </w:rPr>
-        <w:t>红警</w:t>
-      </w:r>
-      <w:r>
-        <w:rPr>
-          <w:rStyle w:val="a4"/>
-          <w:rFonts w:ascii="Times New Roman" w:eastAsia="宋体" w:hAnsi="Times New Roman" w:cs="Times New Roman"/>
-          <w:szCs w:val="21"/>
-        </w:rPr>
-        <w:t>DIY</w:t>
-      </w:r>
-      <w:r>
-        <w:rPr>
-          <w:rStyle w:val="a4"/>
-          <w:rFonts w:ascii="Times New Roman" w:eastAsia="宋体" w:hAnsi="Times New Roman" w:cs="Times New Roman"/>
-          <w:szCs w:val="21"/>
-        </w:rPr>
-        <w:t>论坛</w:t>
-      </w:r>
-      <w:r>
-        <w:rPr>
-          <w:rStyle w:val="a4"/>
-          <w:rFonts w:ascii="Times New Roman" w:eastAsia="宋体" w:hAnsi="Times New Roman" w:cs="Times New Roman"/>
-          <w:szCs w:val="21"/>
-        </w:rPr>
-        <w:t>2025</w:t>
-      </w:r>
-      <w:r>
-        <w:rPr>
-          <w:rStyle w:val="a4"/>
-          <w:rFonts w:ascii="Times New Roman" w:eastAsia="宋体" w:hAnsi="Times New Roman" w:cs="Times New Roman"/>
-          <w:szCs w:val="21"/>
-        </w:rPr>
-        <w:t>版教程</w:t>
-      </w:r>
-      <w:r>
-        <w:fldChar w:fldCharType="end"/>
-      </w:r>
+      <w:hyperlink r:id="rId15" w:history="1">
+        <w:r>
+          <w:rPr>
+            <w:rStyle w:val="a4"/>
+            <w:rFonts w:ascii="Times New Roman" w:eastAsia="宋体" w:hAnsi="Times New Roman" w:cs="Times New Roman"/>
+            <w:szCs w:val="21"/>
+          </w:rPr>
+          <w:t>红警</w:t>
+        </w:r>
+        <w:r>
+          <w:rPr>
+            <w:rStyle w:val="a4"/>
+            <w:rFonts w:ascii="Times New Roman" w:eastAsia="宋体" w:hAnsi="Times New Roman" w:cs="Times New Roman"/>
+            <w:szCs w:val="21"/>
+          </w:rPr>
+          <w:t>DIY</w:t>
+        </w:r>
+        <w:r>
+          <w:rPr>
+            <w:rStyle w:val="a4"/>
+            <w:rFonts w:ascii="Times New Roman" w:eastAsia="宋体" w:hAnsi="Times New Roman" w:cs="Times New Roman"/>
+            <w:szCs w:val="21"/>
+          </w:rPr>
+          <w:t>论坛</w:t>
+        </w:r>
+        <w:r>
+          <w:rPr>
+            <w:rStyle w:val="a4"/>
+            <w:rFonts w:ascii="Times New Roman" w:eastAsia="宋体" w:hAnsi="Times New Roman" w:cs="Times New Roman"/>
+            <w:szCs w:val="21"/>
+          </w:rPr>
+          <w:t>2025</w:t>
+        </w:r>
+        <w:r>
+          <w:rPr>
+            <w:rStyle w:val="a4"/>
+            <w:rFonts w:ascii="Times New Roman" w:eastAsia="宋体" w:hAnsi="Times New Roman" w:cs="Times New Roman"/>
+            <w:szCs w:val="21"/>
+          </w:rPr>
+          <w:t>版教程</w:t>
+        </w:r>
+      </w:hyperlink>
       <w:r>
         <w:rPr>
           <w:rFonts w:ascii="Times New Roman" w:eastAsia="宋体" w:hAnsi="Times New Roman" w:cs="Times New Roman"/>
@@ -8492,7 +8932,6 @@
         </w:rPr>
         <w:t>复制到地图</w:t>
       </w:r>
-      <w:proofErr w:type="spellStart"/>
       <w:r>
         <w:rPr>
           <w:rFonts w:ascii="Times New Roman" w:eastAsia="宋体" w:hAnsi="Times New Roman" w:cs="Times New Roman" w:hint="eastAsia"/>
@@ -8500,7 +8939,6 @@
         </w:rPr>
         <w:t>ini</w:t>
       </w:r>
-      <w:proofErr w:type="spellEnd"/>
       <w:r>
         <w:rPr>
           <w:rFonts w:ascii="Times New Roman" w:eastAsia="宋体" w:hAnsi="Times New Roman" w:cs="Times New Roman" w:hint="eastAsia"/>
@@ -8635,23 +9073,13 @@
           <w:szCs w:val="21"/>
         </w:rPr>
       </w:pPr>
-      <w:proofErr w:type="spellStart"/>
-      <w:r>
-        <w:rPr>
-          <w:rFonts w:ascii="Times New Roman" w:eastAsia="宋体" w:hAnsi="Times New Roman" w:cs="Times New Roman" w:hint="eastAsia"/>
-          <w:color w:val="EE0000"/>
-          <w:szCs w:val="21"/>
-        </w:rPr>
-        <w:t>TeamDelays</w:t>
-      </w:r>
-      <w:proofErr w:type="spellEnd"/>
-      <w:r>
-        <w:rPr>
-          <w:rFonts w:ascii="Times New Roman" w:eastAsia="宋体" w:hAnsi="Times New Roman" w:cs="Times New Roman" w:hint="eastAsia"/>
-          <w:color w:val="EE0000"/>
-          <w:szCs w:val="21"/>
-        </w:rPr>
-        <w:t>=2000,2500,3500</w:t>
+      <w:r>
+        <w:rPr>
+          <w:rFonts w:ascii="Times New Roman" w:eastAsia="宋体" w:hAnsi="Times New Roman" w:cs="Times New Roman" w:hint="eastAsia"/>
+          <w:color w:val="EE0000"/>
+          <w:szCs w:val="21"/>
+        </w:rPr>
+        <w:t>TeamDelays=2000,2500,3500</w:t>
       </w:r>
       <w:r>
         <w:rPr>
@@ -8815,23 +9243,13 @@
           <w:szCs w:val="21"/>
         </w:rPr>
       </w:pPr>
-      <w:proofErr w:type="spellStart"/>
-      <w:r>
-        <w:rPr>
-          <w:rFonts w:ascii="Times New Roman" w:eastAsia="宋体" w:hAnsi="Times New Roman" w:cs="Times New Roman" w:hint="eastAsia"/>
-          <w:color w:val="EE0000"/>
-          <w:szCs w:val="21"/>
-        </w:rPr>
-        <w:t>TotalAITeamCap</w:t>
-      </w:r>
-      <w:proofErr w:type="spellEnd"/>
-      <w:r>
-        <w:rPr>
-          <w:rFonts w:ascii="Times New Roman" w:eastAsia="宋体" w:hAnsi="Times New Roman" w:cs="Times New Roman" w:hint="eastAsia"/>
-          <w:color w:val="EE0000"/>
-          <w:szCs w:val="21"/>
-        </w:rPr>
-        <w:t>=30,30,30</w:t>
+      <w:r>
+        <w:rPr>
+          <w:rFonts w:ascii="Times New Roman" w:eastAsia="宋体" w:hAnsi="Times New Roman" w:cs="Times New Roman" w:hint="eastAsia"/>
+          <w:color w:val="EE0000"/>
+          <w:szCs w:val="21"/>
+        </w:rPr>
+        <w:t>TotalAITeamCap=30,30,30</w:t>
       </w:r>
       <w:r>
         <w:rPr>
@@ -8922,21 +9340,12 @@
           <w:szCs w:val="21"/>
         </w:rPr>
       </w:pPr>
-      <w:proofErr w:type="spellStart"/>
-      <w:r>
-        <w:rPr>
-          <w:rFonts w:ascii="Times New Roman" w:eastAsia="宋体" w:hAnsi="Times New Roman" w:cs="Times New Roman" w:hint="eastAsia"/>
-          <w:szCs w:val="21"/>
-        </w:rPr>
-        <w:t>PrismSupportModifier</w:t>
-      </w:r>
-      <w:proofErr w:type="spellEnd"/>
-      <w:r>
-        <w:rPr>
-          <w:rFonts w:ascii="Times New Roman" w:eastAsia="宋体" w:hAnsi="Times New Roman" w:cs="Times New Roman" w:hint="eastAsia"/>
-          <w:szCs w:val="21"/>
-        </w:rPr>
-        <w:t>=150%</w:t>
+      <w:r>
+        <w:rPr>
+          <w:rFonts w:ascii="Times New Roman" w:eastAsia="宋体" w:hAnsi="Times New Roman" w:cs="Times New Roman" w:hint="eastAsia"/>
+          <w:szCs w:val="21"/>
+        </w:rPr>
+        <w:t>PrismSupportModifier=150%</w:t>
       </w:r>
       <w:r>
         <w:rPr>
@@ -9045,21 +9454,12 @@
           <w:szCs w:val="21"/>
         </w:rPr>
       </w:pPr>
-      <w:proofErr w:type="spellStart"/>
-      <w:r>
-        <w:rPr>
-          <w:rFonts w:ascii="Times New Roman" w:eastAsia="宋体" w:hAnsi="Times New Roman" w:cs="Times New Roman" w:hint="eastAsia"/>
-          <w:szCs w:val="21"/>
-        </w:rPr>
-        <w:t>AISlaveMinerNumber</w:t>
-      </w:r>
-      <w:proofErr w:type="spellEnd"/>
-      <w:r>
-        <w:rPr>
-          <w:rFonts w:ascii="Times New Roman" w:eastAsia="宋体" w:hAnsi="Times New Roman" w:cs="Times New Roman" w:hint="eastAsia"/>
-          <w:szCs w:val="21"/>
-        </w:rPr>
-        <w:t>=4,3,2</w:t>
+      <w:r>
+        <w:rPr>
+          <w:rFonts w:ascii="Times New Roman" w:eastAsia="宋体" w:hAnsi="Times New Roman" w:cs="Times New Roman" w:hint="eastAsia"/>
+          <w:szCs w:val="21"/>
+        </w:rPr>
+        <w:t>AISlaveMinerNumber=4,3,2</w:t>
       </w:r>
       <w:r>
         <w:rPr>
@@ -9226,21 +9626,12 @@
           <w:szCs w:val="21"/>
         </w:rPr>
       </w:pPr>
-      <w:proofErr w:type="spellStart"/>
-      <w:r>
-        <w:rPr>
-          <w:rFonts w:ascii="Times New Roman" w:eastAsia="宋体" w:hAnsi="Times New Roman" w:cs="Times New Roman" w:hint="eastAsia"/>
-          <w:szCs w:val="21"/>
-        </w:rPr>
-        <w:t>CampaignMoneyDeltaEasy</w:t>
-      </w:r>
-      <w:proofErr w:type="spellEnd"/>
-      <w:r>
-        <w:rPr>
-          <w:rFonts w:ascii="Times New Roman" w:eastAsia="宋体" w:hAnsi="Times New Roman" w:cs="Times New Roman" w:hint="eastAsia"/>
-          <w:szCs w:val="21"/>
-        </w:rPr>
-        <w:t>=25000</w:t>
+      <w:r>
+        <w:rPr>
+          <w:rFonts w:ascii="Times New Roman" w:eastAsia="宋体" w:hAnsi="Times New Roman" w:cs="Times New Roman" w:hint="eastAsia"/>
+          <w:szCs w:val="21"/>
+        </w:rPr>
+        <w:t>CampaignMoneyDeltaEasy=25000</w:t>
       </w:r>
       <w:r>
         <w:rPr>
@@ -9286,21 +9677,12 @@
           <w:szCs w:val="21"/>
         </w:rPr>
       </w:pPr>
-      <w:proofErr w:type="spellStart"/>
-      <w:r>
-        <w:rPr>
-          <w:rFonts w:ascii="Times New Roman" w:eastAsia="宋体" w:hAnsi="Times New Roman" w:cs="Times New Roman" w:hint="eastAsia"/>
-          <w:szCs w:val="21"/>
-        </w:rPr>
-        <w:t>CampaignMoneyDeltaHard</w:t>
-      </w:r>
-      <w:proofErr w:type="spellEnd"/>
-      <w:r>
-        <w:rPr>
-          <w:rFonts w:ascii="Times New Roman" w:eastAsia="宋体" w:hAnsi="Times New Roman" w:cs="Times New Roman" w:hint="eastAsia"/>
-          <w:szCs w:val="21"/>
-        </w:rPr>
-        <w:t>=-5000</w:t>
+      <w:r>
+        <w:rPr>
+          <w:rFonts w:ascii="Times New Roman" w:eastAsia="宋体" w:hAnsi="Times New Roman" w:cs="Times New Roman" w:hint="eastAsia"/>
+          <w:szCs w:val="21"/>
+        </w:rPr>
+        <w:t>CampaignMoneyDeltaHard=-5000</w:t>
       </w:r>
       <w:r>
         <w:rPr>
@@ -9347,23 +9729,13 @@
           <w:szCs w:val="21"/>
         </w:rPr>
       </w:pPr>
-      <w:proofErr w:type="spellStart"/>
-      <w:r>
-        <w:rPr>
-          <w:rFonts w:ascii="Times New Roman" w:eastAsia="宋体" w:hAnsi="Times New Roman" w:cs="Times New Roman" w:hint="eastAsia"/>
-          <w:color w:val="EE0000"/>
-          <w:szCs w:val="21"/>
-        </w:rPr>
-        <w:t>MinimumAIDefensiveTeams</w:t>
-      </w:r>
-      <w:proofErr w:type="spellEnd"/>
-      <w:r>
-        <w:rPr>
-          <w:rFonts w:ascii="Times New Roman" w:eastAsia="宋体" w:hAnsi="Times New Roman" w:cs="Times New Roman" w:hint="eastAsia"/>
-          <w:color w:val="EE0000"/>
-          <w:szCs w:val="21"/>
-        </w:rPr>
-        <w:t>=1,1,1</w:t>
+      <w:r>
+        <w:rPr>
+          <w:rFonts w:ascii="Times New Roman" w:eastAsia="宋体" w:hAnsi="Times New Roman" w:cs="Times New Roman" w:hint="eastAsia"/>
+          <w:color w:val="EE0000"/>
+          <w:szCs w:val="21"/>
+        </w:rPr>
+        <w:t>MinimumAIDefensiveTeams=1,1,1</w:t>
       </w:r>
       <w:r>
         <w:rPr>
@@ -9497,23 +9869,13 @@
           <w:szCs w:val="21"/>
         </w:rPr>
       </w:pPr>
-      <w:proofErr w:type="spellStart"/>
-      <w:r>
-        <w:rPr>
-          <w:rFonts w:ascii="Times New Roman" w:eastAsia="宋体" w:hAnsi="Times New Roman" w:cs="Times New Roman" w:hint="eastAsia"/>
-          <w:color w:val="EE0000"/>
-          <w:szCs w:val="21"/>
-        </w:rPr>
-        <w:t>MaximumAIDefensiveTeams</w:t>
-      </w:r>
-      <w:proofErr w:type="spellEnd"/>
-      <w:r>
-        <w:rPr>
-          <w:rFonts w:ascii="Times New Roman" w:eastAsia="宋体" w:hAnsi="Times New Roman" w:cs="Times New Roman" w:hint="eastAsia"/>
-          <w:color w:val="EE0000"/>
-          <w:szCs w:val="21"/>
-        </w:rPr>
-        <w:t>=2,2,2</w:t>
+      <w:r>
+        <w:rPr>
+          <w:rFonts w:ascii="Times New Roman" w:eastAsia="宋体" w:hAnsi="Times New Roman" w:cs="Times New Roman" w:hint="eastAsia"/>
+          <w:color w:val="EE0000"/>
+          <w:szCs w:val="21"/>
+        </w:rPr>
+        <w:t>MaximumAIDefensiveTeams=2,2,2</w:t>
       </w:r>
       <w:r>
         <w:rPr>
@@ -9596,21 +9958,12 @@
           <w:szCs w:val="21"/>
         </w:rPr>
       </w:pPr>
-      <w:proofErr w:type="spellStart"/>
-      <w:r>
-        <w:rPr>
-          <w:rFonts w:ascii="Times New Roman" w:eastAsia="宋体" w:hAnsi="Times New Roman" w:cs="Times New Roman" w:hint="eastAsia"/>
-          <w:szCs w:val="21"/>
-        </w:rPr>
-        <w:t>AIMinorSuperReadyPercent</w:t>
-      </w:r>
-      <w:proofErr w:type="spellEnd"/>
-      <w:r>
-        <w:rPr>
-          <w:rFonts w:ascii="Times New Roman" w:eastAsia="宋体" w:hAnsi="Times New Roman" w:cs="Times New Roman" w:hint="eastAsia"/>
-          <w:szCs w:val="21"/>
-        </w:rPr>
-        <w:t>=.5</w:t>
+      <w:r>
+        <w:rPr>
+          <w:rFonts w:ascii="Times New Roman" w:eastAsia="宋体" w:hAnsi="Times New Roman" w:cs="Times New Roman" w:hint="eastAsia"/>
+          <w:szCs w:val="21"/>
+        </w:rPr>
+        <w:t>AIMinorSuperReadyPercent=.5</w:t>
       </w:r>
       <w:r>
         <w:rPr>
@@ -9691,21 +10044,12 @@
           <w:szCs w:val="21"/>
         </w:rPr>
       </w:pPr>
-      <w:proofErr w:type="spellStart"/>
-      <w:r>
-        <w:rPr>
-          <w:rFonts w:ascii="Times New Roman" w:eastAsia="宋体" w:hAnsi="Times New Roman" w:cs="Times New Roman" w:hint="eastAsia"/>
-          <w:szCs w:val="21"/>
-        </w:rPr>
-        <w:t>TargetDistanceCoefficientDefault</w:t>
-      </w:r>
-      <w:proofErr w:type="spellEnd"/>
-      <w:r>
-        <w:rPr>
-          <w:rFonts w:ascii="Times New Roman" w:eastAsia="宋体" w:hAnsi="Times New Roman" w:cs="Times New Roman" w:hint="eastAsia"/>
-          <w:szCs w:val="21"/>
-        </w:rPr>
-        <w:t>=-1</w:t>
+      <w:r>
+        <w:rPr>
+          <w:rFonts w:ascii="Times New Roman" w:eastAsia="宋体" w:hAnsi="Times New Roman" w:cs="Times New Roman" w:hint="eastAsia"/>
+          <w:szCs w:val="21"/>
+        </w:rPr>
+        <w:t>TargetDistanceCoefficientDefault=-1</w:t>
       </w:r>
       <w:r>
         <w:rPr>
@@ -9786,21 +10130,12 @@
           <w:szCs w:val="21"/>
         </w:rPr>
       </w:pPr>
-      <w:proofErr w:type="spellStart"/>
-      <w:r>
-        <w:rPr>
-          <w:rFonts w:ascii="Times New Roman" w:eastAsia="宋体" w:hAnsi="Times New Roman" w:cs="Times New Roman" w:hint="eastAsia"/>
-          <w:szCs w:val="21"/>
-        </w:rPr>
-        <w:t>AITriggerSuccessWeightDelta</w:t>
-      </w:r>
-      <w:proofErr w:type="spellEnd"/>
-      <w:r>
-        <w:rPr>
-          <w:rFonts w:ascii="Times New Roman" w:eastAsia="宋体" w:hAnsi="Times New Roman" w:cs="Times New Roman" w:hint="eastAsia"/>
-          <w:szCs w:val="21"/>
-        </w:rPr>
-        <w:t>=</w:t>
+      <w:r>
+        <w:rPr>
+          <w:rFonts w:ascii="Times New Roman" w:eastAsia="宋体" w:hAnsi="Times New Roman" w:cs="Times New Roman" w:hint="eastAsia"/>
+          <w:szCs w:val="21"/>
+        </w:rPr>
+        <w:t>AITriggerSuccessWeightDelta=</w:t>
       </w:r>
       <w:r>
         <w:rPr>
@@ -9860,21 +10195,12 @@
           <w:szCs w:val="21"/>
         </w:rPr>
       </w:pPr>
-      <w:proofErr w:type="spellStart"/>
-      <w:r>
-        <w:rPr>
-          <w:rFonts w:ascii="Times New Roman" w:eastAsia="宋体" w:hAnsi="Times New Roman" w:cs="Times New Roman" w:hint="eastAsia"/>
-          <w:szCs w:val="21"/>
-        </w:rPr>
-        <w:t>AITriggerFailureWeightDelta</w:t>
-      </w:r>
-      <w:proofErr w:type="spellEnd"/>
-      <w:r>
-        <w:rPr>
-          <w:rFonts w:ascii="Times New Roman" w:eastAsia="宋体" w:hAnsi="Times New Roman" w:cs="Times New Roman" w:hint="eastAsia"/>
-          <w:szCs w:val="21"/>
-        </w:rPr>
-        <w:t>=-</w:t>
+      <w:r>
+        <w:rPr>
+          <w:rFonts w:ascii="Times New Roman" w:eastAsia="宋体" w:hAnsi="Times New Roman" w:cs="Times New Roman" w:hint="eastAsia"/>
+          <w:szCs w:val="21"/>
+        </w:rPr>
+        <w:t>AITriggerFailureWeightDelta=-</w:t>
       </w:r>
       <w:r>
         <w:rPr>
@@ -9949,23 +10275,13 @@
           <w:szCs w:val="21"/>
         </w:rPr>
       </w:pPr>
-      <w:proofErr w:type="spellStart"/>
-      <w:r>
-        <w:rPr>
-          <w:rFonts w:ascii="Times New Roman" w:eastAsia="宋体" w:hAnsi="Times New Roman" w:cs="Times New Roman" w:hint="eastAsia"/>
-          <w:color w:val="EE0000"/>
-          <w:szCs w:val="21"/>
-        </w:rPr>
-        <w:t>UseMinDefenseRule</w:t>
-      </w:r>
-      <w:proofErr w:type="spellEnd"/>
-      <w:r>
-        <w:rPr>
-          <w:rFonts w:ascii="Times New Roman" w:eastAsia="宋体" w:hAnsi="Times New Roman" w:cs="Times New Roman" w:hint="eastAsia"/>
-          <w:color w:val="EE0000"/>
-          <w:szCs w:val="21"/>
-        </w:rPr>
-        <w:t>=yes</w:t>
+      <w:r>
+        <w:rPr>
+          <w:rFonts w:ascii="Times New Roman" w:eastAsia="宋体" w:hAnsi="Times New Roman" w:cs="Times New Roman" w:hint="eastAsia"/>
+          <w:color w:val="EE0000"/>
+          <w:szCs w:val="21"/>
+        </w:rPr>
+        <w:t>UseMinDefenseRule=yes</w:t>
       </w:r>
       <w:r>
         <w:rPr>
@@ -10120,21 +10436,12 @@
         </w:rPr>
         <w:tab/>
       </w:r>
-      <w:proofErr w:type="spellStart"/>
-      <w:r>
-        <w:rPr>
-          <w:rFonts w:ascii="Times New Roman" w:eastAsia="宋体" w:hAnsi="Times New Roman" w:cs="Times New Roman" w:hint="eastAsia"/>
-          <w:szCs w:val="21"/>
-        </w:rPr>
-        <w:t>SuspendDelay</w:t>
-      </w:r>
-      <w:proofErr w:type="spellEnd"/>
-      <w:r>
-        <w:rPr>
-          <w:rFonts w:ascii="Times New Roman" w:eastAsia="宋体" w:hAnsi="Times New Roman" w:cs="Times New Roman" w:hint="eastAsia"/>
-          <w:szCs w:val="21"/>
-        </w:rPr>
-        <w:t>=2</w:t>
+      <w:r>
+        <w:rPr>
+          <w:rFonts w:ascii="Times New Roman" w:eastAsia="宋体" w:hAnsi="Times New Roman" w:cs="Times New Roman" w:hint="eastAsia"/>
+          <w:szCs w:val="21"/>
+        </w:rPr>
+        <w:t>SuspendDelay=2</w:t>
       </w:r>
       <w:r>
         <w:rPr>
@@ -10194,21 +10501,12 @@
           <w:szCs w:val="21"/>
         </w:rPr>
       </w:pPr>
-      <w:proofErr w:type="spellStart"/>
-      <w:r>
-        <w:rPr>
-          <w:rFonts w:ascii="Times New Roman" w:eastAsia="宋体" w:hAnsi="Times New Roman" w:cs="Times New Roman" w:hint="eastAsia"/>
-          <w:szCs w:val="21"/>
-        </w:rPr>
-        <w:t>SuspendPriority</w:t>
-      </w:r>
-      <w:proofErr w:type="spellEnd"/>
-      <w:r>
-        <w:rPr>
-          <w:rFonts w:ascii="Times New Roman" w:eastAsia="宋体" w:hAnsi="Times New Roman" w:cs="Times New Roman" w:hint="eastAsia"/>
-          <w:szCs w:val="21"/>
-        </w:rPr>
-        <w:t>=1</w:t>
+      <w:r>
+        <w:rPr>
+          <w:rFonts w:ascii="Times New Roman" w:eastAsia="宋体" w:hAnsi="Times New Roman" w:cs="Times New Roman" w:hint="eastAsia"/>
+          <w:szCs w:val="21"/>
+        </w:rPr>
+        <w:t>SuspendPriority=1</w:t>
       </w:r>
       <w:r>
         <w:rPr>
@@ -10356,7 +10654,6 @@
         </w:rPr>
         <w:t>对于</w:t>
       </w:r>
-      <w:proofErr w:type="spellStart"/>
       <w:r>
         <w:rPr>
           <w:rFonts w:ascii="Times New Roman" w:eastAsia="宋体" w:hAnsi="Times New Roman" w:cs="Times New Roman" w:hint="eastAsia"/>
@@ -10364,7 +10661,6 @@
         </w:rPr>
         <w:t>UseMinDefenseRule</w:t>
       </w:r>
-      <w:proofErr w:type="spellEnd"/>
       <w:r>
         <w:rPr>
           <w:rFonts w:ascii="Times New Roman" w:eastAsia="宋体" w:hAnsi="Times New Roman" w:cs="Times New Roman" w:hint="eastAsia"/>
@@ -10477,7 +10773,6 @@
         </w:rPr>
         <w:t>直到这些小队达到</w:t>
       </w:r>
-      <w:proofErr w:type="spellStart"/>
       <w:r>
         <w:rPr>
           <w:rFonts w:ascii="Times New Roman" w:eastAsia="宋体" w:hAnsi="Times New Roman" w:cs="Times New Roman" w:hint="eastAsia"/>
@@ -10485,7 +10780,6 @@
         </w:rPr>
         <w:t>MinimumAIDefensiveTeams</w:t>
       </w:r>
-      <w:proofErr w:type="spellEnd"/>
       <w:r>
         <w:rPr>
           <w:rFonts w:ascii="Times New Roman" w:eastAsia="宋体" w:hAnsi="Times New Roman" w:cs="Times New Roman" w:hint="eastAsia"/>
@@ -10518,23 +10812,13 @@
         </w:rPr>
         <w:t>如果</w:t>
       </w:r>
-      <w:proofErr w:type="spellStart"/>
-      <w:r>
-        <w:rPr>
-          <w:rFonts w:ascii="Times New Roman" w:eastAsia="宋体" w:hAnsi="Times New Roman" w:cs="Times New Roman" w:hint="eastAsia"/>
-          <w:color w:val="EE0000"/>
-          <w:szCs w:val="21"/>
-        </w:rPr>
-        <w:t>UseMinDefenseRule</w:t>
-      </w:r>
-      <w:proofErr w:type="spellEnd"/>
-      <w:r>
-        <w:rPr>
-          <w:rFonts w:ascii="Times New Roman" w:eastAsia="宋体" w:hAnsi="Times New Roman" w:cs="Times New Roman" w:hint="eastAsia"/>
-          <w:color w:val="EE0000"/>
-          <w:szCs w:val="21"/>
-        </w:rPr>
-        <w:t>=yes</w:t>
+      <w:r>
+        <w:rPr>
+          <w:rFonts w:ascii="Times New Roman" w:eastAsia="宋体" w:hAnsi="Times New Roman" w:cs="Times New Roman" w:hint="eastAsia"/>
+          <w:color w:val="EE0000"/>
+          <w:szCs w:val="21"/>
+        </w:rPr>
+        <w:t>UseMinDefenseRule=yes</w:t>
       </w:r>
       <w:r>
         <w:rPr>
@@ -10624,23 +10908,13 @@
         </w:rPr>
         <w:t>如果</w:t>
       </w:r>
-      <w:proofErr w:type="spellStart"/>
-      <w:r>
-        <w:rPr>
-          <w:rFonts w:ascii="Times New Roman" w:eastAsia="宋体" w:hAnsi="Times New Roman" w:cs="Times New Roman" w:hint="eastAsia"/>
-          <w:color w:val="EE0000"/>
-          <w:szCs w:val="21"/>
-        </w:rPr>
-        <w:t>UseMinDefenseRule</w:t>
-      </w:r>
-      <w:proofErr w:type="spellEnd"/>
-      <w:r>
-        <w:rPr>
-          <w:rFonts w:ascii="Times New Roman" w:eastAsia="宋体" w:hAnsi="Times New Roman" w:cs="Times New Roman" w:hint="eastAsia"/>
-          <w:color w:val="EE0000"/>
-          <w:szCs w:val="21"/>
-        </w:rPr>
-        <w:t>=</w:t>
+      <w:r>
+        <w:rPr>
+          <w:rFonts w:ascii="Times New Roman" w:eastAsia="宋体" w:hAnsi="Times New Roman" w:cs="Times New Roman" w:hint="eastAsia"/>
+          <w:color w:val="EE0000"/>
+          <w:szCs w:val="21"/>
+        </w:rPr>
+        <w:t>UseMinDefenseRule=</w:t>
       </w:r>
       <w:r>
         <w:rPr>
@@ -10666,7 +10940,6 @@
         </w:rPr>
         <w:t>则</w:t>
       </w:r>
-      <w:proofErr w:type="spellStart"/>
       <w:r>
         <w:rPr>
           <w:rFonts w:ascii="Times New Roman" w:eastAsia="宋体" w:hAnsi="Times New Roman" w:cs="Times New Roman" w:hint="eastAsia"/>
@@ -10675,7 +10948,6 @@
         </w:rPr>
         <w:t>MinimumAIDefensiveTeams</w:t>
       </w:r>
-      <w:proofErr w:type="spellEnd"/>
       <w:r>
         <w:rPr>
           <w:rFonts w:ascii="Times New Roman" w:eastAsia="宋体" w:hAnsi="Times New Roman" w:cs="Times New Roman" w:hint="eastAsia"/>
@@ -10852,7 +11124,6 @@
         </w:rPr>
         <w:t>当前所有基地防御小队之和未达到</w:t>
       </w:r>
-      <w:proofErr w:type="spellStart"/>
       <w:r>
         <w:rPr>
           <w:rFonts w:ascii="Times New Roman" w:eastAsia="宋体" w:hAnsi="Times New Roman" w:cs="Times New Roman"/>
@@ -10861,7 +11132,6 @@
         </w:rPr>
         <w:t>MaximumAIDefensiveTeams</w:t>
       </w:r>
-      <w:proofErr w:type="spellEnd"/>
       <w:r>
         <w:rPr>
           <w:rFonts w:ascii="Times New Roman" w:eastAsia="宋体" w:hAnsi="Times New Roman" w:cs="Times New Roman"/>
@@ -11119,21 +11389,12 @@
         </w:rPr>
         <w:t>部分关于</w:t>
       </w:r>
-      <w:proofErr w:type="spellStart"/>
       <w:r>
         <w:rPr>
           <w:rFonts w:ascii="Times New Roman" w:eastAsia="宋体" w:hAnsi="Times New Roman" w:cs="Times New Roman" w:hint="eastAsia"/>
           <w:color w:val="77206D" w:themeColor="accent5" w:themeShade="BF"/>
         </w:rPr>
-        <w:t>TeamDelays</w:t>
-      </w:r>
-      <w:proofErr w:type="spellEnd"/>
-      <w:r>
-        <w:rPr>
-          <w:rFonts w:ascii="Times New Roman" w:eastAsia="宋体" w:hAnsi="Times New Roman" w:cs="Times New Roman" w:hint="eastAsia"/>
-          <w:color w:val="77206D" w:themeColor="accent5" w:themeShade="BF"/>
-        </w:rPr>
-        <w:t>=2000,2500,3500</w:t>
+        <w:t>TeamDelays=2000,2500,3500</w:t>
       </w:r>
       <w:r>
         <w:rPr>
@@ -11242,89 +11503,76 @@
         </w:rPr>
         <w:t>可以依据需求考虑调整</w:t>
       </w:r>
-      <w:proofErr w:type="spellStart"/>
       <w:r>
         <w:rPr>
           <w:rFonts w:ascii="Times New Roman" w:eastAsia="宋体" w:hAnsi="Times New Roman" w:cs="Times New Roman" w:hint="eastAsia"/>
           <w:color w:val="77206D" w:themeColor="accent5" w:themeShade="BF"/>
         </w:rPr>
-        <w:t>UseMinDefenseRule</w:t>
-      </w:r>
-      <w:proofErr w:type="spellEnd"/>
+        <w:t>UseMinDefenseRule=yes/no</w:t>
+      </w:r>
       <w:r>
         <w:rPr>
           <w:rFonts w:ascii="Times New Roman" w:eastAsia="宋体" w:hAnsi="Times New Roman" w:cs="Times New Roman" w:hint="eastAsia"/>
           <w:color w:val="77206D" w:themeColor="accent5" w:themeShade="BF"/>
         </w:rPr>
-        <w:t>=yes/no</w:t>
+        <w:t>来控制</w:t>
       </w:r>
       <w:r>
         <w:rPr>
           <w:rFonts w:ascii="Times New Roman" w:eastAsia="宋体" w:hAnsi="Times New Roman" w:cs="Times New Roman" w:hint="eastAsia"/>
           <w:color w:val="77206D" w:themeColor="accent5" w:themeShade="BF"/>
         </w:rPr>
-        <w:t>来控制</w:t>
+        <w:t>AI</w:t>
       </w:r>
       <w:r>
         <w:rPr>
           <w:rFonts w:ascii="Times New Roman" w:eastAsia="宋体" w:hAnsi="Times New Roman" w:cs="Times New Roman" w:hint="eastAsia"/>
           <w:color w:val="77206D" w:themeColor="accent5" w:themeShade="BF"/>
         </w:rPr>
-        <w:t>AI</w:t>
+        <w:t>是否建造基地防御小队</w:t>
       </w:r>
       <w:r>
         <w:rPr>
           <w:rFonts w:ascii="Times New Roman" w:eastAsia="宋体" w:hAnsi="Times New Roman" w:cs="Times New Roman" w:hint="eastAsia"/>
           <w:color w:val="77206D" w:themeColor="accent5" w:themeShade="BF"/>
         </w:rPr>
-        <w:t>是否建造基地防御小队</w:t>
+        <w:t xml:space="preserve">, </w:t>
       </w:r>
       <w:r>
         <w:rPr>
           <w:rFonts w:ascii="Times New Roman" w:eastAsia="宋体" w:hAnsi="Times New Roman" w:cs="Times New Roman" w:hint="eastAsia"/>
           <w:color w:val="77206D" w:themeColor="accent5" w:themeShade="BF"/>
         </w:rPr>
-        <w:t xml:space="preserve">, </w:t>
+        <w:t>以及调整</w:t>
       </w:r>
       <w:r>
         <w:rPr>
           <w:rFonts w:ascii="Times New Roman" w:eastAsia="宋体" w:hAnsi="Times New Roman" w:cs="Times New Roman" w:hint="eastAsia"/>
           <w:color w:val="77206D" w:themeColor="accent5" w:themeShade="BF"/>
         </w:rPr>
-        <w:t>以及调整</w:t>
+        <w:t xml:space="preserve"> </w:t>
       </w:r>
       <w:r>
         <w:rPr>
           <w:rFonts w:ascii="Times New Roman" w:eastAsia="宋体" w:hAnsi="Times New Roman" w:cs="Times New Roman" w:hint="eastAsia"/>
           <w:color w:val="77206D" w:themeColor="accent5" w:themeShade="BF"/>
         </w:rPr>
-        <w:t xml:space="preserve"> </w:t>
-      </w:r>
-      <w:proofErr w:type="spellStart"/>
+        <w:t>MinimumAIDefensiveTeams</w:t>
+      </w:r>
       <w:r>
         <w:rPr>
           <w:rFonts w:ascii="Times New Roman" w:eastAsia="宋体" w:hAnsi="Times New Roman" w:cs="Times New Roman" w:hint="eastAsia"/>
           <w:color w:val="77206D" w:themeColor="accent5" w:themeShade="BF"/>
         </w:rPr>
-        <w:t>MinimumAIDefensiveTeams</w:t>
-      </w:r>
-      <w:proofErr w:type="spellEnd"/>
+        <w:t>和</w:t>
+      </w:r>
       <w:r>
         <w:rPr>
           <w:rFonts w:ascii="Times New Roman" w:eastAsia="宋体" w:hAnsi="Times New Roman" w:cs="Times New Roman" w:hint="eastAsia"/>
           <w:color w:val="77206D" w:themeColor="accent5" w:themeShade="BF"/>
         </w:rPr>
-        <w:t>和</w:t>
-      </w:r>
-      <w:proofErr w:type="spellStart"/>
-      <w:r>
-        <w:rPr>
-          <w:rFonts w:ascii="Times New Roman" w:eastAsia="宋体" w:hAnsi="Times New Roman" w:cs="Times New Roman" w:hint="eastAsia"/>
-          <w:color w:val="77206D" w:themeColor="accent5" w:themeShade="BF"/>
-        </w:rPr>
         <w:t>MaximumAIDefensiveTeams</w:t>
       </w:r>
-      <w:proofErr w:type="spellEnd"/>
       <w:r>
         <w:rPr>
           <w:rFonts w:ascii="Times New Roman" w:eastAsia="宋体" w:hAnsi="Times New Roman" w:cs="Times New Roman" w:hint="eastAsia"/>
@@ -11774,7 +12022,6 @@
         </w:rPr>
         <w:t>建立小队使</w:t>
       </w:r>
-      <w:proofErr w:type="spellStart"/>
       <w:r>
         <w:rPr>
           <w:rFonts w:ascii="Times New Roman" w:eastAsia="宋体" w:hAnsi="Times New Roman" w:cs="Times New Roman" w:hint="eastAsia"/>
@@ -11782,7 +12029,6 @@
         </w:rPr>
         <w:t>ForbiddenHouses</w:t>
       </w:r>
-      <w:proofErr w:type="spellEnd"/>
       <w:r>
         <w:rPr>
           <w:rFonts w:ascii="Times New Roman" w:eastAsia="宋体" w:hAnsi="Times New Roman" w:cs="Times New Roman" w:hint="eastAsia"/>
@@ -12074,7 +12320,6 @@
         </w:rPr>
         <w:t>即</w:t>
       </w:r>
-      <w:proofErr w:type="spellStart"/>
       <w:r>
         <w:rPr>
           <w:rFonts w:ascii="Times New Roman" w:eastAsia="宋体" w:hAnsi="Times New Roman" w:cs="Times New Roman" w:hint="eastAsia"/>
@@ -12082,7 +12327,6 @@
         </w:rPr>
         <w:t>TeamDelays</w:t>
       </w:r>
-      <w:proofErr w:type="spellEnd"/>
       <w:r>
         <w:rPr>
           <w:rFonts w:ascii="Times New Roman" w:eastAsia="宋体" w:hAnsi="Times New Roman" w:cs="Times New Roman" w:hint="eastAsia"/>
@@ -12226,7 +12470,6 @@
         </w:rPr>
         <w:t>修改</w:t>
       </w:r>
-      <w:proofErr w:type="spellStart"/>
       <w:r>
         <w:rPr>
           <w:rFonts w:ascii="Times New Roman" w:eastAsia="宋体" w:hAnsi="Times New Roman" w:cs="Times New Roman" w:hint="eastAsia"/>
@@ -12234,7 +12477,6 @@
         </w:rPr>
         <w:t>TeamDelays</w:t>
       </w:r>
-      <w:proofErr w:type="spellEnd"/>
       <w:r>
         <w:rPr>
           <w:rFonts w:ascii="Times New Roman" w:eastAsia="宋体" w:hAnsi="Times New Roman" w:cs="Times New Roman" w:hint="eastAsia"/>
@@ -12486,7 +12728,7 @@
                     </pic:cNvPicPr>
                   </pic:nvPicPr>
                   <pic:blipFill>
-                    <a:blip r:embed="rId9">
+                    <a:blip r:embed="rId10">
                       <a:extLst>
                         <a:ext uri="{28A0092B-C50C-407E-A947-70E740481C1C}">
                           <a14:useLocalDpi xmlns:a14="http://schemas.microsoft.com/office/drawing/2010/main" val="0"/>
@@ -13164,23 +13406,13 @@
         </w:rPr>
         <w:t>设置</w:t>
       </w:r>
-      <w:proofErr w:type="spellStart"/>
       <w:r>
         <w:rPr>
           <w:rFonts w:ascii="Times New Roman" w:eastAsia="宋体" w:hAnsi="Times New Roman" w:cs="Times New Roman"/>
           <w:color w:val="7030A0"/>
           <w:szCs w:val="21"/>
         </w:rPr>
-        <w:t>TeamDelays</w:t>
-      </w:r>
-      <w:proofErr w:type="spellEnd"/>
-      <w:r>
-        <w:rPr>
-          <w:rFonts w:ascii="Times New Roman" w:eastAsia="宋体" w:hAnsi="Times New Roman" w:cs="Times New Roman"/>
-          <w:color w:val="7030A0"/>
-          <w:szCs w:val="21"/>
-        </w:rPr>
-        <w:t>=500,500,500(</w:t>
+        <w:t>TeamDelays=500,500,500(</w:t>
       </w:r>
       <w:r>
         <w:rPr>
@@ -13811,7 +14043,6 @@
           <w:szCs w:val="24"/>
         </w:rPr>
       </w:pPr>
-      <w:proofErr w:type="spellStart"/>
       <w:r>
         <w:rPr>
           <w:rFonts w:ascii="Times New Roman" w:eastAsia="宋体" w:hAnsi="Times New Roman" w:cs="Times New Roman" w:hint="eastAsia"/>
@@ -13820,7 +14051,6 @@
         </w:rPr>
         <w:t>AuY</w:t>
       </w:r>
-      <w:proofErr w:type="spellEnd"/>
     </w:p>
     <w:p>
       <w:pPr>
@@ -13831,7 +14061,6 @@
           <w:szCs w:val="24"/>
         </w:rPr>
       </w:pPr>
-      <w:proofErr w:type="spellStart"/>
       <w:r>
         <w:rPr>
           <w:rFonts w:ascii="Times New Roman" w:eastAsia="宋体" w:hAnsi="Times New Roman" w:cs="Times New Roman" w:hint="eastAsia"/>
@@ -13840,7 +14069,6 @@
         </w:rPr>
         <w:t>Handama</w:t>
       </w:r>
-      <w:proofErr w:type="spellEnd"/>
     </w:p>
     <w:p>
       <w:pPr>
@@ -13914,7 +14142,7 @@
       <w:pPr>
         <w:ind w:firstLineChars="200" w:firstLine="480"/>
         <w:rPr>
-          <w:rFonts w:ascii="Times New Roman" w:eastAsia="宋体" w:hAnsi="Times New Roman" w:cs="Times New Roman"/>
+          <w:rFonts w:ascii="Times New Roman" w:eastAsia="宋体" w:hAnsi="Times New Roman" w:cs="Times New Roman" w:hint="eastAsia"/>
           <w:sz w:val="24"/>
           <w:szCs w:val="24"/>
         </w:rPr>
@@ -13925,11 +14153,29 @@
           <w:sz w:val="24"/>
           <w:szCs w:val="24"/>
         </w:rPr>
-        <w:t>以及其他各位朋友</w:t>
+        <w:t>枫亭切沃</w:t>
       </w:r>
     </w:p>
     <w:p>
       <w:pPr>
+        <w:ind w:firstLineChars="200" w:firstLine="480"/>
+        <w:rPr>
+          <w:rFonts w:ascii="Times New Roman" w:eastAsia="宋体" w:hAnsi="Times New Roman" w:cs="Times New Roman"/>
+          <w:sz w:val="24"/>
+          <w:szCs w:val="24"/>
+        </w:rPr>
+      </w:pPr>
+      <w:r>
+        <w:rPr>
+          <w:rFonts w:ascii="Times New Roman" w:eastAsia="宋体" w:hAnsi="Times New Roman" w:cs="Times New Roman" w:hint="eastAsia"/>
+          <w:sz w:val="24"/>
+          <w:szCs w:val="24"/>
+        </w:rPr>
+        <w:t>以及其他各位朋友</w:t>
+      </w:r>
+    </w:p>
+    <w:p>
+      <w:pPr>
         <w:spacing w:afterLines="50" w:after="156"/>
         <w:ind w:firstLineChars="200" w:firstLine="480"/>
         <w:rPr>
@@ -14022,7 +14268,7 @@
       </w:r>
     </w:p>
     <w:sectPr>
-      <w:footerReference w:type="default" r:id="rId12"/>
+      <w:footerReference w:type="default" r:id="rId16"/>
       <w:pgSz w:w="11906" w:h="16838"/>
       <w:pgMar w:top="1440" w:right="1080" w:bottom="1440" w:left="1080" w:header="851" w:footer="992" w:gutter="0"/>
       <w:cols w:space="425"/>
